--- a/CIS-Controls-v8/CSW-CIS-Technical-Runbook.docx
+++ b/CIS-Controls-v8/CSW-CIS-Technical-Runbook.docx
@@ -28,7 +28,7 @@
         </w:p>
       </w:sdtContent>
     </w:sdt>
-    <w:bookmarkStart w:id="42" w:name="X48195a60ef8f5b104558256f1426c3a77955ec5"/>
+    <w:bookmarkStart w:id="50" w:name="X48195a60ef8f5b104558256f1426c3a77955ec5"/>
     <w:p>
       <w:pPr>
         <w:pStyle w:val="Heading1"/>
@@ -670,25 +670,31 @@
         <w:t xml:space="preserve"> </w:t>
       </w:r>
       <w:r>
-        <w:t xml:space="preserve">IG; sections 3–5 if Controls 1, 2 and 4 are the priority gap;</w:t>
-      </w:r>
-      <w:r>
-        <w:t xml:space="preserve"> </w:t>
-      </w:r>
-      <w:r>
-        <w:t xml:space="preserve">section 6 if Controls 7 and 13 are the audit gap; section 7 if</w:t>
-      </w:r>
-      <w:r>
-        <w:t xml:space="preserve"> </w:t>
-      </w:r>
-      <w:r>
-        <w:t xml:space="preserve">Control 8 logging retention is the open item; section 9 for the</w:t>
-      </w:r>
-      <w:r>
-        <w:t xml:space="preserve"> </w:t>
-      </w:r>
-      <w:r>
-        <w:t xml:space="preserve">incident-response evidence pack (Control 17).</w:t>
+        <w:t xml:space="preserve">IG; sections 3–4 for the scope tree and the deny-by-default policy set</w:t>
+      </w:r>
+      <w:r>
+        <w:t xml:space="preserve"> </w:t>
+      </w:r>
+      <w:r>
+        <w:t xml:space="preserve">everything else builds on; sections 5–7 if Controls 1, 2 and 4 are the</w:t>
+      </w:r>
+      <w:r>
+        <w:t xml:space="preserve"> </w:t>
+      </w:r>
+      <w:r>
+        <w:t xml:space="preserve">priority gap; sections 8 and 11 if Controls 7 and 13 are the audit gap;</w:t>
+      </w:r>
+      <w:r>
+        <w:t xml:space="preserve"> </w:t>
+      </w:r>
+      <w:r>
+        <w:t xml:space="preserve">section 9 if Control 8 logging retention is the open item; section 12</w:t>
+      </w:r>
+      <w:r>
+        <w:t xml:space="preserve"> </w:t>
+      </w:r>
+      <w:r>
+        <w:t xml:space="preserve">for the incident-response evidence pack (Control 17).</w:t>
       </w:r>
     </w:p>
     <w:p>
@@ -3513,13 +3519,13 @@
       </w:r>
     </w:p>
     <w:bookmarkEnd w:id="22"/>
-    <w:bookmarkStart w:id="23" w:name="Xfcbfcf9e63cb1cc19b3a21d69529aeee0c83fef"/>
+    <w:bookmarkStart w:id="26" w:name="X7a26901f8ec6985131e0146d6897a82f9245beb"/>
     <w:p>
       <w:pPr>
         <w:pStyle w:val="Heading2"/>
       </w:pPr>
       <w:r>
-        <w:t xml:space="preserve">3. Control 1 — Inventory and Control of Enterprise Assets</w:t>
+        <w:t xml:space="preserve">3. Scope Architecture and Labeling</w:t>
       </w:r>
     </w:p>
     <w:p>
@@ -3527,41 +3533,56 @@
         <w:pStyle w:val="FirstParagraph"/>
       </w:pPr>
       <w:r>
-        <w:rPr>
-          <w:b/>
-          <w:bCs/>
-        </w:rPr>
-        <w:t xml:space="preserve">IG2 Safeguards in scope:</w:t>
-      </w:r>
-      <w:r>
-        <w:t xml:space="preserve"> </w:t>
-      </w:r>
-      <w:r>
-        <w:t xml:space="preserve">1.1 (inventory), 1.2 (address</w:t>
-      </w:r>
-      <w:r>
-        <w:t xml:space="preserve"> </w:t>
-      </w:r>
-      <w:r>
-        <w:t xml:space="preserve">unauthorised assets), 1.3 (utilise active discovery), 1.4 (DHCP</w:t>
-      </w:r>
-      <w:r>
-        <w:t xml:space="preserve"> </w:t>
-      </w:r>
-      <w:r>
-        <w:t xml:space="preserve">logging — not CSW), 1.5 (passive discovery).</w:t>
-      </w:r>
-    </w:p>
-    <w:p>
-      <w:pPr>
-        <w:pStyle w:val="BodyText"/>
-      </w:pPr>
-      <w:r>
-        <w:rPr>
-          <w:b/>
-          <w:bCs/>
-        </w:rPr>
-        <w:t xml:space="preserve">CSW Implementation:</w:t>
+        <w:t xml:space="preserve">Section 2 establishes</w:t>
+      </w:r>
+      <w:r>
+        <w:t xml:space="preserve"> </w:t>
+      </w:r>
+      <w:r>
+        <w:rPr>
+          <w:i/>
+          <w:iCs/>
+        </w:rPr>
+        <w:t xml:space="preserve">which</w:t>
+      </w:r>
+      <w:r>
+        <w:t xml:space="preserve"> </w:t>
+      </w:r>
+      <w:r>
+        <w:t xml:space="preserve">Safeguards are in force for your IG. This</w:t>
+      </w:r>
+      <w:r>
+        <w:t xml:space="preserve"> </w:t>
+      </w:r>
+      <w:r>
+        <w:t xml:space="preserve">section turns that into a structure CSW can enforce and export against.</w:t>
+      </w:r>
+      <w:r>
+        <w:t xml:space="preserve"> </w:t>
+      </w:r>
+      <w:r>
+        <w:t xml:space="preserve">The scope tree is the shared substrate for Controls 1 and 2 (you cannot</w:t>
+      </w:r>
+      <w:r>
+        <w:t xml:space="preserve"> </w:t>
+      </w:r>
+      <w:r>
+        <w:t xml:space="preserve">inventory what is not in a scope), Control 12 (segmentation is expressed</w:t>
+      </w:r>
+      <w:r>
+        <w:t xml:space="preserve"> </w:t>
+      </w:r>
+      <w:r>
+        <w:t xml:space="preserve">between scopes) and Control 13 (monitoring is scoped traffic filtering).</w:t>
+      </w:r>
+    </w:p>
+    <w:bookmarkStart w:id="23" w:name="Xb2afcc5ec79c92c44c122e5348dde8c691af348"/>
+    <w:p>
+      <w:pPr>
+        <w:pStyle w:val="Heading3"/>
+      </w:pPr>
+      <w:r>
+        <w:t xml:space="preserve">3.1 Suggested Scope Architecture</w:t>
       </w:r>
     </w:p>
     <w:p>
@@ -3572,178 +3593,88 @@
         <w:rPr>
           <w:rStyle w:val="VerbatimChar"/>
         </w:rPr>
-        <w:t xml:space="preserve">Step 1: Achieve sensor coverage (Safeguard 1.1)</w:t>
-      </w:r>
-      <w:r>
-        <w:br/>
-      </w:r>
-      <w:r>
-        <w:rPr>
-          <w:rStyle w:val="VerbatimChar"/>
-        </w:rPr>
-        <w:t xml:space="preserve">  → Linux:   yum/dnf/apt + systemctl enable csw-agent</w:t>
-      </w:r>
-      <w:r>
-        <w:br/>
-      </w:r>
-      <w:r>
-        <w:rPr>
-          <w:rStyle w:val="VerbatimChar"/>
-        </w:rPr>
-        <w:t xml:space="preserve">  → Windows: MSI install + service verification</w:t>
-      </w:r>
-      <w:r>
-        <w:br/>
-      </w:r>
-      <w:r>
-        <w:rPr>
-          <w:rStyle w:val="VerbatimChar"/>
-        </w:rPr>
-        <w:t xml:space="preserve">  → Containers: DaemonSet sensor for K8s; per-node sensor for ECS/AKS/GKE</w:t>
-      </w:r>
-      <w:r>
-        <w:br/>
-      </w:r>
-      <w:r>
-        <w:rPr>
-          <w:rStyle w:val="VerbatimChar"/>
-        </w:rPr>
-        <w:t xml:space="preserve">  → Cloud:   External Orchestrators (AWS/Azure/GCP) for asset metadata</w:t>
-      </w:r>
-      <w:r>
-        <w:br/>
-      </w:r>
-      <w:r>
-        <w:br/>
-      </w:r>
-      <w:r>
-        <w:rPr>
-          <w:rStyle w:val="VerbatimChar"/>
-        </w:rPr>
-        <w:t xml:space="preserve">Step 2: Configure cloud connectors for agentless inventory</w:t>
-      </w:r>
-      <w:r>
-        <w:br/>
-      </w:r>
-      <w:r>
-        <w:rPr>
-          <w:rStyle w:val="VerbatimChar"/>
-        </w:rPr>
-        <w:t xml:space="preserve">  CSW UI → Platform → External Orchestrators</w:t>
-      </w:r>
-      <w:r>
-        <w:br/>
-      </w:r>
-      <w:r>
-        <w:rPr>
-          <w:rStyle w:val="VerbatimChar"/>
-        </w:rPr>
-        <w:t xml:space="preserve">  → AWS account / Azure subscription / GCP project</w:t>
-      </w:r>
-      <w:r>
-        <w:br/>
-      </w:r>
-      <w:r>
-        <w:rPr>
-          <w:rStyle w:val="VerbatimChar"/>
-        </w:rPr>
-        <w:t xml:space="preserve">  → CSW polls API for instance inventory regardless of agent state</w:t>
-      </w:r>
-      <w:r>
-        <w:br/>
-      </w:r>
-      <w:r>
-        <w:rPr>
-          <w:rStyle w:val="VerbatimChar"/>
-        </w:rPr>
-        <w:t xml:space="preserve">  → Captures Safeguard 1.5 passive discovery for ephemeral workloads</w:t>
-      </w:r>
-      <w:r>
-        <w:br/>
-      </w:r>
-      <w:r>
-        <w:br/>
-      </w:r>
-      <w:r>
-        <w:rPr>
-          <w:rStyle w:val="VerbatimChar"/>
-        </w:rPr>
-        <w:t xml:space="preserve">Step 3: Reconcile against your authoritative source (CMDB)</w:t>
-      </w:r>
-      <w:r>
-        <w:br/>
-      </w:r>
-      <w:r>
-        <w:rPr>
-          <w:rStyle w:val="VerbatimChar"/>
-        </w:rPr>
-        <w:t xml:space="preserve">  → Schedule weekly export from CSW inventory API</w:t>
-      </w:r>
-      <w:r>
-        <w:br/>
-      </w:r>
-      <w:r>
-        <w:rPr>
-          <w:rStyle w:val="VerbatimChar"/>
-        </w:rPr>
-        <w:t xml:space="preserve">  → Diff against CMDB; investigate any delta</w:t>
-      </w:r>
-      <w:r>
-        <w:br/>
-      </w:r>
-      <w:r>
-        <w:rPr>
-          <w:rStyle w:val="VerbatimChar"/>
-        </w:rPr>
-        <w:t xml:space="preserve">  → IG3: real-time alert on net-new workload not in CMDB</w:t>
-      </w:r>
-      <w:r>
-        <w:br/>
-      </w:r>
-      <w:r>
-        <w:br/>
-      </w:r>
-      <w:r>
-        <w:rPr>
-          <w:rStyle w:val="VerbatimChar"/>
-        </w:rPr>
-        <w:t xml:space="preserve">Step 4: Quarantine unauthorised workloads (Safeguard 1.2)</w:t>
-      </w:r>
-      <w:r>
-        <w:br/>
-      </w:r>
-      <w:r>
-        <w:rPr>
-          <w:rStyle w:val="VerbatimChar"/>
-        </w:rPr>
-        <w:t xml:space="preserve">  → Pre-built CSW policy: deny-all except management plane</w:t>
-      </w:r>
-      <w:r>
-        <w:br/>
-      </w:r>
-      <w:r>
-        <w:rPr>
-          <w:rStyle w:val="VerbatimChar"/>
-        </w:rPr>
-        <w:t xml:space="preserve">  → Apply to any workload tagged unauthorised=true</w:t>
-      </w:r>
-      <w:r>
-        <w:br/>
-      </w:r>
-      <w:r>
-        <w:rPr>
-          <w:rStyle w:val="VerbatimChar"/>
-        </w:rPr>
-        <w:t xml:space="preserve">  → IG2 expectation: investigate and quarantine within 1 week;</w:t>
-      </w:r>
-      <w:r>
-        <w:br/>
-      </w:r>
-      <w:r>
-        <w:rPr>
-          <w:rStyle w:val="VerbatimChar"/>
-        </w:rPr>
-        <w:t xml:space="preserve">    IG3 expectation: within 24 hours</w:t>
+        <w:t xml:space="preserve">Root Scope</w:t>
+      </w:r>
+      <w:r>
+        <w:br/>
+      </w:r>
+      <w:r>
+        <w:rPr>
+          <w:rStyle w:val="VerbatimChar"/>
+        </w:rPr>
+        <w:t xml:space="preserve">└── Enterprise-Assets</w:t>
+      </w:r>
+      <w:r>
+        <w:br/>
+      </w:r>
+      <w:r>
+        <w:rPr>
+          <w:rStyle w:val="VerbatimChar"/>
+        </w:rPr>
+        <w:t xml:space="preserve">    ├── Sensitive-Data-Assets             (data_sensitivity = regulated | confidential)</w:t>
+      </w:r>
+      <w:r>
+        <w:br/>
+      </w:r>
+      <w:r>
+        <w:rPr>
+          <w:rStyle w:val="VerbatimChar"/>
+        </w:rPr>
+        <w:t xml:space="preserve">    │   ├── Regulated-Data-Stores</w:t>
+      </w:r>
+      <w:r>
+        <w:br/>
+      </w:r>
+      <w:r>
+        <w:rPr>
+          <w:rStyle w:val="VerbatimChar"/>
+        </w:rPr>
+        <w:t xml:space="preserve">    │   └── Regulated-Data-Processing</w:t>
+      </w:r>
+      <w:r>
+        <w:br/>
+      </w:r>
+      <w:r>
+        <w:rPr>
+          <w:rStyle w:val="VerbatimChar"/>
+        </w:rPr>
+        <w:t xml:space="preserve">    ├── Production-Servers</w:t>
+      </w:r>
+      <w:r>
+        <w:br/>
+      </w:r>
+      <w:r>
+        <w:rPr>
+          <w:rStyle w:val="VerbatimChar"/>
+        </w:rPr>
+        <w:t xml:space="preserve">    ├── Network-Infrastructure-Mgmt       (infrastructure admin plane — Control 12)</w:t>
+      </w:r>
+      <w:r>
+        <w:br/>
+      </w:r>
+      <w:r>
+        <w:rPr>
+          <w:rStyle w:val="VerbatimChar"/>
+        </w:rPr>
+        <w:t xml:space="preserve">    ├── Security-Services                 (EDR, SIEM, scanners — Control 13)</w:t>
+      </w:r>
+      <w:r>
+        <w:br/>
+      </w:r>
+      <w:r>
+        <w:rPr>
+          <w:rStyle w:val="VerbatimChar"/>
+        </w:rPr>
+        <w:t xml:space="preserve">    ├── Admin-Workstations                (dedicated administrative plane — Safeguard 12.8)</w:t>
+      </w:r>
+      <w:r>
+        <w:br/>
+      </w:r>
+      <w:r>
+        <w:rPr>
+          <w:rStyle w:val="VerbatimChar"/>
+        </w:rPr>
+        <w:t xml:space="preserve">    └── Out-of-Scope-Corporate</w:t>
       </w:r>
     </w:p>
     <w:p>
@@ -3751,80 +3682,178 @@
         <w:pStyle w:val="FirstParagraph"/>
       </w:pPr>
       <w:r>
-        <w:rPr>
-          <w:b/>
-          <w:bCs/>
-        </w:rPr>
-        <w:t xml:space="preserve">Evidence:</w:t>
-      </w:r>
-      <w:r>
-        <w:t xml:space="preserve"> </w:t>
-      </w:r>
-      <w:r>
-        <w:t xml:space="preserve">(a) inventory snapshot per IG cadence; (b) reconciliation</w:t>
-      </w:r>
-      <w:r>
-        <w:t xml:space="preserve"> </w:t>
-      </w:r>
-      <w:r>
-        <w:t xml:space="preserve">diff log against CMDB; (c) unauthorised-asset quarantine log.</w:t>
-      </w:r>
-    </w:p>
-    <w:p>
-      <w:pPr>
-        <w:pStyle w:val="BodyText"/>
-      </w:pPr>
-      <w:r>
-        <w:rPr>
-          <w:b/>
-          <w:bCs/>
-        </w:rPr>
-        <w:t xml:space="preserve">IG1 delta:</w:t>
-      </w:r>
-      <w:r>
-        <w:t xml:space="preserve"> </w:t>
-      </w:r>
-      <w:r>
-        <w:t xml:space="preserve">monthly inventory snapshot + manual diff is acceptable.</w:t>
-      </w:r>
-      <w:r>
-        <w:t xml:space="preserve"> </w:t>
-      </w:r>
-      <w:r>
-        <w:rPr>
-          <w:b/>
-          <w:bCs/>
-        </w:rPr>
-        <w:t xml:space="preserve">IG3 delta:</w:t>
-      </w:r>
-      <w:r>
-        <w:t xml:space="preserve"> </w:t>
-      </w:r>
-      <w:r>
-        <w:t xml:space="preserve">continuous inventory with real-time net-new alerting and</w:t>
-      </w:r>
-      <w:r>
-        <w:t xml:space="preserve"> </w:t>
-      </w:r>
-      <w:r>
-        <w:t xml:space="preserve">sub-24-hour quarantine.</w:t>
-      </w:r>
-    </w:p>
-    <w:p>
-      <w:r>
-        <w:pict>
-          <v:rect style="width:0;height:1.5pt" o:hralign="center" o:hrstd="t" o:hr="t"/>
-        </w:pict>
+        <w:t xml:space="preserve">Keeping</w:t>
+      </w:r>
+      <w:r>
+        <w:t xml:space="preserve"> </w:t>
+      </w:r>
+      <w:r>
+        <w:rPr>
+          <w:rStyle w:val="VerbatimChar"/>
+        </w:rPr>
+        <w:t xml:space="preserve">Admin-Workstations</w:t>
+      </w:r>
+      <w:r>
+        <w:t xml:space="preserve"> </w:t>
+      </w:r>
+      <w:r>
+        <w:t xml:space="preserve">as a peer branch rather than a child of</w:t>
+      </w:r>
+      <w:r>
+        <w:t xml:space="preserve"> </w:t>
+      </w:r>
+      <w:r>
+        <w:rPr>
+          <w:rStyle w:val="VerbatimChar"/>
+        </w:rPr>
+        <w:t xml:space="preserve">Production-Servers</w:t>
+      </w:r>
+      <w:r>
+        <w:t xml:space="preserve"> </w:t>
+      </w:r>
+      <w:r>
+        <w:t xml:space="preserve">is deliberate: Safeguard 12.8 asks for dedicated</w:t>
+      </w:r>
+      <w:r>
+        <w:t xml:space="preserve"> </w:t>
+      </w:r>
+      <w:r>
+        <w:t xml:space="preserve">computing resources for administrative work, and a scope tree that nests</w:t>
+      </w:r>
+      <w:r>
+        <w:t xml:space="preserve"> </w:t>
+      </w:r>
+      <w:r>
+        <w:t xml:space="preserve">the admin plane inside the thing it administers cannot evidence that.</w:t>
       </w:r>
     </w:p>
     <w:bookmarkEnd w:id="23"/>
-    <w:bookmarkStart w:id="24" w:name="X8201528cde99804955a3cb5bcac21450578dece"/>
-    <w:p>
-      <w:pPr>
-        <w:pStyle w:val="Heading2"/>
-      </w:pPr>
-      <w:r>
-        <w:t xml:space="preserve">4. Control 2 — Inventory and Control of Software Assets</w:t>
+    <w:bookmarkStart w:id="24" w:name="X49d050854993157a494233807e24da6beca7d50"/>
+    <w:p>
+      <w:pPr>
+        <w:pStyle w:val="Heading3"/>
+      </w:pPr>
+      <w:r>
+        <w:t xml:space="preserve">3.2 Inventory Filters</w:t>
+      </w:r>
+    </w:p>
+    <w:p>
+      <w:pPr>
+        <w:pStyle w:val="SourceCode"/>
+      </w:pPr>
+      <w:r>
+        <w:rPr>
+          <w:rStyle w:val="VerbatimChar"/>
+        </w:rPr>
+        <w:t xml:space="preserve">Filter: Regulated-Data-Stores</w:t>
+      </w:r>
+      <w:r>
+        <w:br/>
+      </w:r>
+      <w:r>
+        <w:rPr>
+          <w:rStyle w:val="VerbatimChar"/>
+        </w:rPr>
+        <w:t xml:space="preserve">  - Tag: data_sensitivity = regulated</w:t>
+      </w:r>
+      <w:r>
+        <w:br/>
+      </w:r>
+      <w:r>
+        <w:rPr>
+          <w:rStyle w:val="VerbatimChar"/>
+        </w:rPr>
+        <w:t xml:space="preserve">  - Listening port: 1433, 1521, 3306, 5432, 27017</w:t>
+      </w:r>
+      <w:r>
+        <w:br/>
+      </w:r>
+      <w:r>
+        <w:br/>
+      </w:r>
+      <w:r>
+        <w:rPr>
+          <w:rStyle w:val="VerbatimChar"/>
+        </w:rPr>
+        <w:t xml:space="preserve">Filter: Unmanaged-Asset-Candidates</w:t>
+      </w:r>
+      <w:r>
+        <w:br/>
+      </w:r>
+      <w:r>
+        <w:rPr>
+          <w:rStyle w:val="VerbatimChar"/>
+        </w:rPr>
+        <w:t xml:space="preserve">  - Present in flow telemetry but absent from CSW Inventory</w:t>
+      </w:r>
+      <w:r>
+        <w:br/>
+      </w:r>
+      <w:r>
+        <w:rPr>
+          <w:rStyle w:val="VerbatimChar"/>
+        </w:rPr>
+        <w:t xml:space="preserve">  - No agent and no cloud-connector record</w:t>
+      </w:r>
+      <w:r>
+        <w:br/>
+      </w:r>
+      <w:r>
+        <w:br/>
+      </w:r>
+      <w:r>
+        <w:rPr>
+          <w:rStyle w:val="VerbatimChar"/>
+        </w:rPr>
+        <w:t xml:space="preserve">Filter: Admin-Workstations</w:t>
+      </w:r>
+      <w:r>
+        <w:br/>
+      </w:r>
+      <w:r>
+        <w:rPr>
+          <w:rStyle w:val="VerbatimChar"/>
+        </w:rPr>
+        <w:t xml:space="preserve">  - Tag: asset_class = workstation</w:t>
+      </w:r>
+      <w:r>
+        <w:br/>
+      </w:r>
+      <w:r>
+        <w:rPr>
+          <w:rStyle w:val="VerbatimChar"/>
+        </w:rPr>
+        <w:t xml:space="preserve">  - Observed outbound to tcp/22, tcp/3389, tcp/5985 on Production-Servers</w:t>
+      </w:r>
+      <w:r>
+        <w:br/>
+      </w:r>
+      <w:r>
+        <w:br/>
+      </w:r>
+      <w:r>
+        <w:rPr>
+          <w:rStyle w:val="VerbatimChar"/>
+        </w:rPr>
+        <w:t xml:space="preserve">Filter: Unauthorized-Software-Candidates</w:t>
+      </w:r>
+      <w:r>
+        <w:br/>
+      </w:r>
+      <w:r>
+        <w:rPr>
+          <w:rStyle w:val="VerbatimChar"/>
+        </w:rPr>
+        <w:t xml:space="preserve">  - Process observed on a workload but absent from the approved software list</w:t>
+      </w:r>
+      <w:r>
+        <w:br/>
+      </w:r>
+      <w:r>
+        <w:rPr>
+          <w:rStyle w:val="VerbatimChar"/>
+        </w:rPr>
+        <w:t xml:space="preserve">  - Tag: environment = production</w:t>
       </w:r>
     </w:p>
     <w:p>
@@ -3833,213 +3862,43 @@
       </w:pPr>
       <w:r>
         <w:rPr>
-          <w:b/>
-          <w:bCs/>
-        </w:rPr>
-        <w:t xml:space="preserve">IG2 Safeguards in scope:</w:t>
-      </w:r>
-      <w:r>
-        <w:t xml:space="preserve"> </w:t>
-      </w:r>
-      <w:r>
-        <w:t xml:space="preserve">2.1 (software inventory), 2.2 (ensure</w:t>
-      </w:r>
-      <w:r>
-        <w:t xml:space="preserve"> </w:t>
-      </w:r>
-      <w:r>
-        <w:t xml:space="preserve">authorised software supported), 2.3 (address unauthorised software),</w:t>
-      </w:r>
-      <w:r>
-        <w:t xml:space="preserve"> </w:t>
-      </w:r>
-      <w:r>
-        <w:t xml:space="preserve">2.5 (allow-list), 2.6 (allow-list libraries).</w:t>
-      </w:r>
-    </w:p>
-    <w:p>
-      <w:pPr>
-        <w:pStyle w:val="BodyText"/>
-      </w:pPr>
-      <w:r>
-        <w:rPr>
-          <w:b/>
-          <w:bCs/>
-        </w:rPr>
-        <w:t xml:space="preserve">CSW Implementation:</w:t>
-      </w:r>
-    </w:p>
-    <w:p>
-      <w:pPr>
-        <w:pStyle w:val="SourceCode"/>
-      </w:pPr>
-      <w:r>
-        <w:rPr>
-          <w:rStyle w:val="VerbatimChar"/>
-        </w:rPr>
-        <w:t xml:space="preserve">Step 1: Continuous software inventory (Safeguard 2.1)</w:t>
-      </w:r>
-      <w:r>
-        <w:br/>
-      </w:r>
-      <w:r>
-        <w:rPr>
-          <w:rStyle w:val="VerbatimChar"/>
-        </w:rPr>
-        <w:t xml:space="preserve">  CSW UI → Investigate → Inventory → Workload → Software &amp; Packages</w:t>
-      </w:r>
-      <w:r>
-        <w:br/>
-      </w:r>
-      <w:r>
-        <w:rPr>
-          <w:rStyle w:val="VerbatimChar"/>
-        </w:rPr>
-        <w:t xml:space="preserve">  → Auto-captured: package name, version, install date, source</w:t>
-      </w:r>
-      <w:r>
-        <w:br/>
-      </w:r>
-      <w:r>
-        <w:rPr>
-          <w:rStyle w:val="VerbatimChar"/>
-        </w:rPr>
-        <w:t xml:space="preserve">  → Per-workload export available via API; aggregated by scope</w:t>
-      </w:r>
-      <w:r>
-        <w:br/>
-      </w:r>
-      <w:r>
-        <w:br/>
-      </w:r>
-      <w:r>
-        <w:rPr>
-          <w:rStyle w:val="VerbatimChar"/>
-        </w:rPr>
-        <w:t xml:space="preserve">Step 2: Detect unsupported software (Safeguard 2.2)</w:t>
-      </w:r>
-      <w:r>
-        <w:br/>
-      </w:r>
-      <w:r>
-        <w:rPr>
-          <w:rStyle w:val="VerbatimChar"/>
-        </w:rPr>
-        <w:t xml:space="preserve">  → Cross-reference inventory against your supported-software list</w:t>
-      </w:r>
-      <w:r>
-        <w:br/>
-      </w:r>
-      <w:r>
-        <w:rPr>
-          <w:rStyle w:val="VerbatimChar"/>
-        </w:rPr>
-        <w:t xml:space="preserve">  → Flag workloads running software past vendor support EOL</w:t>
-      </w:r>
-      <w:r>
-        <w:br/>
-      </w:r>
-      <w:r>
-        <w:rPr>
-          <w:rStyle w:val="VerbatimChar"/>
-        </w:rPr>
-        <w:t xml:space="preserve">  → Route to platform team for upgrade or risk acceptance</w:t>
-      </w:r>
-      <w:r>
-        <w:br/>
-      </w:r>
-      <w:r>
-        <w:br/>
-      </w:r>
-      <w:r>
-        <w:rPr>
-          <w:rStyle w:val="VerbatimChar"/>
-        </w:rPr>
-        <w:t xml:space="preserve">Step 3: Detect unauthorised software (Safeguard 2.3)</w:t>
-      </w:r>
-      <w:r>
-        <w:br/>
-      </w:r>
-      <w:r>
-        <w:rPr>
-          <w:rStyle w:val="VerbatimChar"/>
-        </w:rPr>
-        <w:t xml:space="preserve">  → Define allow-list per asset_class (server, workstation, container)</w:t>
-      </w:r>
-      <w:r>
-        <w:br/>
-      </w:r>
-      <w:r>
-        <w:rPr>
-          <w:rStyle w:val="VerbatimChar"/>
-        </w:rPr>
-        <w:t xml:space="preserve">  → CSW alert: software outside the allow-list observed</w:t>
-      </w:r>
-      <w:r>
-        <w:br/>
-      </w:r>
-      <w:r>
-        <w:rPr>
-          <w:rStyle w:val="VerbatimChar"/>
-        </w:rPr>
-        <w:t xml:space="preserve">  → IG2 expectation: investigate within 1 week</w:t>
-      </w:r>
-      <w:r>
-        <w:br/>
-      </w:r>
-      <w:r>
-        <w:rPr>
-          <w:rStyle w:val="VerbatimChar"/>
-        </w:rPr>
-        <w:t xml:space="preserve">  → IG3 expectation: prevent execution via behavioural policy + alert</w:t>
-      </w:r>
-      <w:r>
-        <w:br/>
-      </w:r>
-      <w:r>
-        <w:br/>
-      </w:r>
-      <w:r>
-        <w:rPr>
-          <w:rStyle w:val="VerbatimChar"/>
-        </w:rPr>
-        <w:t xml:space="preserve">Step 4: Allow-list enforcement (Safeguards 2.5, 2.6)</w:t>
-      </w:r>
-      <w:r>
-        <w:br/>
-      </w:r>
-      <w:r>
-        <w:rPr>
-          <w:rStyle w:val="VerbatimChar"/>
-        </w:rPr>
-        <w:t xml:space="preserve">  → IG2: allow-list documented; CSW alerts on deviation</w:t>
-      </w:r>
-      <w:r>
-        <w:br/>
-      </w:r>
-      <w:r>
-        <w:rPr>
-          <w:rStyle w:val="VerbatimChar"/>
-        </w:rPr>
-        <w:t xml:space="preserve">  → IG3: allow-list enforced via behavioural policy (block on</w:t>
-      </w:r>
-      <w:r>
-        <w:br/>
-      </w:r>
-      <w:r>
-        <w:rPr>
-          <w:rStyle w:val="VerbatimChar"/>
-        </w:rPr>
-        <w:t xml:space="preserve">    unknown binary execution); CSW process telemetry feeds the</w:t>
-      </w:r>
-      <w:r>
-        <w:br/>
-      </w:r>
-      <w:r>
-        <w:rPr>
-          <w:rStyle w:val="VerbatimChar"/>
-        </w:rPr>
-        <w:t xml:space="preserve">    enforcement decision</w:t>
+          <w:rStyle w:val="VerbatimChar"/>
+        </w:rPr>
+        <w:t xml:space="preserve">Unmanaged-Asset-Candidates</w:t>
+      </w:r>
+      <w:r>
+        <w:t xml:space="preserve"> </w:t>
+      </w:r>
+      <w:r>
+        <w:t xml:space="preserve">is the filter that does the most work for</w:t>
+      </w:r>
+      <w:r>
+        <w:t xml:space="preserve"> </w:t>
+      </w:r>
+      <w:r>
+        <w:t xml:space="preserve">Control 1. Safeguard 1.1 asks for an accurate asset inventory; the hard</w:t>
+      </w:r>
+      <w:r>
+        <w:t xml:space="preserve"> </w:t>
+      </w:r>
+      <w:r>
+        <w:t xml:space="preserve">part is never the assets you know about, it is detecting the ones that</w:t>
+      </w:r>
+      <w:r>
+        <w:t xml:space="preserve"> </w:t>
+      </w:r>
+      <w:r>
+        <w:t xml:space="preserve">appear only as the far end of an observed flow.</w:t>
+      </w:r>
+    </w:p>
+    <w:bookmarkEnd w:id="24"/>
+    <w:bookmarkStart w:id="25" w:name="X7f182565d226d136c9b8bbdffe85c48c1ab67f5"/>
+    <w:p>
+      <w:pPr>
+        <w:pStyle w:val="Heading3"/>
+      </w:pPr>
+      <w:r>
+        <w:t xml:space="preserve">3.3 Labeling Strategy</w:t>
       </w:r>
     </w:p>
     <w:p>
@@ -4047,2162 +3906,19 @@
         <w:pStyle w:val="FirstParagraph"/>
       </w:pPr>
       <w:r>
-        <w:rPr>
-          <w:b/>
-          <w:bCs/>
-        </w:rPr>
-        <w:t xml:space="preserve">Evidence:</w:t>
-      </w:r>
-      <w:r>
-        <w:t xml:space="preserve"> </w:t>
-      </w:r>
-      <w:r>
-        <w:t xml:space="preserve">(a) per-workload software inventory dated to cadence;</w:t>
-      </w:r>
-      <w:r>
-        <w:t xml:space="preserve"> </w:t>
-      </w:r>
-      <w:r>
-        <w:t xml:space="preserve">(b) unsupported-software register; (c) unauthorised-software alert</w:t>
-      </w:r>
-      <w:r>
-        <w:t xml:space="preserve"> </w:t>
-      </w:r>
-      <w:r>
-        <w:t xml:space="preserve">log with disposition.</w:t>
-      </w:r>
-    </w:p>
-    <w:p>
-      <w:pPr>
-        <w:pStyle w:val="BodyText"/>
-      </w:pPr>
-      <w:r>
-        <w:rPr>
-          <w:b/>
-          <w:bCs/>
-        </w:rPr>
-        <w:t xml:space="preserve">IG1 delta:</w:t>
-      </w:r>
-      <w:r>
-        <w:t xml:space="preserve"> </w:t>
-      </w:r>
-      <w:r>
-        <w:t xml:space="preserve">monthly inventory; manual review of unauthorised</w:t>
-      </w:r>
-      <w:r>
-        <w:t xml:space="preserve"> </w:t>
-      </w:r>
-      <w:r>
-        <w:t xml:space="preserve">software is sufficient.</w:t>
-      </w:r>
-      <w:r>
-        <w:t xml:space="preserve"> </w:t>
-      </w:r>
-      <w:r>
-        <w:rPr>
-          <w:b/>
-          <w:bCs/>
-        </w:rPr>
-        <w:t xml:space="preserve">IG3 delta:</w:t>
-      </w:r>
-      <w:r>
-        <w:t xml:space="preserve"> </w:t>
-      </w:r>
-      <w:r>
-        <w:t xml:space="preserve">allow-list enforcement (block, not just alert) on</w:t>
-      </w:r>
-      <w:r>
-        <w:t xml:space="preserve"> </w:t>
-      </w:r>
-      <w:r>
-        <w:t xml:space="preserve">unknown binary execution.</w:t>
-      </w:r>
-    </w:p>
-    <w:p>
-      <w:r>
-        <w:pict>
-          <v:rect style="width:0;height:1.5pt" o:hralign="center" o:hrstd="t" o:hr="t"/>
-        </w:pict>
-      </w:r>
-    </w:p>
-    <w:bookmarkEnd w:id="24"/>
-    <w:bookmarkStart w:id="25" w:name="Xd594d923ba1b859a94886ad4a88641234e7bd5b"/>
-    <w:p>
-      <w:pPr>
-        <w:pStyle w:val="Heading2"/>
-      </w:pPr>
-      <w:r>
-        <w:t xml:space="preserve">5. Control 4 — Secure Configuration of Enterprise Assets and Software</w:t>
-      </w:r>
-    </w:p>
-    <w:p>
-      <w:pPr>
-        <w:pStyle w:val="FirstParagraph"/>
-      </w:pPr>
-      <w:r>
-        <w:rPr>
-          <w:b/>
-          <w:bCs/>
-        </w:rPr>
-        <w:t xml:space="preserve">IG2 Safeguards in scope:</w:t>
-      </w:r>
-      <w:r>
-        <w:t xml:space="preserve"> </w:t>
-      </w:r>
-      <w:r>
-        <w:t xml:space="preserve">4.1 (process for configuration), 4.2</w:t>
-      </w:r>
-      <w:r>
-        <w:t xml:space="preserve"> </w:t>
-      </w:r>
-      <w:r>
-        <w:t xml:space="preserve">(secure configuration of network infra), 4.4 (default deny via</w:t>
-      </w:r>
-      <w:r>
-        <w:t xml:space="preserve"> </w:t>
-      </w:r>
-      <w:r>
-        <w:t xml:space="preserve">firewall — see Control 13), 4.5 (automatically manage default</w:t>
-      </w:r>
-      <w:r>
-        <w:t xml:space="preserve"> </w:t>
-      </w:r>
-      <w:r>
-        <w:t xml:space="preserve">accounts — IG3), 4.6 (secure configuration of software).</w:t>
-      </w:r>
-    </w:p>
-    <w:p>
-      <w:pPr>
-        <w:pStyle w:val="BodyText"/>
-      </w:pPr>
-      <w:r>
-        <w:rPr>
-          <w:b/>
-          <w:bCs/>
-        </w:rPr>
-        <w:t xml:space="preserve">CSW Implementation:</w:t>
-      </w:r>
-    </w:p>
-    <w:p>
-      <w:pPr>
-        <w:pStyle w:val="SourceCode"/>
-      </w:pPr>
-      <w:r>
-        <w:rPr>
-          <w:rStyle w:val="VerbatimChar"/>
-        </w:rPr>
-        <w:t xml:space="preserve">Step 1: Capture configuration baseline per workload (Safeguard 4.1)</w:t>
-      </w:r>
-      <w:r>
-        <w:br/>
-      </w:r>
-      <w:r>
-        <w:rPr>
-          <w:rStyle w:val="VerbatimChar"/>
-        </w:rPr>
-        <w:t xml:space="preserve">  → CSW continuously inventories: OS + kernel, package list, listening</w:t>
-      </w:r>
-      <w:r>
-        <w:br/>
-      </w:r>
-      <w:r>
-        <w:rPr>
-          <w:rStyle w:val="VerbatimChar"/>
-        </w:rPr>
-        <w:t xml:space="preserve">    ports, running processes, key file presence</w:t>
-      </w:r>
-      <w:r>
-        <w:br/>
-      </w:r>
-      <w:r>
-        <w:rPr>
-          <w:rStyle w:val="VerbatimChar"/>
-        </w:rPr>
-        <w:t xml:space="preserve">  → Snapshot daily to CSW data tap; this is the IG2 baseline of record</w:t>
-      </w:r>
-      <w:r>
-        <w:br/>
-      </w:r>
-      <w:r>
-        <w:br/>
-      </w:r>
-      <w:r>
-        <w:rPr>
-          <w:rStyle w:val="VerbatimChar"/>
-        </w:rPr>
-        <w:t xml:space="preserve">Step 2: Drift detection (Safeguard 4.1)</w:t>
-      </w:r>
-      <w:r>
-        <w:br/>
-      </w:r>
-      <w:r>
-        <w:rPr>
-          <w:rStyle w:val="VerbatimChar"/>
-        </w:rPr>
-        <w:t xml:space="preserve">  → Daily diff between today's snapshot and yesterday's</w:t>
-      </w:r>
-      <w:r>
-        <w:br/>
-      </w:r>
-      <w:r>
-        <w:rPr>
-          <w:rStyle w:val="VerbatimChar"/>
-        </w:rPr>
-        <w:t xml:space="preserve">  → Per-workload report: what changed in packages, ports, processes</w:t>
-      </w:r>
-      <w:r>
-        <w:br/>
-      </w:r>
-      <w:r>
-        <w:rPr>
-          <w:rStyle w:val="VerbatimChar"/>
-        </w:rPr>
-        <w:t xml:space="preserve">  → IG2 expectation: review weekly; investigate unexplained drift</w:t>
-      </w:r>
-      <w:r>
-        <w:br/>
-      </w:r>
-      <w:r>
-        <w:rPr>
-          <w:rStyle w:val="VerbatimChar"/>
-        </w:rPr>
-        <w:t xml:space="preserve">  → IG3 expectation: drift attribution to a change ticket within 24h</w:t>
-      </w:r>
-      <w:r>
-        <w:br/>
-      </w:r>
-      <w:r>
-        <w:br/>
-      </w:r>
-      <w:r>
-        <w:rPr>
-          <w:rStyle w:val="VerbatimChar"/>
-        </w:rPr>
-        <w:t xml:space="preserve">Step 3: Hardening enforcement via CSW segmentation policy (4.4, 4.6)</w:t>
-      </w:r>
-      <w:r>
-        <w:br/>
-      </w:r>
-      <w:r>
-        <w:rPr>
-          <w:rStyle w:val="VerbatimChar"/>
-        </w:rPr>
-        <w:t xml:space="preserve">  → Default deny inbound to every workload except documented services</w:t>
-      </w:r>
-      <w:r>
-        <w:br/>
-      </w:r>
-      <w:r>
-        <w:rPr>
-          <w:rStyle w:val="VerbatimChar"/>
-        </w:rPr>
-        <w:t xml:space="preserve">  → Plaintext-protocol DENY (HTTP, FTP, Telnet, LDAP plaintext)</w:t>
-      </w:r>
-      <w:r>
-        <w:br/>
-      </w:r>
-      <w:r>
-        <w:rPr>
-          <w:rStyle w:val="VerbatimChar"/>
-        </w:rPr>
-        <w:t xml:space="preserve">  → Limit outbound to documented destinations per asset_class</w:t>
-      </w:r>
-      <w:r>
-        <w:br/>
-      </w:r>
-      <w:r>
-        <w:br/>
-      </w:r>
-      <w:r>
-        <w:rPr>
-          <w:rStyle w:val="VerbatimChar"/>
-        </w:rPr>
-        <w:t xml:space="preserve">Step 4: Tie drift to change-management (Safeguard 4.1)</w:t>
-      </w:r>
-      <w:r>
-        <w:br/>
-      </w:r>
-      <w:r>
-        <w:rPr>
-          <w:rStyle w:val="VerbatimChar"/>
-        </w:rPr>
-        <w:t xml:space="preserve">  → Correlate CSW-observed change timestamp against change-ticket</w:t>
-      </w:r>
-      <w:r>
-        <w:br/>
-      </w:r>
-      <w:r>
-        <w:rPr>
-          <w:rStyle w:val="VerbatimChar"/>
-        </w:rPr>
-        <w:t xml:space="preserve">    timestamp</w:t>
-      </w:r>
-      <w:r>
-        <w:br/>
-      </w:r>
-      <w:r>
-        <w:rPr>
-          <w:rStyle w:val="VerbatimChar"/>
-        </w:rPr>
-        <w:t xml:space="preserve">  → Orphan changes (CSW-detected, ticket-absent) = unauthorised</w:t>
-      </w:r>
-      <w:r>
-        <w:br/>
-      </w:r>
-      <w:r>
-        <w:rPr>
-          <w:rStyle w:val="VerbatimChar"/>
-        </w:rPr>
-        <w:t xml:space="preserve">    change candidates; route to incident process</w:t>
-      </w:r>
-    </w:p>
-    <w:p>
-      <w:pPr>
-        <w:pStyle w:val="FirstParagraph"/>
-      </w:pPr>
-      <w:r>
-        <w:rPr>
-          <w:b/>
-          <w:bCs/>
-        </w:rPr>
-        <w:t xml:space="preserve">Evidence:</w:t>
-      </w:r>
-      <w:r>
-        <w:t xml:space="preserve"> </w:t>
-      </w:r>
-      <w:r>
-        <w:t xml:space="preserve">(a) baseline export per workload; (b) daily drift log</w:t>
-      </w:r>
-      <w:r>
-        <w:t xml:space="preserve"> </w:t>
-      </w:r>
-      <w:r>
-        <w:t xml:space="preserve">with disposition; (c) segmentation policy export per scope.</w:t>
-      </w:r>
-    </w:p>
-    <w:p>
-      <w:pPr>
-        <w:pStyle w:val="BodyText"/>
-      </w:pPr>
-      <w:r>
-        <w:rPr>
-          <w:b/>
-          <w:bCs/>
-        </w:rPr>
-        <w:t xml:space="preserve">IG1 delta:</w:t>
-      </w:r>
-      <w:r>
-        <w:t xml:space="preserve"> </w:t>
-      </w:r>
-      <w:r>
-        <w:t xml:space="preserve">documented baseline; manual quarterly review.</w:t>
-      </w:r>
-      <w:r>
-        <w:t xml:space="preserve"> </w:t>
-      </w:r>
-      <w:r>
-        <w:rPr>
-          <w:b/>
-          <w:bCs/>
-        </w:rPr>
-        <w:t xml:space="preserve">IG3 delta:</w:t>
-      </w:r>
-      <w:r>
-        <w:t xml:space="preserve"> </w:t>
-      </w:r>
-      <w:r>
-        <w:t xml:space="preserve">automated drift attribution; default-account</w:t>
-      </w:r>
-      <w:r>
-        <w:t xml:space="preserve"> </w:t>
-      </w:r>
-      <w:r>
-        <w:t xml:space="preserve">management automation tied to inventory.</w:t>
-      </w:r>
-    </w:p>
-    <w:p>
-      <w:r>
-        <w:pict>
-          <v:rect style="width:0;height:1.5pt" o:hralign="center" o:hrstd="t" o:hr="t"/>
-        </w:pict>
-      </w:r>
-    </w:p>
-    <w:bookmarkEnd w:id="25"/>
-    <w:bookmarkStart w:id="26" w:name="X642d2cb282246325f6e0704185b7f5375678cfd"/>
-    <w:p>
-      <w:pPr>
-        <w:pStyle w:val="Heading2"/>
-      </w:pPr>
-      <w:r>
-        <w:t xml:space="preserve">6. Control 7 — Continuous Vulnerability Management</w:t>
-      </w:r>
-    </w:p>
-    <w:p>
-      <w:pPr>
-        <w:pStyle w:val="FirstParagraph"/>
-      </w:pPr>
-      <w:r>
-        <w:rPr>
-          <w:b/>
-          <w:bCs/>
-        </w:rPr>
-        <w:t xml:space="preserve">IG2 Safeguards in scope:</w:t>
-      </w:r>
-      <w:r>
-        <w:t xml:space="preserve"> </w:t>
-      </w:r>
-      <w:r>
-        <w:t xml:space="preserve">7.1 (process for vulnerability</w:t>
-      </w:r>
-      <w:r>
-        <w:t xml:space="preserve"> </w:t>
-      </w:r>
-      <w:r>
-        <w:t xml:space="preserve">management), 7.2 (process for remediation), 7.3 (automated patch</w:t>
-      </w:r>
-      <w:r>
-        <w:t xml:space="preserve"> </w:t>
-      </w:r>
-      <w:r>
-        <w:t xml:space="preserve">mgmt of OS), 7.4 (automated patch mgmt of apps), 7.5 (perform</w:t>
-      </w:r>
-      <w:r>
-        <w:t xml:space="preserve"> </w:t>
-      </w:r>
-      <w:r>
-        <w:t xml:space="preserve">automated vulnerability scans of internal assets), 7.6 (perform</w:t>
-      </w:r>
-      <w:r>
-        <w:t xml:space="preserve"> </w:t>
-      </w:r>
-      <w:r>
-        <w:t xml:space="preserve">automated vulnerability scans of externally-exposed assets), 7.7</w:t>
-      </w:r>
-      <w:r>
-        <w:t xml:space="preserve"> </w:t>
-      </w:r>
-      <w:r>
-        <w:t xml:space="preserve">(remediate detected vulnerabilities).</w:t>
-      </w:r>
-    </w:p>
-    <w:p>
-      <w:pPr>
-        <w:pStyle w:val="BodyText"/>
-      </w:pPr>
-      <w:r>
-        <w:rPr>
-          <w:b/>
-          <w:bCs/>
-        </w:rPr>
-        <w:t xml:space="preserve">CSW Implementation:</w:t>
-      </w:r>
-    </w:p>
-    <w:p>
-      <w:pPr>
-        <w:pStyle w:val="SourceCode"/>
-      </w:pPr>
-      <w:r>
-        <w:rPr>
-          <w:rStyle w:val="VerbatimChar"/>
-        </w:rPr>
-        <w:t xml:space="preserve">Step 1: Continuous CVE inventory at workload level (Safeguard 7.5)</w:t>
-      </w:r>
-      <w:r>
-        <w:br/>
-      </w:r>
-      <w:r>
-        <w:rPr>
-          <w:rStyle w:val="VerbatimChar"/>
-        </w:rPr>
-        <w:t xml:space="preserve">  CSW UI → Investigate → Vulnerability Report</w:t>
-      </w:r>
-      <w:r>
-        <w:br/>
-      </w:r>
-      <w:r>
-        <w:rPr>
-          <w:rStyle w:val="VerbatimChar"/>
-        </w:rPr>
-        <w:t xml:space="preserve">  → Per-workload CVE list with CVSS, EPSS, exploit availability</w:t>
-      </w:r>
-      <w:r>
-        <w:br/>
-      </w:r>
-      <w:r>
-        <w:rPr>
-          <w:rStyle w:val="VerbatimChar"/>
-        </w:rPr>
-        <w:t xml:space="preserve">  → Updated continuously as the CSW CVE database refreshes</w:t>
-      </w:r>
-      <w:r>
-        <w:br/>
-      </w:r>
-      <w:r>
-        <w:rPr>
-          <w:rStyle w:val="VerbatimChar"/>
-        </w:rPr>
-        <w:t xml:space="preserve">  → IG2 cadence: weekly export to remediation queue</w:t>
-      </w:r>
-      <w:r>
-        <w:br/>
-      </w:r>
-      <w:r>
-        <w:rPr>
-          <w:rStyle w:val="VerbatimChar"/>
-        </w:rPr>
-        <w:t xml:space="preserve">  → IG3 cadence: continuous, real-time prioritisation</w:t>
-      </w:r>
-      <w:r>
-        <w:br/>
-      </w:r>
-      <w:r>
-        <w:br/>
-      </w:r>
-      <w:r>
-        <w:rPr>
-          <w:rStyle w:val="VerbatimChar"/>
-        </w:rPr>
-        <w:t xml:space="preserve">Step 2: Reachability-aware prioritisation (Safeguard 7.7)</w:t>
-      </w:r>
-      <w:r>
-        <w:br/>
-      </w:r>
-      <w:r>
-        <w:rPr>
-          <w:rStyle w:val="VerbatimChar"/>
-        </w:rPr>
-        <w:t xml:space="preserve">  → CSW maps each CVE to the workload's actual ingress/egress</w:t>
-      </w:r>
-      <w:r>
-        <w:br/>
-      </w:r>
-      <w:r>
-        <w:rPr>
-          <w:rStyle w:val="VerbatimChar"/>
-        </w:rPr>
-        <w:t xml:space="preserve">    paths in the conversation graph</w:t>
-      </w:r>
-      <w:r>
-        <w:br/>
-      </w:r>
-      <w:r>
-        <w:rPr>
-          <w:rStyle w:val="VerbatimChar"/>
-        </w:rPr>
-        <w:t xml:space="preserve">  → Vulnerable port + actually reachable from internet = top priority</w:t>
-      </w:r>
-      <w:r>
-        <w:br/>
-      </w:r>
-      <w:r>
-        <w:rPr>
-          <w:rStyle w:val="VerbatimChar"/>
-        </w:rPr>
-        <w:t xml:space="preserve">  → Vulnerable port + no observed flow + no reachable path = lower</w:t>
-      </w:r>
-      <w:r>
-        <w:br/>
-      </w:r>
-      <w:r>
-        <w:rPr>
-          <w:rStyle w:val="VerbatimChar"/>
-        </w:rPr>
-        <w:t xml:space="preserve">    priority (validate compensating control before deferral)</w:t>
-      </w:r>
-      <w:r>
-        <w:br/>
-      </w:r>
-      <w:r>
-        <w:br/>
-      </w:r>
-      <w:r>
-        <w:rPr>
-          <w:rStyle w:val="VerbatimChar"/>
-        </w:rPr>
-        <w:t xml:space="preserve">Step 3: Track patch SLA per asset_class and CVSS band</w:t>
-      </w:r>
-      <w:r>
-        <w:br/>
-      </w:r>
-      <w:r>
-        <w:rPr>
-          <w:rStyle w:val="VerbatimChar"/>
-        </w:rPr>
-        <w:t xml:space="preserve">  → Critical (9+) on internet-reachable: patch within 48 hours</w:t>
-      </w:r>
-      <w:r>
-        <w:br/>
-      </w:r>
-      <w:r>
-        <w:rPr>
-          <w:rStyle w:val="VerbatimChar"/>
-        </w:rPr>
-        <w:t xml:space="preserve">  → High (7-8.9) on internal: patch within 30 days</w:t>
-      </w:r>
-      <w:r>
-        <w:br/>
-      </w:r>
-      <w:r>
-        <w:rPr>
-          <w:rStyle w:val="VerbatimChar"/>
-        </w:rPr>
-        <w:t xml:space="preserve">  → Medium (4-6.9): patch within 60 days</w:t>
-      </w:r>
-      <w:r>
-        <w:br/>
-      </w:r>
-      <w:r>
-        <w:rPr>
-          <w:rStyle w:val="VerbatimChar"/>
-        </w:rPr>
-        <w:t xml:space="preserve">  → Trend report monthly to security leadership</w:t>
-      </w:r>
-      <w:r>
-        <w:br/>
-      </w:r>
-      <w:r>
-        <w:br/>
-      </w:r>
-      <w:r>
-        <w:rPr>
-          <w:rStyle w:val="VerbatimChar"/>
-        </w:rPr>
-        <w:t xml:space="preserve">Step 4: Compensating controls when patching is delayed</w:t>
-      </w:r>
-      <w:r>
-        <w:br/>
-      </w:r>
-      <w:r>
-        <w:rPr>
-          <w:rStyle w:val="VerbatimChar"/>
-        </w:rPr>
-        <w:t xml:space="preserve">  → Restrict source set for the vulnerable port via CSW policy</w:t>
-      </w:r>
-      <w:r>
-        <w:br/>
-      </w:r>
-      <w:r>
-        <w:rPr>
-          <w:rStyle w:val="VerbatimChar"/>
-        </w:rPr>
-        <w:t xml:space="preserve">  → Add behavioural detection for known exploit patterns</w:t>
-      </w:r>
-      <w:r>
-        <w:br/>
-      </w:r>
-      <w:r>
-        <w:rPr>
-          <w:rStyle w:val="VerbatimChar"/>
-        </w:rPr>
-        <w:t xml:space="preserve">  → Document the compensating control in workspace notes</w:t>
-      </w:r>
-      <w:r>
-        <w:br/>
-      </w:r>
-      <w:r>
-        <w:rPr>
-          <w:rStyle w:val="VerbatimChar"/>
-        </w:rPr>
-        <w:t xml:space="preserve">  → This is the audit trail for "remediation" when patch is deferred</w:t>
-      </w:r>
-    </w:p>
-    <w:p>
-      <w:pPr>
-        <w:pStyle w:val="FirstParagraph"/>
-      </w:pPr>
-      <w:r>
-        <w:rPr>
-          <w:b/>
-          <w:bCs/>
-        </w:rPr>
-        <w:t xml:space="preserve">Evidence:</w:t>
-      </w:r>
-      <w:r>
-        <w:t xml:space="preserve"> </w:t>
-      </w:r>
-      <w:r>
-        <w:t xml:space="preserve">(a) per-workload CVE list dated to IG cadence; (b)</w:t>
-      </w:r>
-      <w:r>
-        <w:t xml:space="preserve"> </w:t>
-      </w:r>
-      <w:r>
-        <w:t xml:space="preserve">patch SLA compliance trend; (c) compensating-control register for</w:t>
-      </w:r>
-      <w:r>
-        <w:t xml:space="preserve"> </w:t>
-      </w:r>
-      <w:r>
-        <w:t xml:space="preserve">deferred patches.</w:t>
-      </w:r>
-    </w:p>
-    <w:p>
-      <w:pPr>
-        <w:pStyle w:val="BodyText"/>
-      </w:pPr>
-      <w:r>
-        <w:rPr>
-          <w:b/>
-          <w:bCs/>
-        </w:rPr>
-        <w:t xml:space="preserve">IG1 delta:</w:t>
-      </w:r>
-      <w:r>
-        <w:t xml:space="preserve"> </w:t>
-      </w:r>
-      <w:r>
-        <w:t xml:space="preserve">monthly scan; manual prioritisation acceptable.</w:t>
-      </w:r>
-      <w:r>
-        <w:t xml:space="preserve"> </w:t>
-      </w:r>
-      <w:r>
-        <w:rPr>
-          <w:b/>
-          <w:bCs/>
-        </w:rPr>
-        <w:t xml:space="preserve">IG3 delta:</w:t>
-      </w:r>
-      <w:r>
-        <w:t xml:space="preserve"> </w:t>
-      </w:r>
-      <w:r>
-        <w:t xml:space="preserve">continuous scanning, automated reachability scoring,</w:t>
-      </w:r>
-      <w:r>
-        <w:t xml:space="preserve"> </w:t>
-      </w:r>
-      <w:r>
-        <w:t xml:space="preserve">sub-week patch SLA on critical exposed assets.</w:t>
-      </w:r>
-    </w:p>
-    <w:p>
-      <w:r>
-        <w:pict>
-          <v:rect style="width:0;height:1.5pt" o:hralign="center" o:hrstd="t" o:hr="t"/>
-        </w:pict>
-      </w:r>
-    </w:p>
-    <w:bookmarkEnd w:id="26"/>
-    <w:bookmarkStart w:id="27" w:name="X919241616c987044891264c18d1b36397e7ac48"/>
-    <w:p>
-      <w:pPr>
-        <w:pStyle w:val="Heading2"/>
-      </w:pPr>
-      <w:r>
-        <w:t xml:space="preserve">7. Control 8 — Audit Log Management</w:t>
-      </w:r>
-    </w:p>
-    <w:p>
-      <w:pPr>
-        <w:pStyle w:val="FirstParagraph"/>
-      </w:pPr>
-      <w:r>
-        <w:rPr>
-          <w:b/>
-          <w:bCs/>
-        </w:rPr>
-        <w:t xml:space="preserve">IG2 Safeguards in scope:</w:t>
-      </w:r>
-      <w:r>
-        <w:t xml:space="preserve"> </w:t>
-      </w:r>
-      <w:r>
-        <w:t xml:space="preserve">8.1 (log management process), 8.2</w:t>
-      </w:r>
-      <w:r>
-        <w:t xml:space="preserve"> </w:t>
-      </w:r>
-      <w:r>
-        <w:t xml:space="preserve">(collect audit logs), 8.5 (collect detailed audit logs), 8.7</w:t>
-      </w:r>
-      <w:r>
-        <w:t xml:space="preserve"> </w:t>
-      </w:r>
-      <w:r>
-        <w:t xml:space="preserve">(retain audit logs), 8.10 (retain audit logs for 90 days minimum),</w:t>
-      </w:r>
-      <w:r>
-        <w:t xml:space="preserve"> </w:t>
-      </w:r>
-      <w:r>
-        <w:t xml:space="preserve">8.11 (conduct audit log reviews).</w:t>
-      </w:r>
-    </w:p>
-    <w:p>
-      <w:pPr>
-        <w:pStyle w:val="BodyText"/>
-      </w:pPr>
-      <w:r>
-        <w:rPr>
-          <w:b/>
-          <w:bCs/>
-        </w:rPr>
-        <w:t xml:space="preserve">CSW Implementation:</w:t>
-      </w:r>
-    </w:p>
-    <w:p>
-      <w:pPr>
-        <w:pStyle w:val="SourceCode"/>
-      </w:pPr>
-      <w:r>
-        <w:rPr>
-          <w:rStyle w:val="VerbatimChar"/>
-        </w:rPr>
-        <w:t xml:space="preserve">Step 1: Configure SIEM forwarding (Safeguard 8.2)</w:t>
-      </w:r>
-      <w:r>
-        <w:br/>
-      </w:r>
-      <w:r>
-        <w:rPr>
-          <w:rStyle w:val="VerbatimChar"/>
-        </w:rPr>
-        <w:t xml:space="preserve">  CSW UI → Manage → Data Tap → SIEM</w:t>
-      </w:r>
-      <w:r>
-        <w:br/>
-      </w:r>
-      <w:r>
-        <w:rPr>
-          <w:rStyle w:val="VerbatimChar"/>
-        </w:rPr>
-        <w:t xml:space="preserve">  → Splunk HEC, QRadar, Sentinel, Cisco XDR, syslog</w:t>
-      </w:r>
-      <w:r>
-        <w:br/>
-      </w:r>
-      <w:r>
-        <w:rPr>
-          <w:rStyle w:val="VerbatimChar"/>
-        </w:rPr>
-        <w:t xml:space="preserve">  → Forward: workload flow records, process events, policy violations,</w:t>
-      </w:r>
-      <w:r>
-        <w:br/>
-      </w:r>
-      <w:r>
-        <w:rPr>
-          <w:rStyle w:val="VerbatimChar"/>
-        </w:rPr>
-        <w:t xml:space="preserve">    behavioural detections, vulnerability events</w:t>
-      </w:r>
-      <w:r>
-        <w:br/>
-      </w:r>
-      <w:r>
-        <w:br/>
-      </w:r>
-      <w:r>
-        <w:rPr>
-          <w:rStyle w:val="VerbatimChar"/>
-        </w:rPr>
-        <w:t xml:space="preserve">Step 2: Confirm IG2-grade logging detail (Safeguard 8.5)</w:t>
-      </w:r>
-      <w:r>
-        <w:br/>
-      </w:r>
-      <w:r>
-        <w:rPr>
-          <w:rStyle w:val="VerbatimChar"/>
-        </w:rPr>
-        <w:t xml:space="preserve">  → Per-flow: source, destination, port, byte counts, timestamps,</w:t>
-      </w:r>
-      <w:r>
-        <w:br/>
-      </w:r>
-      <w:r>
-        <w:rPr>
-          <w:rStyle w:val="VerbatimChar"/>
-        </w:rPr>
-        <w:t xml:space="preserve">    process attribution, scope context</w:t>
-      </w:r>
-      <w:r>
-        <w:br/>
-      </w:r>
-      <w:r>
-        <w:rPr>
-          <w:rStyle w:val="VerbatimChar"/>
-        </w:rPr>
-        <w:t xml:space="preserve">  → Per-process: command line, parent-child, file accesses, network</w:t>
-      </w:r>
-      <w:r>
-        <w:br/>
-      </w:r>
-      <w:r>
-        <w:rPr>
-          <w:rStyle w:val="VerbatimChar"/>
-        </w:rPr>
-        <w:t xml:space="preserve">    activity</w:t>
-      </w:r>
-      <w:r>
-        <w:br/>
-      </w:r>
-      <w:r>
-        <w:rPr>
-          <w:rStyle w:val="VerbatimChar"/>
-        </w:rPr>
-        <w:t xml:space="preserve">  → Per-event: detection rule fired, severity, evidence</w:t>
-      </w:r>
-      <w:r>
-        <w:br/>
-      </w:r>
-      <w:r>
-        <w:br/>
-      </w:r>
-      <w:r>
-        <w:rPr>
-          <w:rStyle w:val="VerbatimChar"/>
-        </w:rPr>
-        <w:t xml:space="preserve">Step 3: Retention (Safeguards 8.7, 8.10)</w:t>
-      </w:r>
-      <w:r>
-        <w:br/>
-      </w:r>
-      <w:r>
-        <w:rPr>
-          <w:rStyle w:val="VerbatimChar"/>
-        </w:rPr>
-        <w:t xml:space="preserve">  → IG2 minimum: 90 days at the SIEM</w:t>
-      </w:r>
-      <w:r>
-        <w:br/>
-      </w:r>
-      <w:r>
-        <w:rPr>
-          <w:rStyle w:val="VerbatimChar"/>
-        </w:rPr>
-        <w:t xml:space="preserve">  → For regulated data: extend per applicable framework (HIPAA: 6 yr;</w:t>
-      </w:r>
-      <w:r>
-        <w:br/>
-      </w:r>
-      <w:r>
-        <w:rPr>
-          <w:rStyle w:val="VerbatimChar"/>
-        </w:rPr>
-        <w:t xml:space="preserve">    PCI: 1 yr active + 1 yr archive; etc.)</w:t>
-      </w:r>
-      <w:r>
-        <w:br/>
-      </w:r>
-      <w:r>
-        <w:br/>
-      </w:r>
-      <w:r>
-        <w:rPr>
-          <w:rStyle w:val="VerbatimChar"/>
-        </w:rPr>
-        <w:t xml:space="preserve">Step 4: Audit log reviews (Safeguard 8.11)</w:t>
-      </w:r>
-      <w:r>
-        <w:br/>
-      </w:r>
-      <w:r>
-        <w:rPr>
-          <w:rStyle w:val="VerbatimChar"/>
-        </w:rPr>
-        <w:t xml:space="preserve">  → IG2: weekly review of CSW alert summary; quarterly trend review</w:t>
-      </w:r>
-      <w:r>
-        <w:br/>
-      </w:r>
-      <w:r>
-        <w:rPr>
-          <w:rStyle w:val="VerbatimChar"/>
-        </w:rPr>
-        <w:t xml:space="preserve">  → IG3: SOC reviews real-time; CSW alerts feed playbook automation</w:t>
-      </w:r>
-    </w:p>
-    <w:p>
-      <w:pPr>
-        <w:pStyle w:val="FirstParagraph"/>
-      </w:pPr>
-      <w:r>
-        <w:rPr>
-          <w:b/>
-          <w:bCs/>
-        </w:rPr>
-        <w:t xml:space="preserve">Evidence:</w:t>
-      </w:r>
-      <w:r>
-        <w:t xml:space="preserve"> </w:t>
-      </w:r>
-      <w:r>
-        <w:t xml:space="preserve">(a) SIEM forwarding configuration screenshot; (b)</w:t>
-      </w:r>
-      <w:r>
-        <w:t xml:space="preserve"> </w:t>
-      </w:r>
-      <w:r>
-        <w:t xml:space="preserve">log retention policy and compliance evidence; (c) sample log review</w:t>
-      </w:r>
-      <w:r>
-        <w:t xml:space="preserve"> </w:t>
-      </w:r>
-      <w:r>
-        <w:t xml:space="preserve">minutes per cadence.</w:t>
-      </w:r>
-    </w:p>
-    <w:p>
-      <w:pPr>
-        <w:pStyle w:val="BodyText"/>
-      </w:pPr>
-      <w:r>
-        <w:rPr>
-          <w:b/>
-          <w:bCs/>
-        </w:rPr>
-        <w:t xml:space="preserve">IG1 delta:</w:t>
-      </w:r>
-      <w:r>
-        <w:t xml:space="preserve"> </w:t>
-      </w:r>
-      <w:r>
-        <w:t xml:space="preserve">logs to local file with weekly review; SIEM</w:t>
-      </w:r>
-      <w:r>
-        <w:t xml:space="preserve"> </w:t>
-      </w:r>
-      <w:r>
-        <w:t xml:space="preserve">forwarding optional.</w:t>
-      </w:r>
-      <w:r>
-        <w:t xml:space="preserve"> </w:t>
-      </w:r>
-      <w:r>
-        <w:rPr>
-          <w:b/>
-          <w:bCs/>
-        </w:rPr>
-        <w:t xml:space="preserve">IG3 delta:</w:t>
-      </w:r>
-      <w:r>
-        <w:t xml:space="preserve"> </w:t>
-      </w:r>
-      <w:r>
-        <w:t xml:space="preserve">real-time SOC review with playbook automation;</w:t>
-      </w:r>
-      <w:r>
-        <w:t xml:space="preserve"> </w:t>
-      </w:r>
-      <w:r>
-        <w:t xml:space="preserve">extended retention per compliance overlay.</w:t>
-      </w:r>
-    </w:p>
-    <w:p>
-      <w:r>
-        <w:pict>
-          <v:rect style="width:0;height:1.5pt" o:hralign="center" o:hrstd="t" o:hr="t"/>
-        </w:pict>
-      </w:r>
-    </w:p>
-    <w:bookmarkEnd w:id="27"/>
-    <w:bookmarkStart w:id="28" w:name="X3fa3af167ac8df664c3b9609b73c04a893db979"/>
-    <w:p>
-      <w:pPr>
-        <w:pStyle w:val="Heading2"/>
-      </w:pPr>
-      <w:r>
-        <w:t xml:space="preserve">8. Control 12 — Network Infrastructure Management</w:t>
-      </w:r>
-    </w:p>
-    <w:p>
-      <w:pPr>
-        <w:pStyle w:val="FirstParagraph"/>
-      </w:pPr>
-      <w:r>
-        <w:rPr>
-          <w:b/>
-          <w:bCs/>
-        </w:rPr>
-        <w:t xml:space="preserve">IG2 Safeguards in scope:</w:t>
-      </w:r>
-      <w:r>
-        <w:t xml:space="preserve"> </w:t>
-      </w:r>
-      <w:r>
-        <w:t xml:space="preserve">12.1 (network infrastructure</w:t>
-      </w:r>
-      <w:r>
-        <w:t xml:space="preserve"> </w:t>
-      </w:r>
-      <w:r>
-        <w:t xml:space="preserve">maintained), 12.2 (use secure protocols), 12.4 (establish &amp;</w:t>
-      </w:r>
-      <w:r>
-        <w:t xml:space="preserve"> </w:t>
-      </w:r>
-      <w:r>
-        <w:t xml:space="preserve">maintain architecture diagrams), 12.5 (centralise network AAA).</w:t>
-      </w:r>
-    </w:p>
-    <w:p>
-      <w:pPr>
-        <w:pStyle w:val="BodyText"/>
-      </w:pPr>
-      <w:r>
-        <w:t xml:space="preserve">CSW does not configure routers or switches. It contributes by</w:t>
-      </w:r>
-      <w:r>
-        <w:t xml:space="preserve"> </w:t>
-      </w:r>
-      <w:r>
-        <w:t xml:space="preserve">making the</w:t>
-      </w:r>
-      <w:r>
-        <w:t xml:space="preserve"> </w:t>
-      </w:r>
-      <w:r>
-        <w:rPr>
-          <w:b/>
-          <w:bCs/>
-        </w:rPr>
-        <w:t xml:space="preserve">workload-side</w:t>
-      </w:r>
-      <w:r>
-        <w:t xml:space="preserve"> </w:t>
-      </w:r>
-      <w:r>
-        <w:t xml:space="preserve">enforcement layer visible and</w:t>
-      </w:r>
-      <w:r>
-        <w:t xml:space="preserve"> </w:t>
-      </w:r>
-      <w:r>
-        <w:t xml:space="preserve">documented, which feeds Safeguards 12.4 (architecture diagrams) and</w:t>
-      </w:r>
-      <w:r>
-        <w:t xml:space="preserve"> </w:t>
-      </w:r>
-      <w:r>
-        <w:t xml:space="preserve">12.2 (secure protocols).</w:t>
-      </w:r>
-    </w:p>
-    <w:p>
-      <w:pPr>
-        <w:pStyle w:val="BodyText"/>
-      </w:pPr>
-      <w:r>
-        <w:rPr>
-          <w:b/>
-          <w:bCs/>
-        </w:rPr>
-        <w:t xml:space="preserve">CSW Implementation:</w:t>
-      </w:r>
-    </w:p>
-    <w:p>
-      <w:pPr>
-        <w:pStyle w:val="SourceCode"/>
-      </w:pPr>
-      <w:r>
-        <w:rPr>
-          <w:rStyle w:val="VerbatimChar"/>
-        </w:rPr>
-        <w:t xml:space="preserve">Step 1: Generate the workload-side architecture diagram (12.4)</w:t>
-      </w:r>
-      <w:r>
-        <w:br/>
-      </w:r>
-      <w:r>
-        <w:rPr>
-          <w:rStyle w:val="VerbatimChar"/>
-        </w:rPr>
-        <w:t xml:space="preserve">  CSW UI → Investigate → Application Dependency Mapping → Workspace</w:t>
-      </w:r>
-      <w:r>
-        <w:br/>
-      </w:r>
-      <w:r>
-        <w:rPr>
-          <w:rStyle w:val="VerbatimChar"/>
-        </w:rPr>
-        <w:t xml:space="preserve">  → ADM clusters become the as-observed application architecture</w:t>
-      </w:r>
-      <w:r>
-        <w:br/>
-      </w:r>
-      <w:r>
-        <w:rPr>
-          <w:rStyle w:val="VerbatimChar"/>
-        </w:rPr>
-        <w:t xml:space="preserve">  → Export the dependency graph; pair with your network team's</w:t>
-      </w:r>
-      <w:r>
-        <w:br/>
-      </w:r>
-      <w:r>
-        <w:rPr>
-          <w:rStyle w:val="VerbatimChar"/>
-        </w:rPr>
-        <w:t xml:space="preserve">    diagram for a complete view</w:t>
-      </w:r>
-      <w:r>
-        <w:br/>
-      </w:r>
-      <w:r>
-        <w:br/>
-      </w:r>
-      <w:r>
-        <w:rPr>
-          <w:rStyle w:val="VerbatimChar"/>
-        </w:rPr>
-        <w:t xml:space="preserve">Step 2: Detect insecure protocols in flight (12.2)</w:t>
-      </w:r>
-      <w:r>
-        <w:br/>
-      </w:r>
-      <w:r>
-        <w:rPr>
-          <w:rStyle w:val="VerbatimChar"/>
-        </w:rPr>
-        <w:t xml:space="preserve">  → CSW reports: any plaintext flow (HTTP, FTP, Telnet, LDAP, SMTP)</w:t>
-      </w:r>
-      <w:r>
-        <w:br/>
-      </w:r>
-      <w:r>
-        <w:rPr>
-          <w:rStyle w:val="VerbatimChar"/>
-        </w:rPr>
-        <w:t xml:space="preserve">  → Alert on insecure flows from sensitive scopes</w:t>
-      </w:r>
-      <w:r>
-        <w:br/>
-      </w:r>
-      <w:r>
-        <w:rPr>
-          <w:rStyle w:val="VerbatimChar"/>
-        </w:rPr>
-        <w:t xml:space="preserve">  → Block via segmentation policy as remediation</w:t>
-      </w:r>
-    </w:p>
-    <w:p>
-      <w:pPr>
-        <w:pStyle w:val="FirstParagraph"/>
-      </w:pPr>
-      <w:r>
-        <w:rPr>
-          <w:b/>
-          <w:bCs/>
-        </w:rPr>
-        <w:t xml:space="preserve">Evidence:</w:t>
-      </w:r>
-      <w:r>
-        <w:t xml:space="preserve"> </w:t>
-      </w:r>
-      <w:r>
-        <w:t xml:space="preserve">(a) ADM dependency export; (b) plaintext-flow alert log.</w:t>
-      </w:r>
-    </w:p>
-    <w:p>
-      <w:r>
-        <w:pict>
-          <v:rect style="width:0;height:1.5pt" o:hralign="center" o:hrstd="t" o:hr="t"/>
-        </w:pict>
-      </w:r>
-    </w:p>
-    <w:bookmarkEnd w:id="28"/>
-    <w:bookmarkStart w:id="29" w:name="X09a4196db028dd932d76ae982efcf4ce49b9f3a"/>
-    <w:p>
-      <w:pPr>
-        <w:pStyle w:val="Heading2"/>
-      </w:pPr>
-      <w:r>
-        <w:t xml:space="preserve">9. Control 13 — Network Monitoring and Defense</w:t>
-      </w:r>
-    </w:p>
-    <w:p>
-      <w:pPr>
-        <w:pStyle w:val="FirstParagraph"/>
-      </w:pPr>
-      <w:r>
-        <w:rPr>
-          <w:b/>
-          <w:bCs/>
-        </w:rPr>
-        <w:t xml:space="preserve">IG2 Safeguards in scope:</w:t>
-      </w:r>
-      <w:r>
-        <w:t xml:space="preserve"> </w:t>
-      </w:r>
-      <w:r>
-        <w:t xml:space="preserve">13.1 (centralised monitoring), 13.2</w:t>
-      </w:r>
-      <w:r>
-        <w:t xml:space="preserve"> </w:t>
-      </w:r>
-      <w:r>
-        <w:t xml:space="preserve">(deploy host-based intrusion detection — see also Control 10), 13.3</w:t>
-      </w:r>
-      <w:r>
-        <w:t xml:space="preserve"> </w:t>
-      </w:r>
-      <w:r>
-        <w:t xml:space="preserve">(network intrusion detection), 13.4 (perform traffic filtering</w:t>
-      </w:r>
-      <w:r>
-        <w:t xml:space="preserve"> </w:t>
-      </w:r>
-      <w:r>
-        <w:t xml:space="preserve">between network segments), 13.5 (manage access control for remote</w:t>
-      </w:r>
-      <w:r>
-        <w:t xml:space="preserve"> </w:t>
-      </w:r>
-      <w:r>
-        <w:t xml:space="preserve">assets), 13.6 (collect network traffic flow logs), 13.7 (deploy</w:t>
-      </w:r>
-      <w:r>
-        <w:t xml:space="preserve"> </w:t>
-      </w:r>
-      <w:r>
-        <w:t xml:space="preserve">host-based intrusion prevention — IG3), 13.8 (deploy network</w:t>
-      </w:r>
-      <w:r>
-        <w:t xml:space="preserve"> </w:t>
-      </w:r>
-      <w:r>
-        <w:t xml:space="preserve">intrusion prevention — IG3), 13.9 (deploy port-level access</w:t>
-      </w:r>
-      <w:r>
-        <w:t xml:space="preserve"> </w:t>
-      </w:r>
-      <w:r>
-        <w:t xml:space="preserve">control — IG3), 13.10 (perform application-layer filtering — IG3).</w:t>
-      </w:r>
-    </w:p>
-    <w:p>
-      <w:pPr>
-        <w:pStyle w:val="BodyText"/>
-      </w:pPr>
-      <w:r>
-        <w:t xml:space="preserve">This is the densest CSW alignment in the entire CIS Controls. CSW</w:t>
-      </w:r>
-      <w:r>
-        <w:t xml:space="preserve"> </w:t>
-      </w:r>
-      <w:r>
-        <w:t xml:space="preserve">runs at the workload, observes every flow, applies behavioural</w:t>
-      </w:r>
-      <w:r>
-        <w:t xml:space="preserve"> </w:t>
-      </w:r>
-      <w:r>
-        <w:t xml:space="preserve">analytics, enforces segmentation, and forwards to the SIEM.</w:t>
-      </w:r>
-    </w:p>
-    <w:p>
-      <w:pPr>
-        <w:pStyle w:val="BodyText"/>
-      </w:pPr>
-      <w:r>
-        <w:rPr>
-          <w:b/>
-          <w:bCs/>
-        </w:rPr>
-        <w:t xml:space="preserve">CSW Implementation:</w:t>
-      </w:r>
-    </w:p>
-    <w:p>
-      <w:pPr>
-        <w:pStyle w:val="SourceCode"/>
-      </w:pPr>
-      <w:r>
-        <w:rPr>
-          <w:rStyle w:val="VerbatimChar"/>
-        </w:rPr>
-        <w:t xml:space="preserve">Step 1: Centralised monitoring (Safeguard 13.1, 13.6)</w:t>
-      </w:r>
-      <w:r>
-        <w:br/>
-      </w:r>
-      <w:r>
-        <w:rPr>
-          <w:rStyle w:val="VerbatimChar"/>
-        </w:rPr>
-        <w:t xml:space="preserve">  → CSW collects every flow on every CSW-managed workload</w:t>
-      </w:r>
-      <w:r>
-        <w:br/>
-      </w:r>
-      <w:r>
-        <w:rPr>
-          <w:rStyle w:val="VerbatimChar"/>
-        </w:rPr>
-        <w:t xml:space="preserve">  → Forwarded to SIEM continuously; retained at CSW for the data</w:t>
-      </w:r>
-      <w:r>
-        <w:br/>
-      </w:r>
-      <w:r>
-        <w:rPr>
-          <w:rStyle w:val="VerbatimChar"/>
-        </w:rPr>
-        <w:t xml:space="preserve">    retention window (typically 30 days; configurable)</w:t>
-      </w:r>
-      <w:r>
-        <w:br/>
-      </w:r>
-      <w:r>
-        <w:br/>
-      </w:r>
-      <w:r>
-        <w:rPr>
-          <w:rStyle w:val="VerbatimChar"/>
-        </w:rPr>
-        <w:t xml:space="preserve">Step 2: East-west traffic filtering (Safeguard 13.4)</w:t>
-      </w:r>
-      <w:r>
-        <w:br/>
-      </w:r>
-      <w:r>
-        <w:rPr>
-          <w:rStyle w:val="VerbatimChar"/>
-        </w:rPr>
-        <w:t xml:space="preserve">  → Build segmentation policy per scope; deny-by-default</w:t>
-      </w:r>
-      <w:r>
-        <w:br/>
-      </w:r>
-      <w:r>
-        <w:rPr>
-          <w:rStyle w:val="VerbatimChar"/>
-        </w:rPr>
-        <w:t xml:space="preserve">  → Run in Simulation 30+ days; resolve legitimate-but-blocked flows</w:t>
-      </w:r>
-      <w:r>
-        <w:br/>
-      </w:r>
-      <w:r>
-        <w:rPr>
-          <w:rStyle w:val="VerbatimChar"/>
-        </w:rPr>
-        <w:t xml:space="preserve">  → Promote to Enforce; quarterly diff report</w:t>
-      </w:r>
-      <w:r>
-        <w:br/>
-      </w:r>
-      <w:r>
-        <w:br/>
-      </w:r>
-      <w:r>
-        <w:rPr>
-          <w:rStyle w:val="VerbatimChar"/>
-        </w:rPr>
-        <w:t xml:space="preserve">Step 3: Behavioural detection (Safeguards 13.2, 13.3)</w:t>
-      </w:r>
-      <w:r>
-        <w:br/>
-      </w:r>
-      <w:r>
-        <w:rPr>
-          <w:rStyle w:val="VerbatimChar"/>
-        </w:rPr>
-        <w:t xml:space="preserve">  → Out-of-the-box rules: privilege escalation, persistence, lateral</w:t>
-      </w:r>
-      <w:r>
-        <w:br/>
-      </w:r>
-      <w:r>
-        <w:rPr>
-          <w:rStyle w:val="VerbatimChar"/>
-        </w:rPr>
-        <w:t xml:space="preserve">    movement, suspicious child processes</w:t>
-      </w:r>
-      <w:r>
-        <w:br/>
-      </w:r>
-      <w:r>
-        <w:rPr>
-          <w:rStyle w:val="VerbatimChar"/>
-        </w:rPr>
-        <w:t xml:space="preserve">  → Custom rules: encode org-specific abuse patterns</w:t>
-      </w:r>
-      <w:r>
-        <w:br/>
-      </w:r>
-      <w:r>
-        <w:rPr>
-          <w:rStyle w:val="VerbatimChar"/>
-        </w:rPr>
-        <w:t xml:space="preserve">  → IG3: tie to playbook automation for sub-15-minute MTTR</w:t>
-      </w:r>
-      <w:r>
-        <w:br/>
-      </w:r>
-      <w:r>
-        <w:br/>
-      </w:r>
-      <w:r>
-        <w:rPr>
-          <w:rStyle w:val="VerbatimChar"/>
-        </w:rPr>
-        <w:t xml:space="preserve">Step 4: Anomaly detection (Safeguards 13.3, 13.8)</w:t>
-      </w:r>
-      <w:r>
-        <w:br/>
-      </w:r>
-      <w:r>
-        <w:rPr>
-          <w:rStyle w:val="VerbatimChar"/>
-        </w:rPr>
-        <w:t xml:space="preserve">  → Conversation graph: flag new edges in workload-to-workload</w:t>
-      </w:r>
-      <w:r>
-        <w:br/>
-      </w:r>
-      <w:r>
-        <w:rPr>
-          <w:rStyle w:val="VerbatimChar"/>
-        </w:rPr>
-        <w:t xml:space="preserve">    communication</w:t>
-      </w:r>
-      <w:r>
-        <w:br/>
-      </w:r>
-      <w:r>
-        <w:rPr>
-          <w:rStyle w:val="VerbatimChar"/>
-        </w:rPr>
-        <w:t xml:space="preserve">  → Port/protocol distribution anomalies per workload</w:t>
-      </w:r>
-      <w:r>
-        <w:br/>
-      </w:r>
-      <w:r>
-        <w:br/>
-      </w:r>
-      <w:r>
-        <w:rPr>
-          <w:rStyle w:val="VerbatimChar"/>
-        </w:rPr>
-        <w:t xml:space="preserve">Step 5: Remote-asset access control (Safeguard 13.5)</w:t>
-      </w:r>
-      <w:r>
-        <w:br/>
-      </w:r>
-      <w:r>
-        <w:rPr>
-          <w:rStyle w:val="VerbatimChar"/>
-        </w:rPr>
-        <w:t xml:space="preserve">  → Identify remote-management paths in CSW (VPN concentrators,</w:t>
-      </w:r>
-      <w:r>
-        <w:br/>
-      </w:r>
-      <w:r>
-        <w:rPr>
-          <w:rStyle w:val="VerbatimChar"/>
-        </w:rPr>
-        <w:t xml:space="preserve">    bastion hosts, admin VPN ranges)</w:t>
-      </w:r>
-      <w:r>
-        <w:br/>
-      </w:r>
-      <w:r>
-        <w:rPr>
-          <w:rStyle w:val="VerbatimChar"/>
-        </w:rPr>
-        <w:t xml:space="preserve">  → Limit allow rules for management protocols (22, 3389, WinRM) to</w:t>
-      </w:r>
-      <w:r>
-        <w:br/>
-      </w:r>
-      <w:r>
-        <w:rPr>
-          <w:rStyle w:val="VerbatimChar"/>
-        </w:rPr>
-        <w:t xml:space="preserve">    those source sets only</w:t>
-      </w:r>
-    </w:p>
-    <w:p>
-      <w:pPr>
-        <w:pStyle w:val="FirstParagraph"/>
-      </w:pPr>
-      <w:r>
-        <w:rPr>
-          <w:b/>
-          <w:bCs/>
-        </w:rPr>
-        <w:t xml:space="preserve">Evidence:</w:t>
-      </w:r>
-      <w:r>
-        <w:t xml:space="preserve"> </w:t>
-      </w:r>
-      <w:r>
-        <w:t xml:space="preserve">(a) segmentation policy export with simulation→</w:t>
-      </w:r>
-      <w:r>
-        <w:t xml:space="preserve"> </w:t>
-      </w:r>
-      <w:r>
-        <w:t xml:space="preserve">enforcement log; (b) detection rule catalogue; (c) anomaly alert</w:t>
-      </w:r>
-      <w:r>
-        <w:t xml:space="preserve"> </w:t>
-      </w:r>
-      <w:r>
-        <w:t xml:space="preserve">log; (d) flow telemetry retention configuration.</w:t>
-      </w:r>
-    </w:p>
-    <w:p>
-      <w:pPr>
-        <w:pStyle w:val="BodyText"/>
-      </w:pPr>
-      <w:r>
-        <w:rPr>
-          <w:b/>
-          <w:bCs/>
-        </w:rPr>
-        <w:t xml:space="preserve">IG1 delta:</w:t>
-      </w:r>
-      <w:r>
-        <w:t xml:space="preserve"> </w:t>
-      </w:r>
-      <w:r>
-        <w:t xml:space="preserve">flow logs at the border; simple deny rules; weekly</w:t>
-      </w:r>
-      <w:r>
-        <w:t xml:space="preserve"> </w:t>
-      </w:r>
-      <w:r>
-        <w:t xml:space="preserve">review of suspicious activity.</w:t>
-      </w:r>
-      <w:r>
-        <w:t xml:space="preserve"> </w:t>
-      </w:r>
-      <w:r>
-        <w:rPr>
-          <w:b/>
-          <w:bCs/>
-        </w:rPr>
-        <w:t xml:space="preserve">IG3 delta:</w:t>
-      </w:r>
-      <w:r>
-        <w:t xml:space="preserve"> </w:t>
-      </w:r>
-      <w:r>
-        <w:t xml:space="preserve">Safeguards 13.7–13.10 layered (HIPS, NIPS, port-level</w:t>
-      </w:r>
-      <w:r>
-        <w:t xml:space="preserve"> </w:t>
-      </w:r>
-      <w:r>
-        <w:t xml:space="preserve">access, app-layer filtering); CSW behavioural rules feed automated</w:t>
-      </w:r>
-      <w:r>
-        <w:t xml:space="preserve"> </w:t>
-      </w:r>
-      <w:r>
-        <w:t xml:space="preserve">response.</w:t>
-      </w:r>
-    </w:p>
-    <w:p>
-      <w:r>
-        <w:pict>
-          <v:rect style="width:0;height:1.5pt" o:hralign="center" o:hrstd="t" o:hr="t"/>
-        </w:pict>
-      </w:r>
-    </w:p>
-    <w:bookmarkEnd w:id="29"/>
-    <w:bookmarkStart w:id="30" w:name="X39bf1705a3b4babca5e77adba20104cbf1b432e"/>
-    <w:p>
-      <w:pPr>
-        <w:pStyle w:val="Heading2"/>
-      </w:pPr>
-      <w:r>
-        <w:t xml:space="preserve">10. Control 17 — Incident Response Management</w:t>
-      </w:r>
-    </w:p>
-    <w:p>
-      <w:pPr>
-        <w:pStyle w:val="FirstParagraph"/>
-      </w:pPr>
-      <w:r>
-        <w:rPr>
-          <w:b/>
-          <w:bCs/>
-        </w:rPr>
-        <w:t xml:space="preserve">IG2 Safeguards in scope:</w:t>
-      </w:r>
-      <w:r>
-        <w:t xml:space="preserve"> </w:t>
-      </w:r>
-      <w:r>
-        <w:t xml:space="preserve">17.1 (designate IR personnel), 17.2</w:t>
-      </w:r>
-      <w:r>
-        <w:t xml:space="preserve"> </w:t>
-      </w:r>
-      <w:r>
-        <w:t xml:space="preserve">(establish &amp; maintain contact information), 17.3 (establish &amp; maintain</w:t>
-      </w:r>
-      <w:r>
-        <w:t xml:space="preserve"> </w:t>
-      </w:r>
-      <w:r>
-        <w:t xml:space="preserve">IR process), 17.4 (test IR process), 17.5 (assign roles), 17.6</w:t>
-      </w:r>
-      <w:r>
-        <w:t xml:space="preserve"> </w:t>
-      </w:r>
-      <w:r>
-        <w:t xml:space="preserve">(define mechanisms for reporting), 17.8 (track post-incident</w:t>
-      </w:r>
-      <w:r>
-        <w:t xml:space="preserve"> </w:t>
-      </w:r>
-      <w:r>
-        <w:t xml:space="preserve">review).</w:t>
-      </w:r>
-    </w:p>
-    <w:p>
-      <w:pPr>
-        <w:pStyle w:val="BodyText"/>
-      </w:pPr>
-      <w:r>
-        <w:t xml:space="preserve">CSW is not the IR playbook owner. CSW supplies the</w:t>
-      </w:r>
-      <w:r>
-        <w:t xml:space="preserve"> </w:t>
-      </w:r>
-      <w:r>
-        <w:rPr>
-          <w:b/>
-          <w:bCs/>
-        </w:rPr>
-        <w:t xml:space="preserve">evidence</w:t>
-      </w:r>
-      <w:r>
-        <w:rPr>
-          <w:b/>
-          <w:bCs/>
-        </w:rPr>
-        <w:t xml:space="preserve"> </w:t>
-      </w:r>
-      <w:r>
-        <w:rPr>
-          <w:b/>
-          <w:bCs/>
-        </w:rPr>
-        <w:t xml:space="preserve">substrate</w:t>
-      </w:r>
-      <w:r>
-        <w:t xml:space="preserve"> </w:t>
-      </w:r>
-      <w:r>
-        <w:t xml:space="preserve">that lets each step of the IR process produce defensible</w:t>
-      </w:r>
-      <w:r>
-        <w:t xml:space="preserve"> </w:t>
-      </w:r>
-      <w:r>
-        <w:t xml:space="preserve">artefacts.</w:t>
-      </w:r>
-    </w:p>
-    <w:p>
-      <w:pPr>
-        <w:pStyle w:val="BodyText"/>
-      </w:pPr>
-      <w:r>
-        <w:rPr>
-          <w:b/>
-          <w:bCs/>
-        </w:rPr>
-        <w:t xml:space="preserve">CSW Implementation — Six-Artefact IR Bundle:</w:t>
-      </w:r>
-    </w:p>
-    <w:p>
-      <w:pPr>
-        <w:pStyle w:val="SourceCode"/>
-      </w:pPr>
-      <w:r>
-        <w:rPr>
-          <w:rStyle w:val="VerbatimChar"/>
-        </w:rPr>
-        <w:t xml:space="preserve">For each declared incident on a CSW-managed workload:</w:t>
-      </w:r>
-      <w:r>
-        <w:br/>
-      </w:r>
-      <w:r>
-        <w:br/>
-      </w:r>
-      <w:r>
-        <w:rPr>
-          <w:rStyle w:val="VerbatimChar"/>
-        </w:rPr>
-        <w:t xml:space="preserve">  (a) Affected workload set</w:t>
-      </w:r>
-      <w:r>
-        <w:br/>
-      </w:r>
-      <w:r>
-        <w:rPr>
-          <w:rStyle w:val="VerbatimChar"/>
-        </w:rPr>
-        <w:t xml:space="preserve">      → Inventory query: hostnames, IPs, OS, scope labels, owner</w:t>
-      </w:r>
-      <w:r>
-        <w:br/>
-      </w:r>
-      <w:r>
-        <w:br/>
-      </w:r>
-      <w:r>
-        <w:rPr>
-          <w:rStyle w:val="VerbatimChar"/>
-        </w:rPr>
-        <w:t xml:space="preserve">  (b) Time-anchored flow record</w:t>
-      </w:r>
-      <w:r>
-        <w:br/>
-      </w:r>
-      <w:r>
-        <w:rPr>
-          <w:rStyle w:val="VerbatimChar"/>
-        </w:rPr>
-        <w:t xml:space="preserve">      → CSW historical conversations: source, destination, port, byte</w:t>
-      </w:r>
-      <w:r>
-        <w:br/>
-      </w:r>
-      <w:r>
-        <w:rPr>
-          <w:rStyle w:val="VerbatimChar"/>
-        </w:rPr>
-        <w:t xml:space="preserve">        counts, timestamps, process attribution</w:t>
-      </w:r>
-      <w:r>
-        <w:br/>
-      </w:r>
-      <w:r>
-        <w:br/>
-      </w:r>
-      <w:r>
-        <w:rPr>
-          <w:rStyle w:val="VerbatimChar"/>
-        </w:rPr>
-        <w:t xml:space="preserve">  (c) Process activity record</w:t>
-      </w:r>
-      <w:r>
-        <w:br/>
-      </w:r>
-      <w:r>
-        <w:rPr>
-          <w:rStyle w:val="VerbatimChar"/>
-        </w:rPr>
-        <w:t xml:space="preserve">      → Every process spawned on affected workloads in the window</w:t>
-      </w:r>
-      <w:r>
-        <w:br/>
-      </w:r>
-      <w:r>
-        <w:br/>
-      </w:r>
-      <w:r>
-        <w:rPr>
-          <w:rStyle w:val="VerbatimChar"/>
-        </w:rPr>
-        <w:t xml:space="preserve">  (d) Software footprint at time of incident</w:t>
-      </w:r>
-      <w:r>
-        <w:br/>
-      </w:r>
-      <w:r>
-        <w:rPr>
-          <w:rStyle w:val="VerbatimChar"/>
-        </w:rPr>
-        <w:t xml:space="preserve">      → Package list, CVE exposure at that moment (not "today")</w:t>
-      </w:r>
-      <w:r>
-        <w:br/>
-      </w:r>
-      <w:r>
-        <w:br/>
-      </w:r>
-      <w:r>
-        <w:rPr>
-          <w:rStyle w:val="VerbatimChar"/>
-        </w:rPr>
-        <w:t xml:space="preserve">  (e) Containment evidence</w:t>
-      </w:r>
-      <w:r>
-        <w:br/>
-      </w:r>
-      <w:r>
-        <w:rPr>
-          <w:rStyle w:val="VerbatimChar"/>
-        </w:rPr>
-        <w:t xml:space="preserve">      → Quarantine policy applied; flow drop count after policy;</w:t>
-      </w:r>
-      <w:r>
-        <w:br/>
-      </w:r>
-      <w:r>
-        <w:rPr>
-          <w:rStyle w:val="VerbatimChar"/>
-        </w:rPr>
-        <w:t xml:space="preserve">        time-to-quarantine</w:t>
-      </w:r>
-      <w:r>
-        <w:br/>
-      </w:r>
-      <w:r>
-        <w:br/>
-      </w:r>
-      <w:r>
-        <w:rPr>
-          <w:rStyle w:val="VerbatimChar"/>
-        </w:rPr>
-        <w:t xml:space="preserve">  (f) Post-incident control proof</w:t>
-      </w:r>
-      <w:r>
-        <w:br/>
-      </w:r>
-      <w:r>
-        <w:rPr>
-          <w:rStyle w:val="VerbatimChar"/>
-        </w:rPr>
-        <w:t xml:space="preserve">      → Diff between pre-incident segmentation and remediated state</w:t>
-      </w:r>
-    </w:p>
-    <w:p>
-      <w:pPr>
-        <w:pStyle w:val="FirstParagraph"/>
-      </w:pPr>
-      <w:r>
-        <w:rPr>
-          <w:b/>
-          <w:bCs/>
-        </w:rPr>
-        <w:t xml:space="preserve">Evidence:</w:t>
-      </w:r>
-      <w:r>
-        <w:t xml:space="preserve"> </w:t>
-      </w:r>
-      <w:r>
-        <w:t xml:space="preserve">(a) incident dossier per declared event; (b) MTTD/MTTR</w:t>
-      </w:r>
-      <w:r>
-        <w:t xml:space="preserve"> </w:t>
-      </w:r>
-      <w:r>
-        <w:t xml:space="preserve">trend per quarter; (c) post-incident review (Safeguard 17.8) inputs.</w:t>
-      </w:r>
-    </w:p>
-    <w:p>
-      <w:r>
-        <w:pict>
-          <v:rect style="width:0;height:1.5pt" o:hralign="center" o:hrstd="t" o:hr="t"/>
-        </w:pict>
-      </w:r>
-    </w:p>
-    <w:bookmarkEnd w:id="30"/>
-    <w:bookmarkStart w:id="31" w:name="Xbbb7ad7d074a1a70bc8d1a3071773aea6d3bf6a"/>
-    <w:p>
-      <w:pPr>
-        <w:pStyle w:val="Heading2"/>
-      </w:pPr>
-      <w:r>
-        <w:t xml:space="preserve">11. Control 18 — Penetration Testing (Supporting)</w:t>
-      </w:r>
-    </w:p>
-    <w:p>
-      <w:pPr>
-        <w:pStyle w:val="FirstParagraph"/>
-      </w:pPr>
-      <w:r>
-        <w:rPr>
-          <w:b/>
-          <w:bCs/>
-        </w:rPr>
-        <w:t xml:space="preserve">IG2 Safeguards in scope:</w:t>
-      </w:r>
-      <w:r>
-        <w:t xml:space="preserve"> </w:t>
-      </w:r>
-      <w:r>
-        <w:t xml:space="preserve">18.1 (establish &amp; maintain pen test</w:t>
-      </w:r>
-      <w:r>
-        <w:t xml:space="preserve"> </w:t>
-      </w:r>
-      <w:r>
-        <w:t xml:space="preserve">program), 18.2 (perform periodic external pen tests), 18.3</w:t>
-      </w:r>
-      <w:r>
-        <w:t xml:space="preserve"> </w:t>
-      </w:r>
-      <w:r>
-        <w:t xml:space="preserve">(remediate pen test findings), 18.5 (perform periodic internal pen</w:t>
-      </w:r>
-      <w:r>
-        <w:t xml:space="preserve"> </w:t>
-      </w:r>
-      <w:r>
-        <w:t xml:space="preserve">tests).</w:t>
-      </w:r>
-    </w:p>
-    <w:p>
-      <w:pPr>
-        <w:pStyle w:val="BodyText"/>
-      </w:pPr>
-      <w:r>
-        <w:rPr>
-          <w:b/>
-          <w:bCs/>
-        </w:rPr>
-        <w:t xml:space="preserve">CSW Implementation:</w:t>
-      </w:r>
-    </w:p>
-    <w:p>
-      <w:pPr>
-        <w:pStyle w:val="SourceCode"/>
-      </w:pPr>
-      <w:r>
-        <w:rPr>
-          <w:rStyle w:val="VerbatimChar"/>
-        </w:rPr>
-        <w:t xml:space="preserve">Step 1: Pre-test reachability baseline (Safeguard 18.5)</w:t>
-      </w:r>
-      <w:r>
-        <w:br/>
-      </w:r>
-      <w:r>
-        <w:rPr>
-          <w:rStyle w:val="VerbatimChar"/>
-        </w:rPr>
-        <w:t xml:space="preserve">  → CSW "what-if" reachability query for the test scope</w:t>
-      </w:r>
-      <w:r>
-        <w:br/>
-      </w:r>
-      <w:r>
-        <w:rPr>
-          <w:rStyle w:val="VerbatimChar"/>
-        </w:rPr>
-        <w:t xml:space="preserve">  → Output: who can reach what, on which port, with which identity</w:t>
-      </w:r>
-      <w:r>
-        <w:br/>
-      </w:r>
-      <w:r>
-        <w:rPr>
-          <w:rStyle w:val="VerbatimChar"/>
-        </w:rPr>
-        <w:t xml:space="preserve">  → Hand to the red team as the engagement scoping document</w:t>
-      </w:r>
-      <w:r>
-        <w:br/>
-      </w:r>
-      <w:r>
-        <w:br/>
-      </w:r>
-      <w:r>
-        <w:rPr>
-          <w:rStyle w:val="VerbatimChar"/>
-        </w:rPr>
-        <w:t xml:space="preserve">Step 2: During test</w:t>
-      </w:r>
-      <w:r>
-        <w:br/>
-      </w:r>
-      <w:r>
-        <w:rPr>
-          <w:rStyle w:val="VerbatimChar"/>
-        </w:rPr>
-        <w:t xml:space="preserve">  → Defenders may observe in "purple" mode</w:t>
-      </w:r>
-      <w:r>
-        <w:br/>
-      </w:r>
-      <w:r>
-        <w:rPr>
-          <w:rStyle w:val="VerbatimChar"/>
-        </w:rPr>
-        <w:t xml:space="preserve">  → CSW alerts can be observed but not acted on without abort</w:t>
-      </w:r>
-      <w:r>
-        <w:br/>
-      </w:r>
-      <w:r>
-        <w:br/>
-      </w:r>
-      <w:r>
-        <w:rPr>
-          <w:rStyle w:val="VerbatimChar"/>
-        </w:rPr>
-        <w:t xml:space="preserve">Step 3: Post-test reachability comparison</w:t>
-      </w:r>
-      <w:r>
-        <w:br/>
-      </w:r>
-      <w:r>
-        <w:rPr>
-          <w:rStyle w:val="VerbatimChar"/>
-        </w:rPr>
-        <w:t xml:space="preserve">  → Re-run reachability query; diff vs. pre-test</w:t>
-      </w:r>
-      <w:r>
-        <w:br/>
-      </w:r>
-      <w:r>
-        <w:rPr>
-          <w:rStyle w:val="VerbatimChar"/>
-        </w:rPr>
-        <w:t xml:space="preserve">  → Document: which segmentation rules held, which were bypassed,</w:t>
-      </w:r>
-      <w:r>
-        <w:br/>
-      </w:r>
-      <w:r>
-        <w:rPr>
-          <w:rStyle w:val="VerbatimChar"/>
-        </w:rPr>
-        <w:t xml:space="preserve">    which detections fired vs. missed (Safeguard 18.3 input)</w:t>
-      </w:r>
-    </w:p>
-    <w:p>
-      <w:pPr>
-        <w:pStyle w:val="FirstParagraph"/>
-      </w:pPr>
-      <w:r>
-        <w:rPr>
-          <w:b/>
-          <w:bCs/>
-        </w:rPr>
-        <w:t xml:space="preserve">Evidence:</w:t>
-      </w:r>
-      <w:r>
-        <w:t xml:space="preserve"> </w:t>
-      </w:r>
-      <w:r>
-        <w:t xml:space="preserve">(a) pre-test reachability report; (b) red-team</w:t>
-      </w:r>
-      <w:r>
-        <w:t xml:space="preserve"> </w:t>
-      </w:r>
-      <w:r>
-        <w:t xml:space="preserve">activity reconstruction; (c) post-test gap analysis.</w:t>
-      </w:r>
-    </w:p>
-    <w:p>
-      <w:r>
-        <w:pict>
-          <v:rect style="width:0;height:1.5pt" o:hralign="center" o:hrstd="t" o:hr="t"/>
-        </w:pict>
-      </w:r>
-    </w:p>
-    <w:bookmarkEnd w:id="31"/>
-    <w:bookmarkStart w:id="32" w:name="X5c5a2a9f6eb576cf9e0f48dce13f0b36cd97ef5"/>
-    <w:p>
-      <w:pPr>
-        <w:pStyle w:val="Heading2"/>
-      </w:pPr>
-      <w:r>
-        <w:t xml:space="preserve">12. Mapping Table — CIS Controls v8.1 → CSW Capability</w:t>
+        <w:t xml:space="preserve">The five mandatory keys from section 2 carry the IG calibration; the</w:t>
+      </w:r>
+      <w:r>
+        <w:t xml:space="preserve"> </w:t>
+      </w:r>
+      <w:r>
+        <w:t xml:space="preserve">remaining keys below make Controls 1, 2 and 12 queryable. Apply all of</w:t>
+      </w:r>
+      <w:r>
+        <w:t xml:space="preserve"> </w:t>
+      </w:r>
+      <w:r>
+        <w:t xml:space="preserve">them at onboarding rather than retrofitting before an assessment.</w:t>
       </w:r>
     </w:p>
     <w:tbl>
@@ -6227,29 +3943,29 @@
               <w:pStyle w:val="Compact"/>
             </w:pPr>
             <w:r>
-              <w:t xml:space="preserve">Safeguard</w:t>
-            </w:r>
-          </w:p>
-        </w:tc>
-        <w:tc>
-          <w:tcPr/>
-          <w:p>
-            <w:pPr>
-              <w:pStyle w:val="Compact"/>
-            </w:pPr>
-            <w:r>
-              <w:t xml:space="preserve">Title</w:t>
-            </w:r>
-          </w:p>
-        </w:tc>
-        <w:tc>
-          <w:tcPr/>
-          <w:p>
-            <w:pPr>
-              <w:pStyle w:val="Compact"/>
-            </w:pPr>
-            <w:r>
-              <w:t xml:space="preserve">CSW capability</w:t>
+              <w:t xml:space="preserve">Label key</w:t>
+            </w:r>
+          </w:p>
+        </w:tc>
+        <w:tc>
+          <w:tcPr/>
+          <w:p>
+            <w:pPr>
+              <w:pStyle w:val="Compact"/>
+            </w:pPr>
+            <w:r>
+              <w:t xml:space="preserve">Example values</w:t>
+            </w:r>
+          </w:p>
+        </w:tc>
+        <w:tc>
+          <w:tcPr/>
+          <w:p>
+            <w:pPr>
+              <w:pStyle w:val="Compact"/>
+            </w:pPr>
+            <w:r>
+              <w:t xml:space="preserve">Why it matters for CIS v8</w:t>
             </w:r>
           </w:p>
         </w:tc>
@@ -6262,29 +3978,42 @@
               <w:pStyle w:val="Compact"/>
             </w:pPr>
             <w:r>
-              <w:t xml:space="preserve">1.1</w:t>
-            </w:r>
-          </w:p>
-        </w:tc>
-        <w:tc>
-          <w:tcPr/>
-          <w:p>
-            <w:pPr>
-              <w:pStyle w:val="Compact"/>
-            </w:pPr>
-            <w:r>
-              <w:t xml:space="preserve">Inventory of enterprise assets</w:t>
-            </w:r>
-          </w:p>
-        </w:tc>
-        <w:tc>
-          <w:tcPr/>
-          <w:p>
-            <w:pPr>
-              <w:pStyle w:val="Compact"/>
-            </w:pPr>
-            <w:r>
-              <w:t xml:space="preserve">Continuous workload inventory + cloud asset metadata</w:t>
+              <w:rPr>
+                <w:rStyle w:val="VerbatimChar"/>
+              </w:rPr>
+              <w:t xml:space="preserve">cis_ig</w:t>
+            </w:r>
+          </w:p>
+        </w:tc>
+        <w:tc>
+          <w:tcPr/>
+          <w:p>
+            <w:pPr>
+              <w:pStyle w:val="Compact"/>
+            </w:pPr>
+            <w:r>
+              <w:t xml:space="preserve">ig1, ig2, ig3</w:t>
+            </w:r>
+          </w:p>
+        </w:tc>
+        <w:tc>
+          <w:tcPr/>
+          <w:p>
+            <w:pPr>
+              <w:pStyle w:val="Compact"/>
+            </w:pPr>
+            <w:r>
+              <w:rPr>
+                <w:i/>
+                <w:iCs/>
+              </w:rPr>
+              <w:t xml:space="preserve">(section 2)</w:t>
+            </w:r>
+            <w:r>
+              <w:t xml:space="preserve"> </w:t>
+            </w:r>
+            <w:r>
+              <w:t xml:space="preserve">Sets which Safeguards are in force and the evidence cadence</w:t>
             </w:r>
           </w:p>
         </w:tc>
@@ -6297,29 +4026,42 @@
               <w:pStyle w:val="Compact"/>
             </w:pPr>
             <w:r>
-              <w:t xml:space="preserve">1.2</w:t>
-            </w:r>
-          </w:p>
-        </w:tc>
-        <w:tc>
-          <w:tcPr/>
-          <w:p>
-            <w:pPr>
-              <w:pStyle w:val="Compact"/>
-            </w:pPr>
-            <w:r>
-              <w:t xml:space="preserve">Address unauthorised assets</w:t>
-            </w:r>
-          </w:p>
-        </w:tc>
-        <w:tc>
-          <w:tcPr/>
-          <w:p>
-            <w:pPr>
-              <w:pStyle w:val="Compact"/>
-            </w:pPr>
-            <w:r>
-              <w:t xml:space="preserve">Quarantine policy applied to net-new workloads</w:t>
+              <w:rPr>
+                <w:rStyle w:val="VerbatimChar"/>
+              </w:rPr>
+              <w:t xml:space="preserve">asset_class</w:t>
+            </w:r>
+          </w:p>
+        </w:tc>
+        <w:tc>
+          <w:tcPr/>
+          <w:p>
+            <w:pPr>
+              <w:pStyle w:val="Compact"/>
+            </w:pPr>
+            <w:r>
+              <w:t xml:space="preserve">server, workstation, container, cloud-vm, serverless</w:t>
+            </w:r>
+          </w:p>
+        </w:tc>
+        <w:tc>
+          <w:tcPr/>
+          <w:p>
+            <w:pPr>
+              <w:pStyle w:val="Compact"/>
+            </w:pPr>
+            <w:r>
+              <w:rPr>
+                <w:i/>
+                <w:iCs/>
+              </w:rPr>
+              <w:t xml:space="preserve">(section 2)</w:t>
+            </w:r>
+            <w:r>
+              <w:t xml:space="preserve"> </w:t>
+            </w:r>
+            <w:r>
+              <w:t xml:space="preserve">Control 1 enterprise-asset classification</w:t>
             </w:r>
           </w:p>
         </w:tc>
@@ -6332,29 +4074,42 @@
               <w:pStyle w:val="Compact"/>
             </w:pPr>
             <w:r>
-              <w:t xml:space="preserve">1.3</w:t>
-            </w:r>
-          </w:p>
-        </w:tc>
-        <w:tc>
-          <w:tcPr/>
-          <w:p>
-            <w:pPr>
-              <w:pStyle w:val="Compact"/>
-            </w:pPr>
-            <w:r>
-              <w:t xml:space="preserve">Active discovery</w:t>
-            </w:r>
-          </w:p>
-        </w:tc>
-        <w:tc>
-          <w:tcPr/>
-          <w:p>
-            <w:pPr>
-              <w:pStyle w:val="Compact"/>
-            </w:pPr>
-            <w:r>
-              <w:t xml:space="preserve">Sensor coverage + cloud connectors</w:t>
+              <w:rPr>
+                <w:rStyle w:val="VerbatimChar"/>
+              </w:rPr>
+              <w:t xml:space="preserve">data_sensitivity</w:t>
+            </w:r>
+          </w:p>
+        </w:tc>
+        <w:tc>
+          <w:tcPr/>
+          <w:p>
+            <w:pPr>
+              <w:pStyle w:val="Compact"/>
+            </w:pPr>
+            <w:r>
+              <w:t xml:space="preserve">public, internal, confidential, regulated</w:t>
+            </w:r>
+          </w:p>
+        </w:tc>
+        <w:tc>
+          <w:tcPr/>
+          <w:p>
+            <w:pPr>
+              <w:pStyle w:val="Compact"/>
+            </w:pPr>
+            <w:r>
+              <w:rPr>
+                <w:i/>
+                <w:iCs/>
+              </w:rPr>
+              <w:t xml:space="preserve">(section 2)</w:t>
+            </w:r>
+            <w:r>
+              <w:t xml:space="preserve"> </w:t>
+            </w:r>
+            <w:r>
+              <w:t xml:space="preserve">Drives Safeguard 3.12 data segmentation and scope membership</w:t>
             </w:r>
           </w:p>
         </w:tc>
@@ -6367,29 +4122,39 @@
               <w:pStyle w:val="Compact"/>
             </w:pPr>
             <w:r>
-              <w:t xml:space="preserve">1.5</w:t>
-            </w:r>
-          </w:p>
-        </w:tc>
-        <w:tc>
-          <w:tcPr/>
-          <w:p>
-            <w:pPr>
-              <w:pStyle w:val="Compact"/>
-            </w:pPr>
-            <w:r>
-              <w:t xml:space="preserve">Passive discovery</w:t>
-            </w:r>
-          </w:p>
-        </w:tc>
-        <w:tc>
-          <w:tcPr/>
-          <w:p>
-            <w:pPr>
-              <w:pStyle w:val="Compact"/>
-            </w:pPr>
-            <w:r>
-              <w:t xml:space="preserve">Cloud orchestrator polling for ephemeral assets</w:t>
+              <w:rPr>
+                <w:rStyle w:val="VerbatimChar"/>
+              </w:rPr>
+              <w:t xml:space="preserve">business_unit</w:t>
+            </w:r>
+          </w:p>
+        </w:tc>
+        <w:tc>
+          <w:tcPr/>
+          <w:p>
+            <w:pPr>
+              <w:pStyle w:val="Compact"/>
+            </w:pPr>
+          </w:p>
+        </w:tc>
+        <w:tc>
+          <w:tcPr/>
+          <w:p>
+            <w:pPr>
+              <w:pStyle w:val="Compact"/>
+            </w:pPr>
+            <w:r>
+              <w:rPr>
+                <w:i/>
+                <w:iCs/>
+              </w:rPr>
+              <w:t xml:space="preserve">(section 2)</w:t>
+            </w:r>
+            <w:r>
+              <w:t xml:space="preserve"> </w:t>
+            </w:r>
+            <w:r>
+              <w:t xml:space="preserve">Ownership for Safeguard 1.1 inventory attestation</w:t>
             </w:r>
           </w:p>
         </w:tc>
@@ -6402,29 +4167,42 @@
               <w:pStyle w:val="Compact"/>
             </w:pPr>
             <w:r>
-              <w:t xml:space="preserve">2.1</w:t>
-            </w:r>
-          </w:p>
-        </w:tc>
-        <w:tc>
-          <w:tcPr/>
-          <w:p>
-            <w:pPr>
-              <w:pStyle w:val="Compact"/>
-            </w:pPr>
-            <w:r>
-              <w:t xml:space="preserve">Software inventory</w:t>
-            </w:r>
-          </w:p>
-        </w:tc>
-        <w:tc>
-          <w:tcPr/>
-          <w:p>
-            <w:pPr>
-              <w:pStyle w:val="Compact"/>
-            </w:pPr>
-            <w:r>
-              <w:t xml:space="preserve">Per-workload package + version inventory</w:t>
+              <w:rPr>
+                <w:rStyle w:val="VerbatimChar"/>
+              </w:rPr>
+              <w:t xml:space="preserve">environment</w:t>
+            </w:r>
+          </w:p>
+        </w:tc>
+        <w:tc>
+          <w:tcPr/>
+          <w:p>
+            <w:pPr>
+              <w:pStyle w:val="Compact"/>
+            </w:pPr>
+            <w:r>
+              <w:t xml:space="preserve">production, staging, dev</w:t>
+            </w:r>
+          </w:p>
+        </w:tc>
+        <w:tc>
+          <w:tcPr/>
+          <w:p>
+            <w:pPr>
+              <w:pStyle w:val="Compact"/>
+            </w:pPr>
+            <w:r>
+              <w:rPr>
+                <w:i/>
+                <w:iCs/>
+              </w:rPr>
+              <w:t xml:space="preserve">(section 2)</w:t>
+            </w:r>
+            <w:r>
+              <w:t xml:space="preserve"> </w:t>
+            </w:r>
+            <w:r>
+              <w:t xml:space="preserve">Environment separation evidence</w:t>
             </w:r>
           </w:p>
         </w:tc>
@@ -6437,29 +4215,29 @@
               <w:pStyle w:val="Compact"/>
             </w:pPr>
             <w:r>
-              <w:t xml:space="preserve">2.2</w:t>
-            </w:r>
-          </w:p>
-        </w:tc>
-        <w:tc>
-          <w:tcPr/>
-          <w:p>
-            <w:pPr>
-              <w:pStyle w:val="Compact"/>
-            </w:pPr>
-            <w:r>
-              <w:t xml:space="preserve">Authorised software supported</w:t>
-            </w:r>
-          </w:p>
-        </w:tc>
-        <w:tc>
-          <w:tcPr/>
-          <w:p>
-            <w:pPr>
-              <w:pStyle w:val="Compact"/>
-            </w:pPr>
-            <w:r>
-              <w:t xml:space="preserve">Cross-reference against vendor-support list</w:t>
+              <w:rPr>
+                <w:rStyle w:val="VerbatimChar"/>
+              </w:rPr>
+              <w:t xml:space="preserve">software_baseline</w:t>
+            </w:r>
+          </w:p>
+        </w:tc>
+        <w:tc>
+          <w:tcPr/>
+          <w:p>
+            <w:pPr>
+              <w:pStyle w:val="Compact"/>
+            </w:pPr>
+          </w:p>
+        </w:tc>
+        <w:tc>
+          <w:tcPr/>
+          <w:p>
+            <w:pPr>
+              <w:pStyle w:val="Compact"/>
+            </w:pPr>
+            <w:r>
+              <w:t xml:space="preserve">Control 2 — the approved software list this asset is measured against</w:t>
             </w:r>
           </w:p>
         </w:tc>
@@ -6472,29 +4250,29 @@
               <w:pStyle w:val="Compact"/>
             </w:pPr>
             <w:r>
-              <w:t xml:space="preserve">2.3</w:t>
-            </w:r>
-          </w:p>
-        </w:tc>
-        <w:tc>
-          <w:tcPr/>
-          <w:p>
-            <w:pPr>
-              <w:pStyle w:val="Compact"/>
-            </w:pPr>
-            <w:r>
-              <w:t xml:space="preserve">Address unauthorised software</w:t>
-            </w:r>
-          </w:p>
-        </w:tc>
-        <w:tc>
-          <w:tcPr/>
-          <w:p>
-            <w:pPr>
-              <w:pStyle w:val="Compact"/>
-            </w:pPr>
-            <w:r>
-              <w:t xml:space="preserve">Alert + (IG3) behavioural-policy block</w:t>
+              <w:rPr>
+                <w:rStyle w:val="VerbatimChar"/>
+              </w:rPr>
+              <w:t xml:space="preserve">config_baseline</w:t>
+            </w:r>
+          </w:p>
+        </w:tc>
+        <w:tc>
+          <w:tcPr/>
+          <w:p>
+            <w:pPr>
+              <w:pStyle w:val="Compact"/>
+            </w:pPr>
+          </w:p>
+        </w:tc>
+        <w:tc>
+          <w:tcPr/>
+          <w:p>
+            <w:pPr>
+              <w:pStyle w:val="Compact"/>
+            </w:pPr>
+            <w:r>
+              <w:t xml:space="preserve">Control 4 — the secure configuration this asset is measured against</w:t>
             </w:r>
           </w:p>
         </w:tc>
@@ -6507,29 +4285,32 @@
               <w:pStyle w:val="Compact"/>
             </w:pPr>
             <w:r>
-              <w:t xml:space="preserve">2.5–2.6</w:t>
-            </w:r>
-          </w:p>
-        </w:tc>
-        <w:tc>
-          <w:tcPr/>
-          <w:p>
-            <w:pPr>
-              <w:pStyle w:val="Compact"/>
-            </w:pPr>
-            <w:r>
-              <w:t xml:space="preserve">Allow-listed software / libraries</w:t>
-            </w:r>
-          </w:p>
-        </w:tc>
-        <w:tc>
-          <w:tcPr/>
-          <w:p>
-            <w:pPr>
-              <w:pStyle w:val="Compact"/>
-            </w:pPr>
-            <w:r>
-              <w:t xml:space="preserve">Allow-list catalogue + behavioural enforcement</w:t>
+              <w:rPr>
+                <w:rStyle w:val="VerbatimChar"/>
+              </w:rPr>
+              <w:t xml:space="preserve">admin_plane</w:t>
+            </w:r>
+          </w:p>
+        </w:tc>
+        <w:tc>
+          <w:tcPr/>
+          <w:p>
+            <w:pPr>
+              <w:pStyle w:val="Compact"/>
+            </w:pPr>
+            <w:r>
+              <w:t xml:space="preserve">true, false</w:t>
+            </w:r>
+          </w:p>
+        </w:tc>
+        <w:tc>
+          <w:tcPr/>
+          <w:p>
+            <w:pPr>
+              <w:pStyle w:val="Compact"/>
+            </w:pPr>
+            <w:r>
+              <w:t xml:space="preserve">Safeguard 12.8 — marks the dedicated administrative resources</w:t>
             </w:r>
           </w:p>
         </w:tc>
@@ -6542,764 +4323,32 @@
               <w:pStyle w:val="Compact"/>
             </w:pPr>
             <w:r>
-              <w:t xml:space="preserve">4.1</w:t>
-            </w:r>
-          </w:p>
-        </w:tc>
-        <w:tc>
-          <w:tcPr/>
-          <w:p>
-            <w:pPr>
-              <w:pStyle w:val="Compact"/>
-            </w:pPr>
-            <w:r>
-              <w:t xml:space="preserve">Secure configuration process</w:t>
-            </w:r>
-          </w:p>
-        </w:tc>
-        <w:tc>
-          <w:tcPr/>
-          <w:p>
-            <w:pPr>
-              <w:pStyle w:val="Compact"/>
-            </w:pPr>
-            <w:r>
-              <w:t xml:space="preserve">Daily baseline + drift report tied to change ticket</w:t>
-            </w:r>
-          </w:p>
-        </w:tc>
-      </w:tr>
-      <w:tr>
-        <w:tc>
-          <w:tcPr/>
-          <w:p>
-            <w:pPr>
-              <w:pStyle w:val="Compact"/>
-            </w:pPr>
-            <w:r>
-              <w:t xml:space="preserve">4.2</w:t>
-            </w:r>
-          </w:p>
-        </w:tc>
-        <w:tc>
-          <w:tcPr/>
-          <w:p>
-            <w:pPr>
-              <w:pStyle w:val="Compact"/>
-            </w:pPr>
-            <w:r>
-              <w:t xml:space="preserve">Network infra config</w:t>
-            </w:r>
-          </w:p>
-        </w:tc>
-        <w:tc>
-          <w:tcPr/>
-          <w:p>
-            <w:pPr>
-              <w:pStyle w:val="Compact"/>
-            </w:pPr>
-            <w:r>
-              <w:t xml:space="preserve">Workload-side complement to network-team config</w:t>
-            </w:r>
-          </w:p>
-        </w:tc>
-      </w:tr>
-      <w:tr>
-        <w:tc>
-          <w:tcPr/>
-          <w:p>
-            <w:pPr>
-              <w:pStyle w:val="Compact"/>
-            </w:pPr>
-            <w:r>
-              <w:t xml:space="preserve">4.4</w:t>
-            </w:r>
-          </w:p>
-        </w:tc>
-        <w:tc>
-          <w:tcPr/>
-          <w:p>
-            <w:pPr>
-              <w:pStyle w:val="Compact"/>
-            </w:pPr>
-            <w:r>
-              <w:t xml:space="preserve">Default-deny on FW</w:t>
-            </w:r>
-          </w:p>
-        </w:tc>
-        <w:tc>
-          <w:tcPr/>
-          <w:p>
-            <w:pPr>
-              <w:pStyle w:val="Compact"/>
-            </w:pPr>
-            <w:r>
-              <w:t xml:space="preserve">CSW segmentation enforcement at the workload</w:t>
-            </w:r>
-          </w:p>
-        </w:tc>
-      </w:tr>
-      <w:tr>
-        <w:tc>
-          <w:tcPr/>
-          <w:p>
-            <w:pPr>
-              <w:pStyle w:val="Compact"/>
-            </w:pPr>
-            <w:r>
-              <w:t xml:space="preserve">4.6</w:t>
-            </w:r>
-          </w:p>
-        </w:tc>
-        <w:tc>
-          <w:tcPr/>
-          <w:p>
-            <w:pPr>
-              <w:pStyle w:val="Compact"/>
-            </w:pPr>
-            <w:r>
-              <w:t xml:space="preserve">Secure software config</w:t>
-            </w:r>
-          </w:p>
-        </w:tc>
-        <w:tc>
-          <w:tcPr/>
-          <w:p>
-            <w:pPr>
-              <w:pStyle w:val="Compact"/>
-            </w:pPr>
-            <w:r>
-              <w:t xml:space="preserve">Per-workload listening-port + service inventory</w:t>
-            </w:r>
-          </w:p>
-        </w:tc>
-      </w:tr>
-      <w:tr>
-        <w:tc>
-          <w:tcPr/>
-          <w:p>
-            <w:pPr>
-              <w:pStyle w:val="Compact"/>
-            </w:pPr>
-            <w:r>
-              <w:t xml:space="preserve">6.1–6.5</w:t>
-            </w:r>
-          </w:p>
-        </w:tc>
-        <w:tc>
-          <w:tcPr/>
-          <w:p>
-            <w:pPr>
-              <w:pStyle w:val="Compact"/>
-            </w:pPr>
-            <w:r>
-              <w:t xml:space="preserve">Access control management</w:t>
-            </w:r>
-          </w:p>
-        </w:tc>
-        <w:tc>
-          <w:tcPr/>
-          <w:p>
-            <w:pPr>
-              <w:pStyle w:val="Compact"/>
-            </w:pPr>
-            <w:r>
-              <w:t xml:space="preserve">Workload-side enforcement; identity is upstream</w:t>
-            </w:r>
-          </w:p>
-        </w:tc>
-      </w:tr>
-      <w:tr>
-        <w:tc>
-          <w:tcPr/>
-          <w:p>
-            <w:pPr>
-              <w:pStyle w:val="Compact"/>
-            </w:pPr>
-            <w:r>
-              <w:t xml:space="preserve">7.1–7.7</w:t>
-            </w:r>
-          </w:p>
-        </w:tc>
-        <w:tc>
-          <w:tcPr/>
-          <w:p>
-            <w:pPr>
-              <w:pStyle w:val="Compact"/>
-            </w:pPr>
-            <w:r>
-              <w:t xml:space="preserve">Continuous vulnerability mgmt</w:t>
-            </w:r>
-          </w:p>
-        </w:tc>
-        <w:tc>
-          <w:tcPr/>
-          <w:p>
-            <w:pPr>
-              <w:pStyle w:val="Compact"/>
-            </w:pPr>
-            <w:r>
-              <w:t xml:space="preserve">Continuous CVE inventory + reachability prioritisation</w:t>
-            </w:r>
-          </w:p>
-        </w:tc>
-      </w:tr>
-      <w:tr>
-        <w:tc>
-          <w:tcPr/>
-          <w:p>
-            <w:pPr>
-              <w:pStyle w:val="Compact"/>
-            </w:pPr>
-            <w:r>
-              <w:t xml:space="preserve">8.2</w:t>
-            </w:r>
-          </w:p>
-        </w:tc>
-        <w:tc>
-          <w:tcPr/>
-          <w:p>
-            <w:pPr>
-              <w:pStyle w:val="Compact"/>
-            </w:pPr>
-            <w:r>
-              <w:t xml:space="preserve">Collect audit logs</w:t>
-            </w:r>
-          </w:p>
-        </w:tc>
-        <w:tc>
-          <w:tcPr/>
-          <w:p>
-            <w:pPr>
-              <w:pStyle w:val="Compact"/>
-            </w:pPr>
-            <w:r>
-              <w:t xml:space="preserve">SIEM forwarding configuration</w:t>
-            </w:r>
-          </w:p>
-        </w:tc>
-      </w:tr>
-      <w:tr>
-        <w:tc>
-          <w:tcPr/>
-          <w:p>
-            <w:pPr>
-              <w:pStyle w:val="Compact"/>
-            </w:pPr>
-            <w:r>
-              <w:t xml:space="preserve">8.5</w:t>
-            </w:r>
-          </w:p>
-        </w:tc>
-        <w:tc>
-          <w:tcPr/>
-          <w:p>
-            <w:pPr>
-              <w:pStyle w:val="Compact"/>
-            </w:pPr>
-            <w:r>
-              <w:t xml:space="preserve">Detailed audit logs</w:t>
-            </w:r>
-          </w:p>
-        </w:tc>
-        <w:tc>
-          <w:tcPr/>
-          <w:p>
-            <w:pPr>
-              <w:pStyle w:val="Compact"/>
-            </w:pPr>
-            <w:r>
-              <w:t xml:space="preserve">Per-flow + per-process + per-event detail</w:t>
-            </w:r>
-          </w:p>
-        </w:tc>
-      </w:tr>
-      <w:tr>
-        <w:tc>
-          <w:tcPr/>
-          <w:p>
-            <w:pPr>
-              <w:pStyle w:val="Compact"/>
-            </w:pPr>
-            <w:r>
-              <w:t xml:space="preserve">8.7, 8.10</w:t>
-            </w:r>
-          </w:p>
-        </w:tc>
-        <w:tc>
-          <w:tcPr/>
-          <w:p>
-            <w:pPr>
-              <w:pStyle w:val="Compact"/>
-            </w:pPr>
-            <w:r>
-              <w:t xml:space="preserve">Retain audit logs</w:t>
-            </w:r>
-          </w:p>
-        </w:tc>
-        <w:tc>
-          <w:tcPr/>
-          <w:p>
-            <w:pPr>
-              <w:pStyle w:val="Compact"/>
-            </w:pPr>
-            <w:r>
-              <w:t xml:space="preserve">SIEM retention policy + CSW window</w:t>
-            </w:r>
-          </w:p>
-        </w:tc>
-      </w:tr>
-      <w:tr>
-        <w:tc>
-          <w:tcPr/>
-          <w:p>
-            <w:pPr>
-              <w:pStyle w:val="Compact"/>
-            </w:pPr>
-            <w:r>
-              <w:t xml:space="preserve">8.11</w:t>
-            </w:r>
-          </w:p>
-        </w:tc>
-        <w:tc>
-          <w:tcPr/>
-          <w:p>
-            <w:pPr>
-              <w:pStyle w:val="Compact"/>
-            </w:pPr>
-            <w:r>
-              <w:t xml:space="preserve">Audit log reviews</w:t>
-            </w:r>
-          </w:p>
-        </w:tc>
-        <w:tc>
-          <w:tcPr/>
-          <w:p>
-            <w:pPr>
-              <w:pStyle w:val="Compact"/>
-            </w:pPr>
-            <w:r>
-              <w:t xml:space="preserve">Quarterly review of CSW alert summary</w:t>
-            </w:r>
-          </w:p>
-        </w:tc>
-      </w:tr>
-      <w:tr>
-        <w:tc>
-          <w:tcPr/>
-          <w:p>
-            <w:pPr>
-              <w:pStyle w:val="Compact"/>
-            </w:pPr>
-            <w:r>
-              <w:t xml:space="preserve">10.1–10.7</w:t>
-            </w:r>
-          </w:p>
-        </w:tc>
-        <w:tc>
-          <w:tcPr/>
-          <w:p>
-            <w:pPr>
-              <w:pStyle w:val="Compact"/>
-            </w:pPr>
-            <w:r>
-              <w:t xml:space="preserve">Malware defenses</w:t>
-            </w:r>
-          </w:p>
-        </w:tc>
-        <w:tc>
-          <w:tcPr/>
-          <w:p>
-            <w:pPr>
-              <w:pStyle w:val="Compact"/>
-            </w:pPr>
-            <w:r>
-              <w:t xml:space="preserve">Behavioural rules layered with endpoint AV</w:t>
-            </w:r>
-          </w:p>
-        </w:tc>
-      </w:tr>
-      <w:tr>
-        <w:tc>
-          <w:tcPr/>
-          <w:p>
-            <w:pPr>
-              <w:pStyle w:val="Compact"/>
-            </w:pPr>
-            <w:r>
-              <w:t xml:space="preserve">12.2</w:t>
-            </w:r>
-          </w:p>
-        </w:tc>
-        <w:tc>
-          <w:tcPr/>
-          <w:p>
-            <w:pPr>
-              <w:pStyle w:val="Compact"/>
-            </w:pPr>
-            <w:r>
-              <w:t xml:space="preserve">Secure protocols</w:t>
-            </w:r>
-          </w:p>
-        </w:tc>
-        <w:tc>
-          <w:tcPr/>
-          <w:p>
-            <w:pPr>
-              <w:pStyle w:val="Compact"/>
-            </w:pPr>
-            <w:r>
-              <w:t xml:space="preserve">Plaintext-flow detection + DENY enforcement</w:t>
-            </w:r>
-          </w:p>
-        </w:tc>
-      </w:tr>
-      <w:tr>
-        <w:tc>
-          <w:tcPr/>
-          <w:p>
-            <w:pPr>
-              <w:pStyle w:val="Compact"/>
-            </w:pPr>
-            <w:r>
-              <w:t xml:space="preserve">12.4</w:t>
-            </w:r>
-          </w:p>
-        </w:tc>
-        <w:tc>
-          <w:tcPr/>
-          <w:p>
-            <w:pPr>
-              <w:pStyle w:val="Compact"/>
-            </w:pPr>
-            <w:r>
-              <w:t xml:space="preserve">Architecture diagrams</w:t>
-            </w:r>
-          </w:p>
-        </w:tc>
-        <w:tc>
-          <w:tcPr/>
-          <w:p>
-            <w:pPr>
-              <w:pStyle w:val="Compact"/>
-            </w:pPr>
-            <w:r>
-              <w:t xml:space="preserve">ADM dependency export</w:t>
-            </w:r>
-          </w:p>
-        </w:tc>
-      </w:tr>
-      <w:tr>
-        <w:tc>
-          <w:tcPr/>
-          <w:p>
-            <w:pPr>
-              <w:pStyle w:val="Compact"/>
-            </w:pPr>
-            <w:r>
-              <w:t xml:space="preserve">13.1, 13.6</w:t>
-            </w:r>
-          </w:p>
-        </w:tc>
-        <w:tc>
-          <w:tcPr/>
-          <w:p>
-            <w:pPr>
-              <w:pStyle w:val="Compact"/>
-            </w:pPr>
-            <w:r>
-              <w:t xml:space="preserve">Centralised monitoring + flow logs</w:t>
-            </w:r>
-          </w:p>
-        </w:tc>
-        <w:tc>
-          <w:tcPr/>
-          <w:p>
-            <w:pPr>
-              <w:pStyle w:val="Compact"/>
-            </w:pPr>
-            <w:r>
-              <w:t xml:space="preserve">CSW flow telemetry + SIEM forwarding</w:t>
-            </w:r>
-          </w:p>
-        </w:tc>
-      </w:tr>
-      <w:tr>
-        <w:tc>
-          <w:tcPr/>
-          <w:p>
-            <w:pPr>
-              <w:pStyle w:val="Compact"/>
-            </w:pPr>
-            <w:r>
-              <w:t xml:space="preserve">13.2, 13.3</w:t>
-            </w:r>
-          </w:p>
-        </w:tc>
-        <w:tc>
-          <w:tcPr/>
-          <w:p>
-            <w:pPr>
-              <w:pStyle w:val="Compact"/>
-            </w:pPr>
-            <w:r>
-              <w:t xml:space="preserve">Host + network IDS</w:t>
-            </w:r>
-          </w:p>
-        </w:tc>
-        <w:tc>
-          <w:tcPr/>
-          <w:p>
-            <w:pPr>
-              <w:pStyle w:val="Compact"/>
-            </w:pPr>
-            <w:r>
-              <w:t xml:space="preserve">Behavioural rules + anomaly detection</w:t>
-            </w:r>
-          </w:p>
-        </w:tc>
-      </w:tr>
-      <w:tr>
-        <w:tc>
-          <w:tcPr/>
-          <w:p>
-            <w:pPr>
-              <w:pStyle w:val="Compact"/>
-            </w:pPr>
-            <w:r>
-              <w:t xml:space="preserve">13.4</w:t>
-            </w:r>
-          </w:p>
-        </w:tc>
-        <w:tc>
-          <w:tcPr/>
-          <w:p>
-            <w:pPr>
-              <w:pStyle w:val="Compact"/>
-            </w:pPr>
-            <w:r>
-              <w:t xml:space="preserve">Traffic filtering between segments</w:t>
-            </w:r>
-          </w:p>
-        </w:tc>
-        <w:tc>
-          <w:tcPr/>
-          <w:p>
-            <w:pPr>
-              <w:pStyle w:val="Compact"/>
-            </w:pPr>
-            <w:r>
-              <w:t xml:space="preserve">CSW segmentation policy enforcement</w:t>
-            </w:r>
-          </w:p>
-        </w:tc>
-      </w:tr>
-      <w:tr>
-        <w:tc>
-          <w:tcPr/>
-          <w:p>
-            <w:pPr>
-              <w:pStyle w:val="Compact"/>
-            </w:pPr>
-            <w:r>
-              <w:t xml:space="preserve">13.5</w:t>
-            </w:r>
-          </w:p>
-        </w:tc>
-        <w:tc>
-          <w:tcPr/>
-          <w:p>
-            <w:pPr>
-              <w:pStyle w:val="Compact"/>
-            </w:pPr>
-            <w:r>
-              <w:t xml:space="preserve">Remote-asset access control</w:t>
-            </w:r>
-          </w:p>
-        </w:tc>
-        <w:tc>
-          <w:tcPr/>
-          <w:p>
-            <w:pPr>
-              <w:pStyle w:val="Compact"/>
-            </w:pPr>
-            <w:r>
-              <w:t xml:space="preserve">Restrict mgmt protocol allow rules to bastion sources</w:t>
-            </w:r>
-          </w:p>
-        </w:tc>
-      </w:tr>
-      <w:tr>
-        <w:tc>
-          <w:tcPr/>
-          <w:p>
-            <w:pPr>
-              <w:pStyle w:val="Compact"/>
-            </w:pPr>
-            <w:r>
-              <w:t xml:space="preserve">13.7–13.10</w:t>
-            </w:r>
-          </w:p>
-        </w:tc>
-        <w:tc>
-          <w:tcPr/>
-          <w:p>
-            <w:pPr>
-              <w:pStyle w:val="Compact"/>
-            </w:pPr>
-            <w:r>
-              <w:t xml:space="preserve">HIPS, NIPS, port-level, app-layer filtering</w:t>
-            </w:r>
-          </w:p>
-        </w:tc>
-        <w:tc>
-          <w:tcPr/>
-          <w:p>
-            <w:pPr>
-              <w:pStyle w:val="Compact"/>
-            </w:pPr>
-            <w:r>
-              <w:t xml:space="preserve">Behavioural rules + segmentation enforcement</w:t>
-            </w:r>
-          </w:p>
-        </w:tc>
-      </w:tr>
-      <w:tr>
-        <w:tc>
-          <w:tcPr/>
-          <w:p>
-            <w:pPr>
-              <w:pStyle w:val="Compact"/>
-            </w:pPr>
-            <w:r>
-              <w:t xml:space="preserve">15.1, 15.4</w:t>
-            </w:r>
-          </w:p>
-        </w:tc>
-        <w:tc>
-          <w:tcPr/>
-          <w:p>
-            <w:pPr>
-              <w:pStyle w:val="Compact"/>
-            </w:pPr>
-            <w:r>
-              <w:t xml:space="preserve">Service provider mgmt (technical lens)</w:t>
-            </w:r>
-          </w:p>
-        </w:tc>
-        <w:tc>
-          <w:tcPr/>
-          <w:p>
-            <w:pPr>
-              <w:pStyle w:val="Compact"/>
-            </w:pPr>
-            <w:r>
-              <w:t xml:space="preserve">Vendor-egress observation + reconciliation</w:t>
-            </w:r>
-          </w:p>
-        </w:tc>
-      </w:tr>
-      <w:tr>
-        <w:tc>
-          <w:tcPr/>
-          <w:p>
-            <w:pPr>
-              <w:pStyle w:val="Compact"/>
-            </w:pPr>
-            <w:r>
-              <w:t xml:space="preserve">16.1, 16.6</w:t>
-            </w:r>
-          </w:p>
-        </w:tc>
-        <w:tc>
-          <w:tcPr/>
-          <w:p>
-            <w:pPr>
-              <w:pStyle w:val="Compact"/>
-            </w:pPr>
-            <w:r>
-              <w:t xml:space="preserve">Application sec process / vuln mgmt</w:t>
-            </w:r>
-          </w:p>
-        </w:tc>
-        <w:tc>
-          <w:tcPr/>
-          <w:p>
-            <w:pPr>
-              <w:pStyle w:val="Compact"/>
-            </w:pPr>
-            <w:r>
-              <w:t xml:space="preserve">CVE inventory feeds SDLC + reachability for triage</w:t>
-            </w:r>
-          </w:p>
-        </w:tc>
-      </w:tr>
-      <w:tr>
-        <w:tc>
-          <w:tcPr/>
-          <w:p>
-            <w:pPr>
-              <w:pStyle w:val="Compact"/>
-            </w:pPr>
-            <w:r>
-              <w:t xml:space="preserve">17.1–17.8</w:t>
-            </w:r>
-          </w:p>
-        </w:tc>
-        <w:tc>
-          <w:tcPr/>
-          <w:p>
-            <w:pPr>
-              <w:pStyle w:val="Compact"/>
-            </w:pPr>
-            <w:r>
-              <w:t xml:space="preserve">Incident response process</w:t>
-            </w:r>
-          </w:p>
-        </w:tc>
-        <w:tc>
-          <w:tcPr/>
-          <w:p>
-            <w:pPr>
-              <w:pStyle w:val="Compact"/>
-            </w:pPr>
-            <w:r>
-              <w:t xml:space="preserve">Six-artefact incident dossier (§10)</w:t>
-            </w:r>
-          </w:p>
-        </w:tc>
-      </w:tr>
-      <w:tr>
-        <w:tc>
-          <w:tcPr/>
-          <w:p>
-            <w:pPr>
-              <w:pStyle w:val="Compact"/>
-            </w:pPr>
-            <w:r>
-              <w:t xml:space="preserve">18.1–18.5</w:t>
-            </w:r>
-          </w:p>
-        </w:tc>
-        <w:tc>
-          <w:tcPr/>
-          <w:p>
-            <w:pPr>
-              <w:pStyle w:val="Compact"/>
-            </w:pPr>
-            <w:r>
-              <w:t xml:space="preserve">Penetration testing</w:t>
-            </w:r>
-          </w:p>
-        </w:tc>
-        <w:tc>
-          <w:tcPr/>
-          <w:p>
-            <w:pPr>
-              <w:pStyle w:val="Compact"/>
-            </w:pPr>
-            <w:r>
-              <w:t xml:space="preserve">Pre/post reachability + activity reconstruction</w:t>
+              <w:rPr>
+                <w:rStyle w:val="VerbatimChar"/>
+              </w:rPr>
+              <w:t xml:space="preserve">compliance</w:t>
+            </w:r>
+          </w:p>
+        </w:tc>
+        <w:tc>
+          <w:tcPr/>
+          <w:p>
+            <w:pPr>
+              <w:pStyle w:val="Compact"/>
+            </w:pPr>
+            <w:r>
+              <w:t xml:space="preserve">cis-v8</w:t>
+            </w:r>
+          </w:p>
+        </w:tc>
+        <w:tc>
+          <w:tcPr/>
+          <w:p>
+            <w:pPr>
+              <w:pStyle w:val="Compact"/>
+            </w:pPr>
+            <w:r>
+              <w:t xml:space="preserve">Filters CSW evidence to the CIS assessment boundary</w:t>
             </w:r>
           </w:p>
         </w:tc>
@@ -7312,14 +4361,4266 @@
         </w:pict>
       </w:r>
     </w:p>
+    <w:bookmarkEnd w:id="25"/>
+    <w:bookmarkEnd w:id="26"/>
+    <w:bookmarkStart w:id="29" w:name="X5a7560c5cd6fae8d9d154b69d3fac3fe7e29947"/>
+    <w:p>
+      <w:pPr>
+        <w:pStyle w:val="Heading2"/>
+      </w:pPr>
+      <w:r>
+        <w:t xml:space="preserve">4. Policy Design — Deny-by-Default Allowlist</w:t>
+      </w:r>
+    </w:p>
+    <w:p>
+      <w:pPr>
+        <w:pStyle w:val="FirstParagraph"/>
+      </w:pPr>
+      <w:r>
+        <w:t xml:space="preserve">Control 12 asks for a secure network architecture and Control 13 for</w:t>
+      </w:r>
+      <w:r>
+        <w:t xml:space="preserve"> </w:t>
+      </w:r>
+      <w:r>
+        <w:t xml:space="preserve">traffic filtering between segments. Both are satisfied by the same</w:t>
+      </w:r>
+      <w:r>
+        <w:t xml:space="preserve"> </w:t>
+      </w:r>
+      <w:r>
+        <w:t xml:space="preserve">artifact: a workload allowlist with a deny-by-default posture, enforced</w:t>
+      </w:r>
+      <w:r>
+        <w:t xml:space="preserve"> </w:t>
+      </w:r>
+      <w:r>
+        <w:t xml:space="preserve">and exportable. Calibrate the breadth against the segmentation row of the</w:t>
+      </w:r>
+      <w:r>
+        <w:t xml:space="preserve"> </w:t>
+      </w:r>
+      <w:r>
+        <w:t xml:space="preserve">section 2 IG table — IG1 expects macrosegmentation, IG2 adds</w:t>
+      </w:r>
+      <w:r>
+        <w:t xml:space="preserve"> </w:t>
+      </w:r>
+      <w:r>
+        <w:t xml:space="preserve">microsegmentation for sensitive scopes, IG3 expects it everywhere.</w:t>
+      </w:r>
+    </w:p>
+    <w:bookmarkStart w:id="27" w:name="X253d47896033f9ee398e50d5f26ae4e29f2dab1"/>
+    <w:p>
+      <w:pPr>
+        <w:pStyle w:val="Heading3"/>
+      </w:pPr>
+      <w:r>
+        <w:t xml:space="preserve">4.1 CIS-Aligned Policy Framework</w:t>
+      </w:r>
+    </w:p>
+    <w:p>
+      <w:pPr>
+        <w:pStyle w:val="FirstParagraph"/>
+      </w:pPr>
+      <w:r>
+        <w:rPr>
+          <w:b/>
+          <w:bCs/>
+        </w:rPr>
+        <w:t xml:space="preserve">Absolute policies:</w:t>
+      </w:r>
+    </w:p>
+    <w:p>
+      <w:pPr>
+        <w:pStyle w:val="SourceCode"/>
+      </w:pPr>
+      <w:r>
+        <w:rPr>
+          <w:rStyle w:val="VerbatimChar"/>
+        </w:rPr>
+        <w:t xml:space="preserve">DENY  Any                          → Sensitive-Data-Assets         (default deny inbound — Safeguard 4.4)</w:t>
+      </w:r>
+      <w:r>
+        <w:br/>
+      </w:r>
+      <w:r>
+        <w:rPr>
+          <w:rStyle w:val="VerbatimChar"/>
+        </w:rPr>
+        <w:t xml:space="preserve">DENY  Sensitive-Data-Assets        → Internet                      (no direct egress from regulated data)</w:t>
+      </w:r>
+      <w:r>
+        <w:br/>
+      </w:r>
+      <w:r>
+        <w:rPr>
+          <w:rStyle w:val="VerbatimChar"/>
+        </w:rPr>
+        <w:t xml:space="preserve">DENY  Out-of-Scope-Corporate       → Sensitive-Data-Assets         (admin only via the dedicated plane)</w:t>
+      </w:r>
+      <w:r>
+        <w:br/>
+      </w:r>
+      <w:r>
+        <w:rPr>
+          <w:rStyle w:val="VerbatimChar"/>
+        </w:rPr>
+        <w:t xml:space="preserve">DENY  Production-Servers           → Admin-Workstations            (admin plane is not a destination — 12.8)</w:t>
+      </w:r>
+    </w:p>
+    <w:p>
+      <w:pPr>
+        <w:pStyle w:val="FirstParagraph"/>
+      </w:pPr>
+      <w:r>
+        <w:rPr>
+          <w:b/>
+          <w:bCs/>
+        </w:rPr>
+        <w:t xml:space="preserve">Allowlist policies (least privilege):</w:t>
+      </w:r>
+    </w:p>
+    <w:p>
+      <w:pPr>
+        <w:pStyle w:val="SourceCode"/>
+      </w:pPr>
+      <w:r>
+        <w:rPr>
+          <w:rStyle w:val="VerbatimChar"/>
+        </w:rPr>
+        <w:t xml:space="preserve">ALLOW Regulated-Data-Processing    → Regulated-Data-Stores         tcp/&lt;db-port-tls&gt;</w:t>
+      </w:r>
+      <w:r>
+        <w:br/>
+      </w:r>
+      <w:r>
+        <w:rPr>
+          <w:rStyle w:val="VerbatimChar"/>
+        </w:rPr>
+        <w:t xml:space="preserve">ALLOW Production-Servers           → Security-Services             tcp/443</w:t>
+      </w:r>
+      <w:r>
+        <w:br/>
+      </w:r>
+      <w:r>
+        <w:rPr>
+          <w:rStyle w:val="VerbatimChar"/>
+        </w:rPr>
+        <w:t xml:space="preserve">ALLOW Admin-Workstations           → Production-Servers            tcp/22, tcp/3389</w:t>
+      </w:r>
+      <w:r>
+        <w:br/>
+      </w:r>
+      <w:r>
+        <w:rPr>
+          <w:rStyle w:val="VerbatimChar"/>
+        </w:rPr>
+        <w:t xml:space="preserve">ALLOW Admin-Workstations           → Network-Infrastructure-Mgmt   tcp/22, tcp/443</w:t>
+      </w:r>
+      <w:r>
+        <w:br/>
+      </w:r>
+      <w:r>
+        <w:rPr>
+          <w:rStyle w:val="VerbatimChar"/>
+        </w:rPr>
+        <w:t xml:space="preserve">ALLOW Enterprise-Assets            → Security-Services             udp/514</w:t>
+      </w:r>
+    </w:p>
+    <w:p>
+      <w:pPr>
+        <w:pStyle w:val="FirstParagraph"/>
+      </w:pPr>
+      <w:r>
+        <w:rPr>
+          <w:b/>
+          <w:bCs/>
+        </w:rPr>
+        <w:t xml:space="preserve">Catch-all:</w:t>
+      </w:r>
+    </w:p>
+    <w:p>
+      <w:pPr>
+        <w:pStyle w:val="SourceCode"/>
+      </w:pPr>
+      <w:r>
+        <w:rPr>
+          <w:rStyle w:val="VerbatimChar"/>
+        </w:rPr>
+        <w:t xml:space="preserve">LOG   Any                          → Sensitive-Data-Assets         (unmatched inbound — Safeguard 13.4)</w:t>
+      </w:r>
+      <w:r>
+        <w:br/>
+      </w:r>
+      <w:r>
+        <w:rPr>
+          <w:rStyle w:val="VerbatimChar"/>
+        </w:rPr>
+        <w:t xml:space="preserve">LOG   Sensitive-Data-Assets        → Any                           (unmatched outbound)</w:t>
+      </w:r>
+      <w:r>
+        <w:br/>
+      </w:r>
+      <w:r>
+        <w:rPr>
+          <w:rStyle w:val="VerbatimChar"/>
+        </w:rPr>
+        <w:t xml:space="preserve">LOG   Enterprise-Assets            → Any                           (plaintext: tcp/80, tcp/21, tcp/23, tcp/389, udp/161)</w:t>
+      </w:r>
+    </w:p>
+    <w:bookmarkEnd w:id="27"/>
+    <w:bookmarkStart w:id="28" w:name="X549895a5273846e8f584dbdbf7813246b0b1e40"/>
+    <w:p>
+      <w:pPr>
+        <w:pStyle w:val="Heading3"/>
+      </w:pPr>
+      <w:r>
+        <w:t xml:space="preserve">4.2 Policy Workspace Lifecycle</w:t>
+      </w:r>
+    </w:p>
+    <w:tbl>
+      <w:tblPr>
+        <w:tblStyle w:val="Table"/>
+        <w:tblW w:type="auto" w:w="0"/>
+        <w:tblLook w:firstRow="1" w:lastRow="0" w:firstColumn="0" w:lastColumn="0" w:noHBand="0" w:noVBand="0" w:val="0020"/>
+      </w:tblPr>
+      <w:tblGrid>
+        <w:gridCol w:w="1980"/>
+        <w:gridCol w:w="1980"/>
+        <w:gridCol w:w="1980"/>
+        <w:gridCol w:w="1980"/>
+      </w:tblGrid>
+      <w:tr>
+        <w:trPr>
+          <w:tblHeader w:val="on"/>
+        </w:trPr>
+        <w:tc>
+          <w:tcPr/>
+          <w:p>
+            <w:pPr>
+              <w:pStyle w:val="Compact"/>
+            </w:pPr>
+            <w:r>
+              <w:t xml:space="preserve">Phase</w:t>
+            </w:r>
+          </w:p>
+        </w:tc>
+        <w:tc>
+          <w:tcPr/>
+          <w:p>
+            <w:pPr>
+              <w:pStyle w:val="Compact"/>
+            </w:pPr>
+            <w:r>
+              <w:t xml:space="preserve">Mode</w:t>
+            </w:r>
+          </w:p>
+        </w:tc>
+        <w:tc>
+          <w:tcPr/>
+          <w:p>
+            <w:pPr>
+              <w:pStyle w:val="Compact"/>
+            </w:pPr>
+            <w:r>
+              <w:t xml:space="preserve">Duration</w:t>
+            </w:r>
+          </w:p>
+        </w:tc>
+        <w:tc>
+          <w:tcPr/>
+          <w:p>
+            <w:pPr>
+              <w:pStyle w:val="Compact"/>
+            </w:pPr>
+            <w:r>
+              <w:t xml:space="preserve">Purpose</w:t>
+            </w:r>
+          </w:p>
+        </w:tc>
+      </w:tr>
+      <w:tr>
+        <w:tc>
+          <w:tcPr/>
+          <w:p>
+            <w:pPr>
+              <w:pStyle w:val="Compact"/>
+            </w:pPr>
+            <w:r>
+              <w:t xml:space="preserve">1</w:t>
+            </w:r>
+          </w:p>
+        </w:tc>
+        <w:tc>
+          <w:tcPr/>
+          <w:p>
+            <w:pPr>
+              <w:pStyle w:val="Compact"/>
+            </w:pPr>
+            <w:r>
+              <w:t xml:space="preserve">Simulation</w:t>
+            </w:r>
+          </w:p>
+        </w:tc>
+        <w:tc>
+          <w:tcPr/>
+          <w:p>
+            <w:pPr>
+              <w:pStyle w:val="Compact"/>
+            </w:pPr>
+            <w:r>
+              <w:t xml:space="preserve">2 weeks</w:t>
+            </w:r>
+          </w:p>
+        </w:tc>
+        <w:tc>
+          <w:tcPr/>
+          <w:p>
+            <w:pPr>
+              <w:pStyle w:val="Compact"/>
+            </w:pPr>
+            <w:r>
+              <w:t xml:space="preserve">Validate the candidate policy</w:t>
+            </w:r>
+          </w:p>
+        </w:tc>
+      </w:tr>
+      <w:tr>
+        <w:tc>
+          <w:tcPr/>
+          <w:p>
+            <w:pPr>
+              <w:pStyle w:val="Compact"/>
+            </w:pPr>
+            <w:r>
+              <w:t xml:space="preserve">2</w:t>
+            </w:r>
+          </w:p>
+        </w:tc>
+        <w:tc>
+          <w:tcPr/>
+          <w:p>
+            <w:pPr>
+              <w:pStyle w:val="Compact"/>
+            </w:pPr>
+            <w:r>
+              <w:t xml:space="preserve">Enforcement (high-confidence rules only)</w:t>
+            </w:r>
+          </w:p>
+        </w:tc>
+        <w:tc>
+          <w:tcPr/>
+          <w:p>
+            <w:pPr>
+              <w:pStyle w:val="Compact"/>
+            </w:pPr>
+            <w:r>
+              <w:t xml:space="preserve">1 week</w:t>
+            </w:r>
+          </w:p>
+        </w:tc>
+        <w:tc>
+          <w:tcPr/>
+          <w:p>
+            <w:pPr>
+              <w:pStyle w:val="Compact"/>
+            </w:pPr>
+            <w:r>
+              <w:t xml:space="preserve">Enforce obvious deny rules</w:t>
+            </w:r>
+          </w:p>
+        </w:tc>
+      </w:tr>
+      <w:tr>
+        <w:tc>
+          <w:tcPr/>
+          <w:p>
+            <w:pPr>
+              <w:pStyle w:val="Compact"/>
+            </w:pPr>
+            <w:r>
+              <w:t xml:space="preserve">3</w:t>
+            </w:r>
+          </w:p>
+        </w:tc>
+        <w:tc>
+          <w:tcPr/>
+          <w:p>
+            <w:pPr>
+              <w:pStyle w:val="Compact"/>
+            </w:pPr>
+            <w:r>
+              <w:t xml:space="preserve">Full Enforcement</w:t>
+            </w:r>
+          </w:p>
+        </w:tc>
+        <w:tc>
+          <w:tcPr/>
+          <w:p>
+            <w:pPr>
+              <w:pStyle w:val="Compact"/>
+            </w:pPr>
+            <w:r>
+              <w:t xml:space="preserve">Ongoing</w:t>
+            </w:r>
+          </w:p>
+        </w:tc>
+        <w:tc>
+          <w:tcPr/>
+          <w:p>
+            <w:pPr>
+              <w:pStyle w:val="Compact"/>
+            </w:pPr>
+            <w:r>
+              <w:t xml:space="preserve">Workload allowlist enforced; monthly exception review</w:t>
+            </w:r>
+          </w:p>
+        </w:tc>
+      </w:tr>
+    </w:tbl>
+    <w:p>
+      <w:pPr>
+        <w:pStyle w:val="BodyText"/>
+      </w:pPr>
+      <w:r>
+        <w:t xml:space="preserve">Workspace snapshots are Control 12 architecture evidence and the Denied</w:t>
+      </w:r>
+      <w:r>
+        <w:t xml:space="preserve"> </w:t>
+      </w:r>
+      <w:r>
+        <w:t xml:space="preserve">Connections log is Control 13 filtering evidence. The simulation report is</w:t>
+      </w:r>
+      <w:r>
+        <w:t xml:space="preserve"> </w:t>
+      </w:r>
+      <w:r>
+        <w:t xml:space="preserve">what lets you show an assessor that the policy was reviewed before it was</w:t>
+      </w:r>
+      <w:r>
+        <w:t xml:space="preserve"> </w:t>
+      </w:r>
+      <w:r>
+        <w:t xml:space="preserve">enforced, which is the part most programmes cannot produce.</w:t>
+      </w:r>
+    </w:p>
+    <w:p>
+      <w:r>
+        <w:pict>
+          <v:rect style="width:0;height:1.5pt" o:hralign="center" o:hrstd="t" o:hr="t"/>
+        </w:pict>
+      </w:r>
+    </w:p>
+    <w:bookmarkEnd w:id="28"/>
+    <w:bookmarkEnd w:id="29"/>
+    <w:bookmarkStart w:id="30" w:name="X771f44baebf31b58fe9e24d1164a8a2ec714301"/>
+    <w:p>
+      <w:pPr>
+        <w:pStyle w:val="Heading2"/>
+      </w:pPr>
+      <w:r>
+        <w:t xml:space="preserve">5. Control 1 — Inventory and Control of Enterprise Assets</w:t>
+      </w:r>
+    </w:p>
+    <w:p>
+      <w:pPr>
+        <w:pStyle w:val="FirstParagraph"/>
+      </w:pPr>
+      <w:r>
+        <w:rPr>
+          <w:b/>
+          <w:bCs/>
+        </w:rPr>
+        <w:t xml:space="preserve">IG2 Safeguards in scope:</w:t>
+      </w:r>
+      <w:r>
+        <w:t xml:space="preserve"> </w:t>
+      </w:r>
+      <w:r>
+        <w:t xml:space="preserve">1.1 (inventory), 1.2 (address</w:t>
+      </w:r>
+      <w:r>
+        <w:t xml:space="preserve"> </w:t>
+      </w:r>
+      <w:r>
+        <w:t xml:space="preserve">unauthorised assets), 1.3 (utilise active discovery), 1.4 (DHCP</w:t>
+      </w:r>
+      <w:r>
+        <w:t xml:space="preserve"> </w:t>
+      </w:r>
+      <w:r>
+        <w:t xml:space="preserve">logging — not CSW), 1.5 (passive discovery).</w:t>
+      </w:r>
+    </w:p>
+    <w:p>
+      <w:pPr>
+        <w:pStyle w:val="BodyText"/>
+      </w:pPr>
+      <w:r>
+        <w:rPr>
+          <w:b/>
+          <w:bCs/>
+        </w:rPr>
+        <w:t xml:space="preserve">CSW Implementation:</w:t>
+      </w:r>
+    </w:p>
+    <w:p>
+      <w:pPr>
+        <w:pStyle w:val="SourceCode"/>
+      </w:pPr>
+      <w:r>
+        <w:rPr>
+          <w:rStyle w:val="VerbatimChar"/>
+        </w:rPr>
+        <w:t xml:space="preserve">Step 1: Achieve sensor coverage (Safeguard 1.1)</w:t>
+      </w:r>
+      <w:r>
+        <w:br/>
+      </w:r>
+      <w:r>
+        <w:rPr>
+          <w:rStyle w:val="VerbatimChar"/>
+        </w:rPr>
+        <w:t xml:space="preserve">  → Linux:   yum/dnf/apt + systemctl enable csw-agent</w:t>
+      </w:r>
+      <w:r>
+        <w:br/>
+      </w:r>
+      <w:r>
+        <w:rPr>
+          <w:rStyle w:val="VerbatimChar"/>
+        </w:rPr>
+        <w:t xml:space="preserve">  → Windows: MSI install + service verification</w:t>
+      </w:r>
+      <w:r>
+        <w:br/>
+      </w:r>
+      <w:r>
+        <w:rPr>
+          <w:rStyle w:val="VerbatimChar"/>
+        </w:rPr>
+        <w:t xml:space="preserve">  → Containers: DaemonSet sensor for K8s; per-node sensor for ECS/AKS/GKE</w:t>
+      </w:r>
+      <w:r>
+        <w:br/>
+      </w:r>
+      <w:r>
+        <w:rPr>
+          <w:rStyle w:val="VerbatimChar"/>
+        </w:rPr>
+        <w:t xml:space="preserve">  → Cloud:   External Orchestrators (AWS/Azure/GCP) for asset metadata</w:t>
+      </w:r>
+      <w:r>
+        <w:br/>
+      </w:r>
+      <w:r>
+        <w:br/>
+      </w:r>
+      <w:r>
+        <w:rPr>
+          <w:rStyle w:val="VerbatimChar"/>
+        </w:rPr>
+        <w:t xml:space="preserve">Step 2: Configure cloud connectors for agentless inventory</w:t>
+      </w:r>
+      <w:r>
+        <w:br/>
+      </w:r>
+      <w:r>
+        <w:rPr>
+          <w:rStyle w:val="VerbatimChar"/>
+        </w:rPr>
+        <w:t xml:space="preserve">  CSW UI → Platform → External Orchestrators</w:t>
+      </w:r>
+      <w:r>
+        <w:br/>
+      </w:r>
+      <w:r>
+        <w:rPr>
+          <w:rStyle w:val="VerbatimChar"/>
+        </w:rPr>
+        <w:t xml:space="preserve">  → AWS account / Azure subscription / GCP project</w:t>
+      </w:r>
+      <w:r>
+        <w:br/>
+      </w:r>
+      <w:r>
+        <w:rPr>
+          <w:rStyle w:val="VerbatimChar"/>
+        </w:rPr>
+        <w:t xml:space="preserve">  → CSW polls API for instance inventory regardless of agent state</w:t>
+      </w:r>
+      <w:r>
+        <w:br/>
+      </w:r>
+      <w:r>
+        <w:rPr>
+          <w:rStyle w:val="VerbatimChar"/>
+        </w:rPr>
+        <w:t xml:space="preserve">  → Captures Safeguard 1.5 passive discovery for ephemeral workloads</w:t>
+      </w:r>
+      <w:r>
+        <w:br/>
+      </w:r>
+      <w:r>
+        <w:br/>
+      </w:r>
+      <w:r>
+        <w:rPr>
+          <w:rStyle w:val="VerbatimChar"/>
+        </w:rPr>
+        <w:t xml:space="preserve">Step 3: Reconcile against your authoritative source (CMDB)</w:t>
+      </w:r>
+      <w:r>
+        <w:br/>
+      </w:r>
+      <w:r>
+        <w:rPr>
+          <w:rStyle w:val="VerbatimChar"/>
+        </w:rPr>
+        <w:t xml:space="preserve">  → Schedule weekly export from CSW inventory API</w:t>
+      </w:r>
+      <w:r>
+        <w:br/>
+      </w:r>
+      <w:r>
+        <w:rPr>
+          <w:rStyle w:val="VerbatimChar"/>
+        </w:rPr>
+        <w:t xml:space="preserve">  → Diff against CMDB; investigate any delta</w:t>
+      </w:r>
+      <w:r>
+        <w:br/>
+      </w:r>
+      <w:r>
+        <w:rPr>
+          <w:rStyle w:val="VerbatimChar"/>
+        </w:rPr>
+        <w:t xml:space="preserve">  → IG3: real-time alert on net-new workload not in CMDB</w:t>
+      </w:r>
+      <w:r>
+        <w:br/>
+      </w:r>
+      <w:r>
+        <w:br/>
+      </w:r>
+      <w:r>
+        <w:rPr>
+          <w:rStyle w:val="VerbatimChar"/>
+        </w:rPr>
+        <w:t xml:space="preserve">Step 4: Quarantine unauthorised workloads (Safeguard 1.2)</w:t>
+      </w:r>
+      <w:r>
+        <w:br/>
+      </w:r>
+      <w:r>
+        <w:rPr>
+          <w:rStyle w:val="VerbatimChar"/>
+        </w:rPr>
+        <w:t xml:space="preserve">  → Pre-built CSW policy: deny-all except management plane</w:t>
+      </w:r>
+      <w:r>
+        <w:br/>
+      </w:r>
+      <w:r>
+        <w:rPr>
+          <w:rStyle w:val="VerbatimChar"/>
+        </w:rPr>
+        <w:t xml:space="preserve">  → Apply to any workload tagged unauthorised=true</w:t>
+      </w:r>
+      <w:r>
+        <w:br/>
+      </w:r>
+      <w:r>
+        <w:rPr>
+          <w:rStyle w:val="VerbatimChar"/>
+        </w:rPr>
+        <w:t xml:space="preserve">  → IG2 expectation: investigate and quarantine within 1 week;</w:t>
+      </w:r>
+      <w:r>
+        <w:br/>
+      </w:r>
+      <w:r>
+        <w:rPr>
+          <w:rStyle w:val="VerbatimChar"/>
+        </w:rPr>
+        <w:t xml:space="preserve">    IG3 expectation: within 24 hours</w:t>
+      </w:r>
+    </w:p>
+    <w:p>
+      <w:pPr>
+        <w:pStyle w:val="FirstParagraph"/>
+      </w:pPr>
+      <w:r>
+        <w:rPr>
+          <w:b/>
+          <w:bCs/>
+        </w:rPr>
+        <w:t xml:space="preserve">Evidence:</w:t>
+      </w:r>
+      <w:r>
+        <w:t xml:space="preserve"> </w:t>
+      </w:r>
+      <w:r>
+        <w:t xml:space="preserve">(a) inventory snapshot per IG cadence; (b) reconciliation</w:t>
+      </w:r>
+      <w:r>
+        <w:t xml:space="preserve"> </w:t>
+      </w:r>
+      <w:r>
+        <w:t xml:space="preserve">diff log against CMDB; (c) unauthorised-asset quarantine log.</w:t>
+      </w:r>
+    </w:p>
+    <w:p>
+      <w:pPr>
+        <w:pStyle w:val="BodyText"/>
+      </w:pPr>
+      <w:r>
+        <w:rPr>
+          <w:b/>
+          <w:bCs/>
+        </w:rPr>
+        <w:t xml:space="preserve">IG1 delta:</w:t>
+      </w:r>
+      <w:r>
+        <w:t xml:space="preserve"> </w:t>
+      </w:r>
+      <w:r>
+        <w:t xml:space="preserve">monthly inventory snapshot + manual diff is acceptable.</w:t>
+      </w:r>
+      <w:r>
+        <w:t xml:space="preserve"> </w:t>
+      </w:r>
+      <w:r>
+        <w:rPr>
+          <w:b/>
+          <w:bCs/>
+        </w:rPr>
+        <w:t xml:space="preserve">IG3 delta:</w:t>
+      </w:r>
+      <w:r>
+        <w:t xml:space="preserve"> </w:t>
+      </w:r>
+      <w:r>
+        <w:t xml:space="preserve">continuous inventory with real-time net-new alerting and</w:t>
+      </w:r>
+      <w:r>
+        <w:t xml:space="preserve"> </w:t>
+      </w:r>
+      <w:r>
+        <w:t xml:space="preserve">sub-24-hour quarantine.</w:t>
+      </w:r>
+    </w:p>
+    <w:p>
+      <w:r>
+        <w:pict>
+          <v:rect style="width:0;height:1.5pt" o:hralign="center" o:hrstd="t" o:hr="t"/>
+        </w:pict>
+      </w:r>
+    </w:p>
+    <w:bookmarkEnd w:id="30"/>
+    <w:bookmarkStart w:id="31" w:name="Xce43514120e08a4c401eccb31b168f679d00b3a"/>
+    <w:p>
+      <w:pPr>
+        <w:pStyle w:val="Heading2"/>
+      </w:pPr>
+      <w:r>
+        <w:t xml:space="preserve">6. Control 2 — Inventory and Control of Software Assets</w:t>
+      </w:r>
+    </w:p>
+    <w:p>
+      <w:pPr>
+        <w:pStyle w:val="FirstParagraph"/>
+      </w:pPr>
+      <w:r>
+        <w:rPr>
+          <w:b/>
+          <w:bCs/>
+        </w:rPr>
+        <w:t xml:space="preserve">IG2 Safeguards in scope:</w:t>
+      </w:r>
+      <w:r>
+        <w:t xml:space="preserve"> </w:t>
+      </w:r>
+      <w:r>
+        <w:t xml:space="preserve">2.1 (software inventory), 2.2 (ensure</w:t>
+      </w:r>
+      <w:r>
+        <w:t xml:space="preserve"> </w:t>
+      </w:r>
+      <w:r>
+        <w:t xml:space="preserve">authorised software supported), 2.3 (address unauthorised software),</w:t>
+      </w:r>
+      <w:r>
+        <w:t xml:space="preserve"> </w:t>
+      </w:r>
+      <w:r>
+        <w:t xml:space="preserve">2.5 (allow-list), 2.6 (allow-list libraries).</w:t>
+      </w:r>
+    </w:p>
+    <w:p>
+      <w:pPr>
+        <w:pStyle w:val="BodyText"/>
+      </w:pPr>
+      <w:r>
+        <w:rPr>
+          <w:b/>
+          <w:bCs/>
+        </w:rPr>
+        <w:t xml:space="preserve">CSW Implementation:</w:t>
+      </w:r>
+    </w:p>
+    <w:p>
+      <w:pPr>
+        <w:pStyle w:val="SourceCode"/>
+      </w:pPr>
+      <w:r>
+        <w:rPr>
+          <w:rStyle w:val="VerbatimChar"/>
+        </w:rPr>
+        <w:t xml:space="preserve">Step 1: Continuous software inventory (Safeguard 2.1)</w:t>
+      </w:r>
+      <w:r>
+        <w:br/>
+      </w:r>
+      <w:r>
+        <w:rPr>
+          <w:rStyle w:val="VerbatimChar"/>
+        </w:rPr>
+        <w:t xml:space="preserve">  CSW UI → Investigate → Inventory → Workload → Software &amp; Packages</w:t>
+      </w:r>
+      <w:r>
+        <w:br/>
+      </w:r>
+      <w:r>
+        <w:rPr>
+          <w:rStyle w:val="VerbatimChar"/>
+        </w:rPr>
+        <w:t xml:space="preserve">  → Auto-captured: package name, version, install date, source</w:t>
+      </w:r>
+      <w:r>
+        <w:br/>
+      </w:r>
+      <w:r>
+        <w:rPr>
+          <w:rStyle w:val="VerbatimChar"/>
+        </w:rPr>
+        <w:t xml:space="preserve">  → Per-workload export available via API; aggregated by scope</w:t>
+      </w:r>
+      <w:r>
+        <w:br/>
+      </w:r>
+      <w:r>
+        <w:br/>
+      </w:r>
+      <w:r>
+        <w:rPr>
+          <w:rStyle w:val="VerbatimChar"/>
+        </w:rPr>
+        <w:t xml:space="preserve">Step 2: Detect unsupported software (Safeguard 2.2)</w:t>
+      </w:r>
+      <w:r>
+        <w:br/>
+      </w:r>
+      <w:r>
+        <w:rPr>
+          <w:rStyle w:val="VerbatimChar"/>
+        </w:rPr>
+        <w:t xml:space="preserve">  → Cross-reference inventory against your supported-software list</w:t>
+      </w:r>
+      <w:r>
+        <w:br/>
+      </w:r>
+      <w:r>
+        <w:rPr>
+          <w:rStyle w:val="VerbatimChar"/>
+        </w:rPr>
+        <w:t xml:space="preserve">  → Flag workloads running software past vendor support EOL</w:t>
+      </w:r>
+      <w:r>
+        <w:br/>
+      </w:r>
+      <w:r>
+        <w:rPr>
+          <w:rStyle w:val="VerbatimChar"/>
+        </w:rPr>
+        <w:t xml:space="preserve">  → Route to platform team for upgrade or risk acceptance</w:t>
+      </w:r>
+      <w:r>
+        <w:br/>
+      </w:r>
+      <w:r>
+        <w:br/>
+      </w:r>
+      <w:r>
+        <w:rPr>
+          <w:rStyle w:val="VerbatimChar"/>
+        </w:rPr>
+        <w:t xml:space="preserve">Step 3: Detect unauthorised software (Safeguard 2.3)</w:t>
+      </w:r>
+      <w:r>
+        <w:br/>
+      </w:r>
+      <w:r>
+        <w:rPr>
+          <w:rStyle w:val="VerbatimChar"/>
+        </w:rPr>
+        <w:t xml:space="preserve">  → Define allow-list per asset_class (server, workstation, container)</w:t>
+      </w:r>
+      <w:r>
+        <w:br/>
+      </w:r>
+      <w:r>
+        <w:rPr>
+          <w:rStyle w:val="VerbatimChar"/>
+        </w:rPr>
+        <w:t xml:space="preserve">  → CSW alert: software outside the allow-list observed</w:t>
+      </w:r>
+      <w:r>
+        <w:br/>
+      </w:r>
+      <w:r>
+        <w:rPr>
+          <w:rStyle w:val="VerbatimChar"/>
+        </w:rPr>
+        <w:t xml:space="preserve">  → IG2 expectation: investigate within 1 week</w:t>
+      </w:r>
+      <w:r>
+        <w:br/>
+      </w:r>
+      <w:r>
+        <w:rPr>
+          <w:rStyle w:val="VerbatimChar"/>
+        </w:rPr>
+        <w:t xml:space="preserve">  → IG3 expectation: prevent execution via behavioural policy + alert</w:t>
+      </w:r>
+      <w:r>
+        <w:br/>
+      </w:r>
+      <w:r>
+        <w:br/>
+      </w:r>
+      <w:r>
+        <w:rPr>
+          <w:rStyle w:val="VerbatimChar"/>
+        </w:rPr>
+        <w:t xml:space="preserve">Step 4: Allow-list enforcement (Safeguards 2.5, 2.6)</w:t>
+      </w:r>
+      <w:r>
+        <w:br/>
+      </w:r>
+      <w:r>
+        <w:rPr>
+          <w:rStyle w:val="VerbatimChar"/>
+        </w:rPr>
+        <w:t xml:space="preserve">  → IG2: allow-list documented; CSW alerts on deviation</w:t>
+      </w:r>
+      <w:r>
+        <w:br/>
+      </w:r>
+      <w:r>
+        <w:rPr>
+          <w:rStyle w:val="VerbatimChar"/>
+        </w:rPr>
+        <w:t xml:space="preserve">  → IG3: allow-list enforced via behavioural policy (block on</w:t>
+      </w:r>
+      <w:r>
+        <w:br/>
+      </w:r>
+      <w:r>
+        <w:rPr>
+          <w:rStyle w:val="VerbatimChar"/>
+        </w:rPr>
+        <w:t xml:space="preserve">    unknown binary execution); CSW process telemetry feeds the</w:t>
+      </w:r>
+      <w:r>
+        <w:br/>
+      </w:r>
+      <w:r>
+        <w:rPr>
+          <w:rStyle w:val="VerbatimChar"/>
+        </w:rPr>
+        <w:t xml:space="preserve">    enforcement decision</w:t>
+      </w:r>
+    </w:p>
+    <w:p>
+      <w:pPr>
+        <w:pStyle w:val="FirstParagraph"/>
+      </w:pPr>
+      <w:r>
+        <w:rPr>
+          <w:b/>
+          <w:bCs/>
+        </w:rPr>
+        <w:t xml:space="preserve">Evidence:</w:t>
+      </w:r>
+      <w:r>
+        <w:t xml:space="preserve"> </w:t>
+      </w:r>
+      <w:r>
+        <w:t xml:space="preserve">(a) per-workload software inventory dated to cadence;</w:t>
+      </w:r>
+      <w:r>
+        <w:t xml:space="preserve"> </w:t>
+      </w:r>
+      <w:r>
+        <w:t xml:space="preserve">(b) unsupported-software register; (c) unauthorised-software alert</w:t>
+      </w:r>
+      <w:r>
+        <w:t xml:space="preserve"> </w:t>
+      </w:r>
+      <w:r>
+        <w:t xml:space="preserve">log with disposition.</w:t>
+      </w:r>
+    </w:p>
+    <w:p>
+      <w:pPr>
+        <w:pStyle w:val="BodyText"/>
+      </w:pPr>
+      <w:r>
+        <w:rPr>
+          <w:b/>
+          <w:bCs/>
+        </w:rPr>
+        <w:t xml:space="preserve">IG1 delta:</w:t>
+      </w:r>
+      <w:r>
+        <w:t xml:space="preserve"> </w:t>
+      </w:r>
+      <w:r>
+        <w:t xml:space="preserve">monthly inventory; manual review of unauthorised</w:t>
+      </w:r>
+      <w:r>
+        <w:t xml:space="preserve"> </w:t>
+      </w:r>
+      <w:r>
+        <w:t xml:space="preserve">software is sufficient.</w:t>
+      </w:r>
+      <w:r>
+        <w:t xml:space="preserve"> </w:t>
+      </w:r>
+      <w:r>
+        <w:rPr>
+          <w:b/>
+          <w:bCs/>
+        </w:rPr>
+        <w:t xml:space="preserve">IG3 delta:</w:t>
+      </w:r>
+      <w:r>
+        <w:t xml:space="preserve"> </w:t>
+      </w:r>
+      <w:r>
+        <w:t xml:space="preserve">allow-list enforcement (block, not just alert) on</w:t>
+      </w:r>
+      <w:r>
+        <w:t xml:space="preserve"> </w:t>
+      </w:r>
+      <w:r>
+        <w:t xml:space="preserve">unknown binary execution.</w:t>
+      </w:r>
+    </w:p>
+    <w:p>
+      <w:r>
+        <w:pict>
+          <v:rect style="width:0;height:1.5pt" o:hralign="center" o:hrstd="t" o:hr="t"/>
+        </w:pict>
+      </w:r>
+    </w:p>
+    <w:bookmarkEnd w:id="31"/>
+    <w:bookmarkStart w:id="32" w:name="X97a8934094d55ed829d6f1e1e45770e350a4634"/>
+    <w:p>
+      <w:pPr>
+        <w:pStyle w:val="Heading2"/>
+      </w:pPr>
+      <w:r>
+        <w:t xml:space="preserve">7. Control 4 — Secure Configuration of Enterprise Assets and Software</w:t>
+      </w:r>
+    </w:p>
+    <w:p>
+      <w:pPr>
+        <w:pStyle w:val="FirstParagraph"/>
+      </w:pPr>
+      <w:r>
+        <w:rPr>
+          <w:b/>
+          <w:bCs/>
+        </w:rPr>
+        <w:t xml:space="preserve">IG2 Safeguards in scope:</w:t>
+      </w:r>
+      <w:r>
+        <w:t xml:space="preserve"> </w:t>
+      </w:r>
+      <w:r>
+        <w:t xml:space="preserve">4.1 (process for configuration), 4.2</w:t>
+      </w:r>
+      <w:r>
+        <w:t xml:space="preserve"> </w:t>
+      </w:r>
+      <w:r>
+        <w:t xml:space="preserve">(secure configuration of network infra), 4.4 (default deny via</w:t>
+      </w:r>
+      <w:r>
+        <w:t xml:space="preserve"> </w:t>
+      </w:r>
+      <w:r>
+        <w:t xml:space="preserve">firewall — see Control 13), 4.5 (automatically manage default</w:t>
+      </w:r>
+      <w:r>
+        <w:t xml:space="preserve"> </w:t>
+      </w:r>
+      <w:r>
+        <w:t xml:space="preserve">accounts — IG3), 4.6 (secure configuration of software).</w:t>
+      </w:r>
+    </w:p>
+    <w:p>
+      <w:pPr>
+        <w:pStyle w:val="BodyText"/>
+      </w:pPr>
+      <w:r>
+        <w:rPr>
+          <w:b/>
+          <w:bCs/>
+        </w:rPr>
+        <w:t xml:space="preserve">CSW Implementation:</w:t>
+      </w:r>
+    </w:p>
+    <w:p>
+      <w:pPr>
+        <w:pStyle w:val="SourceCode"/>
+      </w:pPr>
+      <w:r>
+        <w:rPr>
+          <w:rStyle w:val="VerbatimChar"/>
+        </w:rPr>
+        <w:t xml:space="preserve">Step 1: Capture configuration baseline per workload (Safeguard 4.1)</w:t>
+      </w:r>
+      <w:r>
+        <w:br/>
+      </w:r>
+      <w:r>
+        <w:rPr>
+          <w:rStyle w:val="VerbatimChar"/>
+        </w:rPr>
+        <w:t xml:space="preserve">  → CSW continuously inventories: OS + kernel, package list, listening</w:t>
+      </w:r>
+      <w:r>
+        <w:br/>
+      </w:r>
+      <w:r>
+        <w:rPr>
+          <w:rStyle w:val="VerbatimChar"/>
+        </w:rPr>
+        <w:t xml:space="preserve">    ports, running processes, key file presence</w:t>
+      </w:r>
+      <w:r>
+        <w:br/>
+      </w:r>
+      <w:r>
+        <w:rPr>
+          <w:rStyle w:val="VerbatimChar"/>
+        </w:rPr>
+        <w:t xml:space="preserve">  → Snapshot daily to CSW data tap; this is the IG2 baseline of record</w:t>
+      </w:r>
+      <w:r>
+        <w:br/>
+      </w:r>
+      <w:r>
+        <w:br/>
+      </w:r>
+      <w:r>
+        <w:rPr>
+          <w:rStyle w:val="VerbatimChar"/>
+        </w:rPr>
+        <w:t xml:space="preserve">Step 2: Drift detection (Safeguard 4.1)</w:t>
+      </w:r>
+      <w:r>
+        <w:br/>
+      </w:r>
+      <w:r>
+        <w:rPr>
+          <w:rStyle w:val="VerbatimChar"/>
+        </w:rPr>
+        <w:t xml:space="preserve">  → Daily diff between today's snapshot and yesterday's</w:t>
+      </w:r>
+      <w:r>
+        <w:br/>
+      </w:r>
+      <w:r>
+        <w:rPr>
+          <w:rStyle w:val="VerbatimChar"/>
+        </w:rPr>
+        <w:t xml:space="preserve">  → Per-workload report: what changed in packages, ports, processes</w:t>
+      </w:r>
+      <w:r>
+        <w:br/>
+      </w:r>
+      <w:r>
+        <w:rPr>
+          <w:rStyle w:val="VerbatimChar"/>
+        </w:rPr>
+        <w:t xml:space="preserve">  → IG2 expectation: review weekly; investigate unexplained drift</w:t>
+      </w:r>
+      <w:r>
+        <w:br/>
+      </w:r>
+      <w:r>
+        <w:rPr>
+          <w:rStyle w:val="VerbatimChar"/>
+        </w:rPr>
+        <w:t xml:space="preserve">  → IG3 expectation: drift attribution to a change ticket within 24h</w:t>
+      </w:r>
+      <w:r>
+        <w:br/>
+      </w:r>
+      <w:r>
+        <w:br/>
+      </w:r>
+      <w:r>
+        <w:rPr>
+          <w:rStyle w:val="VerbatimChar"/>
+        </w:rPr>
+        <w:t xml:space="preserve">Step 3: Hardening enforcement via CSW segmentation policy (4.4, 4.6)</w:t>
+      </w:r>
+      <w:r>
+        <w:br/>
+      </w:r>
+      <w:r>
+        <w:rPr>
+          <w:rStyle w:val="VerbatimChar"/>
+        </w:rPr>
+        <w:t xml:space="preserve">  → Default deny inbound to every workload except documented services</w:t>
+      </w:r>
+      <w:r>
+        <w:br/>
+      </w:r>
+      <w:r>
+        <w:rPr>
+          <w:rStyle w:val="VerbatimChar"/>
+        </w:rPr>
+        <w:t xml:space="preserve">  → Plaintext-protocol DENY (HTTP, FTP, Telnet, LDAP plaintext)</w:t>
+      </w:r>
+      <w:r>
+        <w:br/>
+      </w:r>
+      <w:r>
+        <w:rPr>
+          <w:rStyle w:val="VerbatimChar"/>
+        </w:rPr>
+        <w:t xml:space="preserve">  → Limit outbound to documented destinations per asset_class</w:t>
+      </w:r>
+      <w:r>
+        <w:br/>
+      </w:r>
+      <w:r>
+        <w:br/>
+      </w:r>
+      <w:r>
+        <w:rPr>
+          <w:rStyle w:val="VerbatimChar"/>
+        </w:rPr>
+        <w:t xml:space="preserve">Step 4: Tie drift to change-management (Safeguard 4.1)</w:t>
+      </w:r>
+      <w:r>
+        <w:br/>
+      </w:r>
+      <w:r>
+        <w:rPr>
+          <w:rStyle w:val="VerbatimChar"/>
+        </w:rPr>
+        <w:t xml:space="preserve">  → Correlate CSW-observed change timestamp against change-ticket</w:t>
+      </w:r>
+      <w:r>
+        <w:br/>
+      </w:r>
+      <w:r>
+        <w:rPr>
+          <w:rStyle w:val="VerbatimChar"/>
+        </w:rPr>
+        <w:t xml:space="preserve">    timestamp</w:t>
+      </w:r>
+      <w:r>
+        <w:br/>
+      </w:r>
+      <w:r>
+        <w:rPr>
+          <w:rStyle w:val="VerbatimChar"/>
+        </w:rPr>
+        <w:t xml:space="preserve">  → Orphan changes (CSW-detected, ticket-absent) = unauthorised</w:t>
+      </w:r>
+      <w:r>
+        <w:br/>
+      </w:r>
+      <w:r>
+        <w:rPr>
+          <w:rStyle w:val="VerbatimChar"/>
+        </w:rPr>
+        <w:t xml:space="preserve">    change candidates; route to incident process</w:t>
+      </w:r>
+    </w:p>
+    <w:p>
+      <w:pPr>
+        <w:pStyle w:val="FirstParagraph"/>
+      </w:pPr>
+      <w:r>
+        <w:rPr>
+          <w:b/>
+          <w:bCs/>
+        </w:rPr>
+        <w:t xml:space="preserve">Evidence:</w:t>
+      </w:r>
+      <w:r>
+        <w:t xml:space="preserve"> </w:t>
+      </w:r>
+      <w:r>
+        <w:t xml:space="preserve">(a) baseline export per workload; (b) daily drift log</w:t>
+      </w:r>
+      <w:r>
+        <w:t xml:space="preserve"> </w:t>
+      </w:r>
+      <w:r>
+        <w:t xml:space="preserve">with disposition; (c) segmentation policy export per scope.</w:t>
+      </w:r>
+    </w:p>
+    <w:p>
+      <w:pPr>
+        <w:pStyle w:val="BodyText"/>
+      </w:pPr>
+      <w:r>
+        <w:rPr>
+          <w:b/>
+          <w:bCs/>
+        </w:rPr>
+        <w:t xml:space="preserve">IG1 delta:</w:t>
+      </w:r>
+      <w:r>
+        <w:t xml:space="preserve"> </w:t>
+      </w:r>
+      <w:r>
+        <w:t xml:space="preserve">documented baseline; manual quarterly review.</w:t>
+      </w:r>
+      <w:r>
+        <w:t xml:space="preserve"> </w:t>
+      </w:r>
+      <w:r>
+        <w:rPr>
+          <w:b/>
+          <w:bCs/>
+        </w:rPr>
+        <w:t xml:space="preserve">IG3 delta:</w:t>
+      </w:r>
+      <w:r>
+        <w:t xml:space="preserve"> </w:t>
+      </w:r>
+      <w:r>
+        <w:t xml:space="preserve">automated drift attribution; default-account</w:t>
+      </w:r>
+      <w:r>
+        <w:t xml:space="preserve"> </w:t>
+      </w:r>
+      <w:r>
+        <w:t xml:space="preserve">management automation tied to inventory.</w:t>
+      </w:r>
+    </w:p>
+    <w:p>
+      <w:r>
+        <w:pict>
+          <v:rect style="width:0;height:1.5pt" o:hralign="center" o:hrstd="t" o:hr="t"/>
+        </w:pict>
+      </w:r>
+    </w:p>
     <w:bookmarkEnd w:id="32"/>
-    <w:bookmarkStart w:id="33" w:name="X61eb9ff39501bf32719d8c75e56482cf4240ed4"/>
+    <w:bookmarkStart w:id="33" w:name="X66aac1d05c5bdce88e03b3e60c625551d9f9a44"/>
     <w:p>
       <w:pPr>
         <w:pStyle w:val="Heading2"/>
       </w:pPr>
       <w:r>
-        <w:t xml:space="preserve">13. Auditor / Assessor Response Guide</w:t>
+        <w:t xml:space="preserve">8. Control 7 — Continuous Vulnerability Management</w:t>
+      </w:r>
+    </w:p>
+    <w:p>
+      <w:pPr>
+        <w:pStyle w:val="FirstParagraph"/>
+      </w:pPr>
+      <w:r>
+        <w:rPr>
+          <w:b/>
+          <w:bCs/>
+        </w:rPr>
+        <w:t xml:space="preserve">IG2 Safeguards in scope:</w:t>
+      </w:r>
+      <w:r>
+        <w:t xml:space="preserve"> </w:t>
+      </w:r>
+      <w:r>
+        <w:t xml:space="preserve">7.1 (process for vulnerability</w:t>
+      </w:r>
+      <w:r>
+        <w:t xml:space="preserve"> </w:t>
+      </w:r>
+      <w:r>
+        <w:t xml:space="preserve">management), 7.2 (process for remediation), 7.3 (automated patch</w:t>
+      </w:r>
+      <w:r>
+        <w:t xml:space="preserve"> </w:t>
+      </w:r>
+      <w:r>
+        <w:t xml:space="preserve">mgmt of OS), 7.4 (automated patch mgmt of apps), 7.5 (perform</w:t>
+      </w:r>
+      <w:r>
+        <w:t xml:space="preserve"> </w:t>
+      </w:r>
+      <w:r>
+        <w:t xml:space="preserve">automated vulnerability scans of internal assets), 7.6 (perform</w:t>
+      </w:r>
+      <w:r>
+        <w:t xml:space="preserve"> </w:t>
+      </w:r>
+      <w:r>
+        <w:t xml:space="preserve">automated vulnerability scans of externally-exposed assets), 7.7</w:t>
+      </w:r>
+      <w:r>
+        <w:t xml:space="preserve"> </w:t>
+      </w:r>
+      <w:r>
+        <w:t xml:space="preserve">(remediate detected vulnerabilities).</w:t>
+      </w:r>
+    </w:p>
+    <w:p>
+      <w:pPr>
+        <w:pStyle w:val="BodyText"/>
+      </w:pPr>
+      <w:r>
+        <w:rPr>
+          <w:b/>
+          <w:bCs/>
+        </w:rPr>
+        <w:t xml:space="preserve">CSW Implementation:</w:t>
+      </w:r>
+    </w:p>
+    <w:p>
+      <w:pPr>
+        <w:pStyle w:val="SourceCode"/>
+      </w:pPr>
+      <w:r>
+        <w:rPr>
+          <w:rStyle w:val="VerbatimChar"/>
+        </w:rPr>
+        <w:t xml:space="preserve">Step 1: Continuous CVE inventory at workload level (Safeguard 7.5)</w:t>
+      </w:r>
+      <w:r>
+        <w:br/>
+      </w:r>
+      <w:r>
+        <w:rPr>
+          <w:rStyle w:val="VerbatimChar"/>
+        </w:rPr>
+        <w:t xml:space="preserve">  CSW UI → Investigate → Vulnerability Report</w:t>
+      </w:r>
+      <w:r>
+        <w:br/>
+      </w:r>
+      <w:r>
+        <w:rPr>
+          <w:rStyle w:val="VerbatimChar"/>
+        </w:rPr>
+        <w:t xml:space="preserve">  → Per-workload CVE list with CVSS, EPSS, exploit availability</w:t>
+      </w:r>
+      <w:r>
+        <w:br/>
+      </w:r>
+      <w:r>
+        <w:rPr>
+          <w:rStyle w:val="VerbatimChar"/>
+        </w:rPr>
+        <w:t xml:space="preserve">  → Updated continuously as the CSW CVE database refreshes</w:t>
+      </w:r>
+      <w:r>
+        <w:br/>
+      </w:r>
+      <w:r>
+        <w:rPr>
+          <w:rStyle w:val="VerbatimChar"/>
+        </w:rPr>
+        <w:t xml:space="preserve">  → IG2 cadence: weekly export to remediation queue</w:t>
+      </w:r>
+      <w:r>
+        <w:br/>
+      </w:r>
+      <w:r>
+        <w:rPr>
+          <w:rStyle w:val="VerbatimChar"/>
+        </w:rPr>
+        <w:t xml:space="preserve">  → IG3 cadence: continuous, real-time prioritisation</w:t>
+      </w:r>
+      <w:r>
+        <w:br/>
+      </w:r>
+      <w:r>
+        <w:br/>
+      </w:r>
+      <w:r>
+        <w:rPr>
+          <w:rStyle w:val="VerbatimChar"/>
+        </w:rPr>
+        <w:t xml:space="preserve">Step 2: Reachability-aware prioritisation (Safeguard 7.7)</w:t>
+      </w:r>
+      <w:r>
+        <w:br/>
+      </w:r>
+      <w:r>
+        <w:rPr>
+          <w:rStyle w:val="VerbatimChar"/>
+        </w:rPr>
+        <w:t xml:space="preserve">  → CSW maps each CVE to the workload's actual ingress/egress</w:t>
+      </w:r>
+      <w:r>
+        <w:br/>
+      </w:r>
+      <w:r>
+        <w:rPr>
+          <w:rStyle w:val="VerbatimChar"/>
+        </w:rPr>
+        <w:t xml:space="preserve">    paths in the conversation graph</w:t>
+      </w:r>
+      <w:r>
+        <w:br/>
+      </w:r>
+      <w:r>
+        <w:rPr>
+          <w:rStyle w:val="VerbatimChar"/>
+        </w:rPr>
+        <w:t xml:space="preserve">  → Vulnerable port + actually reachable from internet = top priority</w:t>
+      </w:r>
+      <w:r>
+        <w:br/>
+      </w:r>
+      <w:r>
+        <w:rPr>
+          <w:rStyle w:val="VerbatimChar"/>
+        </w:rPr>
+        <w:t xml:space="preserve">  → Vulnerable port + no observed flow + no reachable path = lower</w:t>
+      </w:r>
+      <w:r>
+        <w:br/>
+      </w:r>
+      <w:r>
+        <w:rPr>
+          <w:rStyle w:val="VerbatimChar"/>
+        </w:rPr>
+        <w:t xml:space="preserve">    priority (validate compensating control before deferral)</w:t>
+      </w:r>
+      <w:r>
+        <w:br/>
+      </w:r>
+      <w:r>
+        <w:br/>
+      </w:r>
+      <w:r>
+        <w:rPr>
+          <w:rStyle w:val="VerbatimChar"/>
+        </w:rPr>
+        <w:t xml:space="preserve">Step 3: Track patch SLA per asset_class and CVSS band</w:t>
+      </w:r>
+      <w:r>
+        <w:br/>
+      </w:r>
+      <w:r>
+        <w:rPr>
+          <w:rStyle w:val="VerbatimChar"/>
+        </w:rPr>
+        <w:t xml:space="preserve">  → Critical (9+) on internet-reachable: patch within 48 hours</w:t>
+      </w:r>
+      <w:r>
+        <w:br/>
+      </w:r>
+      <w:r>
+        <w:rPr>
+          <w:rStyle w:val="VerbatimChar"/>
+        </w:rPr>
+        <w:t xml:space="preserve">  → High (7-8.9) on internal: patch within 30 days</w:t>
+      </w:r>
+      <w:r>
+        <w:br/>
+      </w:r>
+      <w:r>
+        <w:rPr>
+          <w:rStyle w:val="VerbatimChar"/>
+        </w:rPr>
+        <w:t xml:space="preserve">  → Medium (4-6.9): patch within 60 days</w:t>
+      </w:r>
+      <w:r>
+        <w:br/>
+      </w:r>
+      <w:r>
+        <w:rPr>
+          <w:rStyle w:val="VerbatimChar"/>
+        </w:rPr>
+        <w:t xml:space="preserve">  → Trend report monthly to security leadership</w:t>
+      </w:r>
+      <w:r>
+        <w:br/>
+      </w:r>
+      <w:r>
+        <w:br/>
+      </w:r>
+      <w:r>
+        <w:rPr>
+          <w:rStyle w:val="VerbatimChar"/>
+        </w:rPr>
+        <w:t xml:space="preserve">Step 4: Compensating controls when patching is delayed</w:t>
+      </w:r>
+      <w:r>
+        <w:br/>
+      </w:r>
+      <w:r>
+        <w:rPr>
+          <w:rStyle w:val="VerbatimChar"/>
+        </w:rPr>
+        <w:t xml:space="preserve">  → Restrict source set for the vulnerable port via CSW policy</w:t>
+      </w:r>
+      <w:r>
+        <w:br/>
+      </w:r>
+      <w:r>
+        <w:rPr>
+          <w:rStyle w:val="VerbatimChar"/>
+        </w:rPr>
+        <w:t xml:space="preserve">  → Add behavioural detection for known exploit patterns</w:t>
+      </w:r>
+      <w:r>
+        <w:br/>
+      </w:r>
+      <w:r>
+        <w:rPr>
+          <w:rStyle w:val="VerbatimChar"/>
+        </w:rPr>
+        <w:t xml:space="preserve">  → Document the compensating control in workspace notes</w:t>
+      </w:r>
+      <w:r>
+        <w:br/>
+      </w:r>
+      <w:r>
+        <w:rPr>
+          <w:rStyle w:val="VerbatimChar"/>
+        </w:rPr>
+        <w:t xml:space="preserve">  → This is the audit trail for "remediation" when patch is deferred</w:t>
+      </w:r>
+    </w:p>
+    <w:p>
+      <w:pPr>
+        <w:pStyle w:val="FirstParagraph"/>
+      </w:pPr>
+      <w:r>
+        <w:rPr>
+          <w:b/>
+          <w:bCs/>
+        </w:rPr>
+        <w:t xml:space="preserve">Evidence:</w:t>
+      </w:r>
+      <w:r>
+        <w:t xml:space="preserve"> </w:t>
+      </w:r>
+      <w:r>
+        <w:t xml:space="preserve">(a) per-workload CVE list dated to IG cadence; (b)</w:t>
+      </w:r>
+      <w:r>
+        <w:t xml:space="preserve"> </w:t>
+      </w:r>
+      <w:r>
+        <w:t xml:space="preserve">patch SLA compliance trend; (c) compensating-control register for</w:t>
+      </w:r>
+      <w:r>
+        <w:t xml:space="preserve"> </w:t>
+      </w:r>
+      <w:r>
+        <w:t xml:space="preserve">deferred patches.</w:t>
+      </w:r>
+    </w:p>
+    <w:p>
+      <w:pPr>
+        <w:pStyle w:val="BodyText"/>
+      </w:pPr>
+      <w:r>
+        <w:rPr>
+          <w:b/>
+          <w:bCs/>
+        </w:rPr>
+        <w:t xml:space="preserve">IG1 delta:</w:t>
+      </w:r>
+      <w:r>
+        <w:t xml:space="preserve"> </w:t>
+      </w:r>
+      <w:r>
+        <w:t xml:space="preserve">monthly scan; manual prioritisation acceptable.</w:t>
+      </w:r>
+      <w:r>
+        <w:t xml:space="preserve"> </w:t>
+      </w:r>
+      <w:r>
+        <w:rPr>
+          <w:b/>
+          <w:bCs/>
+        </w:rPr>
+        <w:t xml:space="preserve">IG3 delta:</w:t>
+      </w:r>
+      <w:r>
+        <w:t xml:space="preserve"> </w:t>
+      </w:r>
+      <w:r>
+        <w:t xml:space="preserve">continuous scanning, automated reachability scoring,</w:t>
+      </w:r>
+      <w:r>
+        <w:t xml:space="preserve"> </w:t>
+      </w:r>
+      <w:r>
+        <w:t xml:space="preserve">sub-week patch SLA on critical exposed assets.</w:t>
+      </w:r>
+    </w:p>
+    <w:p>
+      <w:r>
+        <w:pict>
+          <v:rect style="width:0;height:1.5pt" o:hralign="center" o:hrstd="t" o:hr="t"/>
+        </w:pict>
+      </w:r>
+    </w:p>
+    <w:bookmarkEnd w:id="33"/>
+    <w:bookmarkStart w:id="34" w:name="Xb7b425fc69a2e6969e52987f7aabcf7d51c6ecc"/>
+    <w:p>
+      <w:pPr>
+        <w:pStyle w:val="Heading2"/>
+      </w:pPr>
+      <w:r>
+        <w:t xml:space="preserve">9. Control 8 — Audit Log Management</w:t>
+      </w:r>
+    </w:p>
+    <w:p>
+      <w:pPr>
+        <w:pStyle w:val="FirstParagraph"/>
+      </w:pPr>
+      <w:r>
+        <w:rPr>
+          <w:b/>
+          <w:bCs/>
+        </w:rPr>
+        <w:t xml:space="preserve">IG2 Safeguards in scope:</w:t>
+      </w:r>
+      <w:r>
+        <w:t xml:space="preserve"> </w:t>
+      </w:r>
+      <w:r>
+        <w:t xml:space="preserve">8.1 (log management process), 8.2</w:t>
+      </w:r>
+      <w:r>
+        <w:t xml:space="preserve"> </w:t>
+      </w:r>
+      <w:r>
+        <w:t xml:space="preserve">(collect audit logs), 8.5 (collect detailed audit logs), 8.7</w:t>
+      </w:r>
+      <w:r>
+        <w:t xml:space="preserve"> </w:t>
+      </w:r>
+      <w:r>
+        <w:t xml:space="preserve">(retain audit logs), 8.10 (retain audit logs for 90 days minimum),</w:t>
+      </w:r>
+      <w:r>
+        <w:t xml:space="preserve"> </w:t>
+      </w:r>
+      <w:r>
+        <w:t xml:space="preserve">8.11 (conduct audit log reviews).</w:t>
+      </w:r>
+    </w:p>
+    <w:p>
+      <w:pPr>
+        <w:pStyle w:val="BodyText"/>
+      </w:pPr>
+      <w:r>
+        <w:rPr>
+          <w:b/>
+          <w:bCs/>
+        </w:rPr>
+        <w:t xml:space="preserve">CSW Implementation:</w:t>
+      </w:r>
+    </w:p>
+    <w:p>
+      <w:pPr>
+        <w:pStyle w:val="SourceCode"/>
+      </w:pPr>
+      <w:r>
+        <w:rPr>
+          <w:rStyle w:val="VerbatimChar"/>
+        </w:rPr>
+        <w:t xml:space="preserve">Step 1: Configure SIEM forwarding (Safeguard 8.2)</w:t>
+      </w:r>
+      <w:r>
+        <w:br/>
+      </w:r>
+      <w:r>
+        <w:rPr>
+          <w:rStyle w:val="VerbatimChar"/>
+        </w:rPr>
+        <w:t xml:space="preserve">  CSW UI → Manage → Data Tap → SIEM</w:t>
+      </w:r>
+      <w:r>
+        <w:br/>
+      </w:r>
+      <w:r>
+        <w:rPr>
+          <w:rStyle w:val="VerbatimChar"/>
+        </w:rPr>
+        <w:t xml:space="preserve">  → Splunk HEC, QRadar, Sentinel, Cisco XDR, syslog</w:t>
+      </w:r>
+      <w:r>
+        <w:br/>
+      </w:r>
+      <w:r>
+        <w:rPr>
+          <w:rStyle w:val="VerbatimChar"/>
+        </w:rPr>
+        <w:t xml:space="preserve">  → Forward: workload flow records, process events, policy violations,</w:t>
+      </w:r>
+      <w:r>
+        <w:br/>
+      </w:r>
+      <w:r>
+        <w:rPr>
+          <w:rStyle w:val="VerbatimChar"/>
+        </w:rPr>
+        <w:t xml:space="preserve">    behavioural detections, vulnerability events</w:t>
+      </w:r>
+      <w:r>
+        <w:br/>
+      </w:r>
+      <w:r>
+        <w:br/>
+      </w:r>
+      <w:r>
+        <w:rPr>
+          <w:rStyle w:val="VerbatimChar"/>
+        </w:rPr>
+        <w:t xml:space="preserve">Step 2: Confirm IG2-grade logging detail (Safeguard 8.5)</w:t>
+      </w:r>
+      <w:r>
+        <w:br/>
+      </w:r>
+      <w:r>
+        <w:rPr>
+          <w:rStyle w:val="VerbatimChar"/>
+        </w:rPr>
+        <w:t xml:space="preserve">  → Per-flow: source, destination, port, byte counts, timestamps,</w:t>
+      </w:r>
+      <w:r>
+        <w:br/>
+      </w:r>
+      <w:r>
+        <w:rPr>
+          <w:rStyle w:val="VerbatimChar"/>
+        </w:rPr>
+        <w:t xml:space="preserve">    process attribution, scope context</w:t>
+      </w:r>
+      <w:r>
+        <w:br/>
+      </w:r>
+      <w:r>
+        <w:rPr>
+          <w:rStyle w:val="VerbatimChar"/>
+        </w:rPr>
+        <w:t xml:space="preserve">  → Per-process: command line, parent-child, file accesses, network</w:t>
+      </w:r>
+      <w:r>
+        <w:br/>
+      </w:r>
+      <w:r>
+        <w:rPr>
+          <w:rStyle w:val="VerbatimChar"/>
+        </w:rPr>
+        <w:t xml:space="preserve">    activity</w:t>
+      </w:r>
+      <w:r>
+        <w:br/>
+      </w:r>
+      <w:r>
+        <w:rPr>
+          <w:rStyle w:val="VerbatimChar"/>
+        </w:rPr>
+        <w:t xml:space="preserve">  → Per-event: detection rule fired, severity, evidence</w:t>
+      </w:r>
+      <w:r>
+        <w:br/>
+      </w:r>
+      <w:r>
+        <w:br/>
+      </w:r>
+      <w:r>
+        <w:rPr>
+          <w:rStyle w:val="VerbatimChar"/>
+        </w:rPr>
+        <w:t xml:space="preserve">Step 3: Retention (Safeguards 8.7, 8.10)</w:t>
+      </w:r>
+      <w:r>
+        <w:br/>
+      </w:r>
+      <w:r>
+        <w:rPr>
+          <w:rStyle w:val="VerbatimChar"/>
+        </w:rPr>
+        <w:t xml:space="preserve">  → IG2 minimum: 90 days at the SIEM</w:t>
+      </w:r>
+      <w:r>
+        <w:br/>
+      </w:r>
+      <w:r>
+        <w:rPr>
+          <w:rStyle w:val="VerbatimChar"/>
+        </w:rPr>
+        <w:t xml:space="preserve">  → For regulated data: extend per applicable framework (HIPAA: 6 yr;</w:t>
+      </w:r>
+      <w:r>
+        <w:br/>
+      </w:r>
+      <w:r>
+        <w:rPr>
+          <w:rStyle w:val="VerbatimChar"/>
+        </w:rPr>
+        <w:t xml:space="preserve">    PCI: 1 yr active + 1 yr archive; etc.)</w:t>
+      </w:r>
+      <w:r>
+        <w:br/>
+      </w:r>
+      <w:r>
+        <w:br/>
+      </w:r>
+      <w:r>
+        <w:rPr>
+          <w:rStyle w:val="VerbatimChar"/>
+        </w:rPr>
+        <w:t xml:space="preserve">Step 4: Audit log reviews (Safeguard 8.11)</w:t>
+      </w:r>
+      <w:r>
+        <w:br/>
+      </w:r>
+      <w:r>
+        <w:rPr>
+          <w:rStyle w:val="VerbatimChar"/>
+        </w:rPr>
+        <w:t xml:space="preserve">  → IG2: weekly review of CSW alert summary; quarterly trend review</w:t>
+      </w:r>
+      <w:r>
+        <w:br/>
+      </w:r>
+      <w:r>
+        <w:rPr>
+          <w:rStyle w:val="VerbatimChar"/>
+        </w:rPr>
+        <w:t xml:space="preserve">  → IG3: SOC reviews real-time; CSW alerts feed playbook automation</w:t>
+      </w:r>
+    </w:p>
+    <w:p>
+      <w:pPr>
+        <w:pStyle w:val="FirstParagraph"/>
+      </w:pPr>
+      <w:r>
+        <w:rPr>
+          <w:b/>
+          <w:bCs/>
+        </w:rPr>
+        <w:t xml:space="preserve">Evidence:</w:t>
+      </w:r>
+      <w:r>
+        <w:t xml:space="preserve"> </w:t>
+      </w:r>
+      <w:r>
+        <w:t xml:space="preserve">(a) SIEM forwarding configuration screenshot; (b)</w:t>
+      </w:r>
+      <w:r>
+        <w:t xml:space="preserve"> </w:t>
+      </w:r>
+      <w:r>
+        <w:t xml:space="preserve">log retention policy and compliance evidence; (c) sample log review</w:t>
+      </w:r>
+      <w:r>
+        <w:t xml:space="preserve"> </w:t>
+      </w:r>
+      <w:r>
+        <w:t xml:space="preserve">minutes per cadence.</w:t>
+      </w:r>
+    </w:p>
+    <w:p>
+      <w:pPr>
+        <w:pStyle w:val="BodyText"/>
+      </w:pPr>
+      <w:r>
+        <w:rPr>
+          <w:b/>
+          <w:bCs/>
+        </w:rPr>
+        <w:t xml:space="preserve">IG1 delta:</w:t>
+      </w:r>
+      <w:r>
+        <w:t xml:space="preserve"> </w:t>
+      </w:r>
+      <w:r>
+        <w:t xml:space="preserve">logs to local file with weekly review; SIEM</w:t>
+      </w:r>
+      <w:r>
+        <w:t xml:space="preserve"> </w:t>
+      </w:r>
+      <w:r>
+        <w:t xml:space="preserve">forwarding optional.</w:t>
+      </w:r>
+      <w:r>
+        <w:t xml:space="preserve"> </w:t>
+      </w:r>
+      <w:r>
+        <w:rPr>
+          <w:b/>
+          <w:bCs/>
+        </w:rPr>
+        <w:t xml:space="preserve">IG3 delta:</w:t>
+      </w:r>
+      <w:r>
+        <w:t xml:space="preserve"> </w:t>
+      </w:r>
+      <w:r>
+        <w:t xml:space="preserve">real-time SOC review with playbook automation;</w:t>
+      </w:r>
+      <w:r>
+        <w:t xml:space="preserve"> </w:t>
+      </w:r>
+      <w:r>
+        <w:t xml:space="preserve">extended retention per compliance overlay.</w:t>
+      </w:r>
+    </w:p>
+    <w:p>
+      <w:r>
+        <w:pict>
+          <v:rect style="width:0;height:1.5pt" o:hralign="center" o:hrstd="t" o:hr="t"/>
+        </w:pict>
+      </w:r>
+    </w:p>
+    <w:bookmarkEnd w:id="34"/>
+    <w:bookmarkStart w:id="35" w:name="X015ec2d6434119c861edc4163c7a30ddd28144d"/>
+    <w:p>
+      <w:pPr>
+        <w:pStyle w:val="Heading2"/>
+      </w:pPr>
+      <w:r>
+        <w:t xml:space="preserve">10. Control 12 — Network Infrastructure Management</w:t>
+      </w:r>
+    </w:p>
+    <w:p>
+      <w:pPr>
+        <w:pStyle w:val="FirstParagraph"/>
+      </w:pPr>
+      <w:r>
+        <w:rPr>
+          <w:b/>
+          <w:bCs/>
+        </w:rPr>
+        <w:t xml:space="preserve">IG2 Safeguards in scope:</w:t>
+      </w:r>
+      <w:r>
+        <w:t xml:space="preserve"> </w:t>
+      </w:r>
+      <w:r>
+        <w:t xml:space="preserve">12.1 (network infrastructure</w:t>
+      </w:r>
+      <w:r>
+        <w:t xml:space="preserve"> </w:t>
+      </w:r>
+      <w:r>
+        <w:t xml:space="preserve">maintained), 12.2 (use secure protocols), 12.4 (establish &amp;</w:t>
+      </w:r>
+      <w:r>
+        <w:t xml:space="preserve"> </w:t>
+      </w:r>
+      <w:r>
+        <w:t xml:space="preserve">maintain architecture diagrams), 12.5 (centralise network AAA).</w:t>
+      </w:r>
+    </w:p>
+    <w:p>
+      <w:pPr>
+        <w:pStyle w:val="BodyText"/>
+      </w:pPr>
+      <w:r>
+        <w:t xml:space="preserve">CSW does not configure routers or switches. It contributes by</w:t>
+      </w:r>
+      <w:r>
+        <w:t xml:space="preserve"> </w:t>
+      </w:r>
+      <w:r>
+        <w:t xml:space="preserve">making the</w:t>
+      </w:r>
+      <w:r>
+        <w:t xml:space="preserve"> </w:t>
+      </w:r>
+      <w:r>
+        <w:rPr>
+          <w:b/>
+          <w:bCs/>
+        </w:rPr>
+        <w:t xml:space="preserve">workload-side</w:t>
+      </w:r>
+      <w:r>
+        <w:t xml:space="preserve"> </w:t>
+      </w:r>
+      <w:r>
+        <w:t xml:space="preserve">enforcement layer visible and</w:t>
+      </w:r>
+      <w:r>
+        <w:t xml:space="preserve"> </w:t>
+      </w:r>
+      <w:r>
+        <w:t xml:space="preserve">documented, which feeds Safeguards 12.4 (architecture diagrams) and</w:t>
+      </w:r>
+      <w:r>
+        <w:t xml:space="preserve"> </w:t>
+      </w:r>
+      <w:r>
+        <w:t xml:space="preserve">12.2 (secure protocols).</w:t>
+      </w:r>
+    </w:p>
+    <w:p>
+      <w:pPr>
+        <w:pStyle w:val="BodyText"/>
+      </w:pPr>
+      <w:r>
+        <w:rPr>
+          <w:b/>
+          <w:bCs/>
+        </w:rPr>
+        <w:t xml:space="preserve">CSW Implementation:</w:t>
+      </w:r>
+    </w:p>
+    <w:p>
+      <w:pPr>
+        <w:pStyle w:val="SourceCode"/>
+      </w:pPr>
+      <w:r>
+        <w:rPr>
+          <w:rStyle w:val="VerbatimChar"/>
+        </w:rPr>
+        <w:t xml:space="preserve">Step 1: Generate the workload-side architecture diagram (12.4)</w:t>
+      </w:r>
+      <w:r>
+        <w:br/>
+      </w:r>
+      <w:r>
+        <w:rPr>
+          <w:rStyle w:val="VerbatimChar"/>
+        </w:rPr>
+        <w:t xml:space="preserve">  CSW UI → Investigate → Application Dependency Mapping → Workspace</w:t>
+      </w:r>
+      <w:r>
+        <w:br/>
+      </w:r>
+      <w:r>
+        <w:rPr>
+          <w:rStyle w:val="VerbatimChar"/>
+        </w:rPr>
+        <w:t xml:space="preserve">  → ADM clusters become the as-observed application architecture</w:t>
+      </w:r>
+      <w:r>
+        <w:br/>
+      </w:r>
+      <w:r>
+        <w:rPr>
+          <w:rStyle w:val="VerbatimChar"/>
+        </w:rPr>
+        <w:t xml:space="preserve">  → Export the dependency graph; pair with your network team's</w:t>
+      </w:r>
+      <w:r>
+        <w:br/>
+      </w:r>
+      <w:r>
+        <w:rPr>
+          <w:rStyle w:val="VerbatimChar"/>
+        </w:rPr>
+        <w:t xml:space="preserve">    diagram for a complete view</w:t>
+      </w:r>
+      <w:r>
+        <w:br/>
+      </w:r>
+      <w:r>
+        <w:br/>
+      </w:r>
+      <w:r>
+        <w:rPr>
+          <w:rStyle w:val="VerbatimChar"/>
+        </w:rPr>
+        <w:t xml:space="preserve">Step 2: Detect insecure protocols in flight (12.2)</w:t>
+      </w:r>
+      <w:r>
+        <w:br/>
+      </w:r>
+      <w:r>
+        <w:rPr>
+          <w:rStyle w:val="VerbatimChar"/>
+        </w:rPr>
+        <w:t xml:space="preserve">  → CSW reports: any plaintext flow (HTTP, FTP, Telnet, LDAP, SMTP)</w:t>
+      </w:r>
+      <w:r>
+        <w:br/>
+      </w:r>
+      <w:r>
+        <w:rPr>
+          <w:rStyle w:val="VerbatimChar"/>
+        </w:rPr>
+        <w:t xml:space="preserve">  → Alert on insecure flows from sensitive scopes</w:t>
+      </w:r>
+      <w:r>
+        <w:br/>
+      </w:r>
+      <w:r>
+        <w:rPr>
+          <w:rStyle w:val="VerbatimChar"/>
+        </w:rPr>
+        <w:t xml:space="preserve">  → Block via segmentation policy as remediation</w:t>
+      </w:r>
+    </w:p>
+    <w:p>
+      <w:pPr>
+        <w:pStyle w:val="FirstParagraph"/>
+      </w:pPr>
+      <w:r>
+        <w:rPr>
+          <w:b/>
+          <w:bCs/>
+        </w:rPr>
+        <w:t xml:space="preserve">Evidence:</w:t>
+      </w:r>
+      <w:r>
+        <w:t xml:space="preserve"> </w:t>
+      </w:r>
+      <w:r>
+        <w:t xml:space="preserve">(a) ADM dependency export; (b) plaintext-flow alert log.</w:t>
+      </w:r>
+    </w:p>
+    <w:p>
+      <w:r>
+        <w:pict>
+          <v:rect style="width:0;height:1.5pt" o:hralign="center" o:hrstd="t" o:hr="t"/>
+        </w:pict>
+      </w:r>
+    </w:p>
+    <w:bookmarkEnd w:id="35"/>
+    <w:bookmarkStart w:id="36" w:name="Xda30ea8ec099917e53a962dbd741d1885eaf962"/>
+    <w:p>
+      <w:pPr>
+        <w:pStyle w:val="Heading2"/>
+      </w:pPr>
+      <w:r>
+        <w:t xml:space="preserve">11. Control 13 — Network Monitoring and Defense</w:t>
+      </w:r>
+    </w:p>
+    <w:p>
+      <w:pPr>
+        <w:pStyle w:val="FirstParagraph"/>
+      </w:pPr>
+      <w:r>
+        <w:rPr>
+          <w:b/>
+          <w:bCs/>
+        </w:rPr>
+        <w:t xml:space="preserve">IG2 Safeguards in scope:</w:t>
+      </w:r>
+      <w:r>
+        <w:t xml:space="preserve"> </w:t>
+      </w:r>
+      <w:r>
+        <w:t xml:space="preserve">13.1 (centralised monitoring), 13.2</w:t>
+      </w:r>
+      <w:r>
+        <w:t xml:space="preserve"> </w:t>
+      </w:r>
+      <w:r>
+        <w:t xml:space="preserve">(deploy host-based intrusion detection — see also Control 10), 13.3</w:t>
+      </w:r>
+      <w:r>
+        <w:t xml:space="preserve"> </w:t>
+      </w:r>
+      <w:r>
+        <w:t xml:space="preserve">(network intrusion detection), 13.4 (perform traffic filtering</w:t>
+      </w:r>
+      <w:r>
+        <w:t xml:space="preserve"> </w:t>
+      </w:r>
+      <w:r>
+        <w:t xml:space="preserve">between network segments), 13.5 (manage access control for remote</w:t>
+      </w:r>
+      <w:r>
+        <w:t xml:space="preserve"> </w:t>
+      </w:r>
+      <w:r>
+        <w:t xml:space="preserve">assets), 13.6 (collect network traffic flow logs), 13.7 (deploy</w:t>
+      </w:r>
+      <w:r>
+        <w:t xml:space="preserve"> </w:t>
+      </w:r>
+      <w:r>
+        <w:t xml:space="preserve">host-based intrusion prevention — IG3), 13.8 (deploy network</w:t>
+      </w:r>
+      <w:r>
+        <w:t xml:space="preserve"> </w:t>
+      </w:r>
+      <w:r>
+        <w:t xml:space="preserve">intrusion prevention — IG3), 13.9 (deploy port-level access</w:t>
+      </w:r>
+      <w:r>
+        <w:t xml:space="preserve"> </w:t>
+      </w:r>
+      <w:r>
+        <w:t xml:space="preserve">control — IG3), 13.10 (perform application-layer filtering — IG3).</w:t>
+      </w:r>
+    </w:p>
+    <w:p>
+      <w:pPr>
+        <w:pStyle w:val="BodyText"/>
+      </w:pPr>
+      <w:r>
+        <w:t xml:space="preserve">This is the densest CSW alignment in the entire CIS Controls. CSW</w:t>
+      </w:r>
+      <w:r>
+        <w:t xml:space="preserve"> </w:t>
+      </w:r>
+      <w:r>
+        <w:t xml:space="preserve">runs at the workload, observes every flow, applies behavioural</w:t>
+      </w:r>
+      <w:r>
+        <w:t xml:space="preserve"> </w:t>
+      </w:r>
+      <w:r>
+        <w:t xml:space="preserve">analytics, enforces segmentation, and forwards to the SIEM.</w:t>
+      </w:r>
+    </w:p>
+    <w:p>
+      <w:pPr>
+        <w:pStyle w:val="BodyText"/>
+      </w:pPr>
+      <w:r>
+        <w:rPr>
+          <w:b/>
+          <w:bCs/>
+        </w:rPr>
+        <w:t xml:space="preserve">CSW Implementation:</w:t>
+      </w:r>
+    </w:p>
+    <w:p>
+      <w:pPr>
+        <w:pStyle w:val="SourceCode"/>
+      </w:pPr>
+      <w:r>
+        <w:rPr>
+          <w:rStyle w:val="VerbatimChar"/>
+        </w:rPr>
+        <w:t xml:space="preserve">Step 1: Centralised monitoring (Safeguard 13.1, 13.6)</w:t>
+      </w:r>
+      <w:r>
+        <w:br/>
+      </w:r>
+      <w:r>
+        <w:rPr>
+          <w:rStyle w:val="VerbatimChar"/>
+        </w:rPr>
+        <w:t xml:space="preserve">  → CSW collects every flow on every CSW-managed workload</w:t>
+      </w:r>
+      <w:r>
+        <w:br/>
+      </w:r>
+      <w:r>
+        <w:rPr>
+          <w:rStyle w:val="VerbatimChar"/>
+        </w:rPr>
+        <w:t xml:space="preserve">  → Forwarded to SIEM continuously; retained at CSW for the data</w:t>
+      </w:r>
+      <w:r>
+        <w:br/>
+      </w:r>
+      <w:r>
+        <w:rPr>
+          <w:rStyle w:val="VerbatimChar"/>
+        </w:rPr>
+        <w:t xml:space="preserve">    retention window (typically 30 days; configurable)</w:t>
+      </w:r>
+      <w:r>
+        <w:br/>
+      </w:r>
+      <w:r>
+        <w:br/>
+      </w:r>
+      <w:r>
+        <w:rPr>
+          <w:rStyle w:val="VerbatimChar"/>
+        </w:rPr>
+        <w:t xml:space="preserve">Step 2: East-west traffic filtering (Safeguard 13.4)</w:t>
+      </w:r>
+      <w:r>
+        <w:br/>
+      </w:r>
+      <w:r>
+        <w:rPr>
+          <w:rStyle w:val="VerbatimChar"/>
+        </w:rPr>
+        <w:t xml:space="preserve">  → Build segmentation policy per scope; deny-by-default</w:t>
+      </w:r>
+      <w:r>
+        <w:br/>
+      </w:r>
+      <w:r>
+        <w:rPr>
+          <w:rStyle w:val="VerbatimChar"/>
+        </w:rPr>
+        <w:t xml:space="preserve">  → Run in Simulation 30+ days; resolve legitimate-but-blocked flows</w:t>
+      </w:r>
+      <w:r>
+        <w:br/>
+      </w:r>
+      <w:r>
+        <w:rPr>
+          <w:rStyle w:val="VerbatimChar"/>
+        </w:rPr>
+        <w:t xml:space="preserve">  → Promote to Enforce; quarterly diff report</w:t>
+      </w:r>
+      <w:r>
+        <w:br/>
+      </w:r>
+      <w:r>
+        <w:br/>
+      </w:r>
+      <w:r>
+        <w:rPr>
+          <w:rStyle w:val="VerbatimChar"/>
+        </w:rPr>
+        <w:t xml:space="preserve">Step 3: Behavioural detection (Safeguards 13.2, 13.3)</w:t>
+      </w:r>
+      <w:r>
+        <w:br/>
+      </w:r>
+      <w:r>
+        <w:rPr>
+          <w:rStyle w:val="VerbatimChar"/>
+        </w:rPr>
+        <w:t xml:space="preserve">  → Out-of-the-box rules: privilege escalation, persistence, lateral</w:t>
+      </w:r>
+      <w:r>
+        <w:br/>
+      </w:r>
+      <w:r>
+        <w:rPr>
+          <w:rStyle w:val="VerbatimChar"/>
+        </w:rPr>
+        <w:t xml:space="preserve">    movement, suspicious child processes</w:t>
+      </w:r>
+      <w:r>
+        <w:br/>
+      </w:r>
+      <w:r>
+        <w:rPr>
+          <w:rStyle w:val="VerbatimChar"/>
+        </w:rPr>
+        <w:t xml:space="preserve">  → Custom rules: encode org-specific abuse patterns</w:t>
+      </w:r>
+      <w:r>
+        <w:br/>
+      </w:r>
+      <w:r>
+        <w:rPr>
+          <w:rStyle w:val="VerbatimChar"/>
+        </w:rPr>
+        <w:t xml:space="preserve">  → IG3: tie to playbook automation for sub-15-minute MTTR</w:t>
+      </w:r>
+      <w:r>
+        <w:br/>
+      </w:r>
+      <w:r>
+        <w:br/>
+      </w:r>
+      <w:r>
+        <w:rPr>
+          <w:rStyle w:val="VerbatimChar"/>
+        </w:rPr>
+        <w:t xml:space="preserve">Step 4: Anomaly detection (Safeguards 13.3, 13.8)</w:t>
+      </w:r>
+      <w:r>
+        <w:br/>
+      </w:r>
+      <w:r>
+        <w:rPr>
+          <w:rStyle w:val="VerbatimChar"/>
+        </w:rPr>
+        <w:t xml:space="preserve">  → Conversation graph: flag new edges in workload-to-workload</w:t>
+      </w:r>
+      <w:r>
+        <w:br/>
+      </w:r>
+      <w:r>
+        <w:rPr>
+          <w:rStyle w:val="VerbatimChar"/>
+        </w:rPr>
+        <w:t xml:space="preserve">    communication</w:t>
+      </w:r>
+      <w:r>
+        <w:br/>
+      </w:r>
+      <w:r>
+        <w:rPr>
+          <w:rStyle w:val="VerbatimChar"/>
+        </w:rPr>
+        <w:t xml:space="preserve">  → Port/protocol distribution anomalies per workload</w:t>
+      </w:r>
+      <w:r>
+        <w:br/>
+      </w:r>
+      <w:r>
+        <w:br/>
+      </w:r>
+      <w:r>
+        <w:rPr>
+          <w:rStyle w:val="VerbatimChar"/>
+        </w:rPr>
+        <w:t xml:space="preserve">Step 5: Remote-asset access control (Safeguard 13.5)</w:t>
+      </w:r>
+      <w:r>
+        <w:br/>
+      </w:r>
+      <w:r>
+        <w:rPr>
+          <w:rStyle w:val="VerbatimChar"/>
+        </w:rPr>
+        <w:t xml:space="preserve">  → Identify remote-management paths in CSW (VPN concentrators,</w:t>
+      </w:r>
+      <w:r>
+        <w:br/>
+      </w:r>
+      <w:r>
+        <w:rPr>
+          <w:rStyle w:val="VerbatimChar"/>
+        </w:rPr>
+        <w:t xml:space="preserve">    bastion hosts, admin VPN ranges)</w:t>
+      </w:r>
+      <w:r>
+        <w:br/>
+      </w:r>
+      <w:r>
+        <w:rPr>
+          <w:rStyle w:val="VerbatimChar"/>
+        </w:rPr>
+        <w:t xml:space="preserve">  → Limit allow rules for management protocols (22, 3389, WinRM) to</w:t>
+      </w:r>
+      <w:r>
+        <w:br/>
+      </w:r>
+      <w:r>
+        <w:rPr>
+          <w:rStyle w:val="VerbatimChar"/>
+        </w:rPr>
+        <w:t xml:space="preserve">    those source sets only</w:t>
+      </w:r>
+    </w:p>
+    <w:p>
+      <w:pPr>
+        <w:pStyle w:val="FirstParagraph"/>
+      </w:pPr>
+      <w:r>
+        <w:rPr>
+          <w:b/>
+          <w:bCs/>
+        </w:rPr>
+        <w:t xml:space="preserve">Evidence:</w:t>
+      </w:r>
+      <w:r>
+        <w:t xml:space="preserve"> </w:t>
+      </w:r>
+      <w:r>
+        <w:t xml:space="preserve">(a) segmentation policy export with simulation→</w:t>
+      </w:r>
+      <w:r>
+        <w:t xml:space="preserve"> </w:t>
+      </w:r>
+      <w:r>
+        <w:t xml:space="preserve">enforcement log; (b) detection rule catalogue; (c) anomaly alert</w:t>
+      </w:r>
+      <w:r>
+        <w:t xml:space="preserve"> </w:t>
+      </w:r>
+      <w:r>
+        <w:t xml:space="preserve">log; (d) flow telemetry retention configuration.</w:t>
+      </w:r>
+    </w:p>
+    <w:p>
+      <w:pPr>
+        <w:pStyle w:val="BodyText"/>
+      </w:pPr>
+      <w:r>
+        <w:rPr>
+          <w:b/>
+          <w:bCs/>
+        </w:rPr>
+        <w:t xml:space="preserve">IG1 delta:</w:t>
+      </w:r>
+      <w:r>
+        <w:t xml:space="preserve"> </w:t>
+      </w:r>
+      <w:r>
+        <w:t xml:space="preserve">flow logs at the border; simple deny rules; weekly</w:t>
+      </w:r>
+      <w:r>
+        <w:t xml:space="preserve"> </w:t>
+      </w:r>
+      <w:r>
+        <w:t xml:space="preserve">review of suspicious activity.</w:t>
+      </w:r>
+      <w:r>
+        <w:t xml:space="preserve"> </w:t>
+      </w:r>
+      <w:r>
+        <w:rPr>
+          <w:b/>
+          <w:bCs/>
+        </w:rPr>
+        <w:t xml:space="preserve">IG3 delta:</w:t>
+      </w:r>
+      <w:r>
+        <w:t xml:space="preserve"> </w:t>
+      </w:r>
+      <w:r>
+        <w:t xml:space="preserve">Safeguards 13.7–13.10 layered (HIPS, NIPS, port-level</w:t>
+      </w:r>
+      <w:r>
+        <w:t xml:space="preserve"> </w:t>
+      </w:r>
+      <w:r>
+        <w:t xml:space="preserve">access, app-layer filtering); CSW behavioural rules feed automated</w:t>
+      </w:r>
+      <w:r>
+        <w:t xml:space="preserve"> </w:t>
+      </w:r>
+      <w:r>
+        <w:t xml:space="preserve">response.</w:t>
+      </w:r>
+    </w:p>
+    <w:p>
+      <w:r>
+        <w:pict>
+          <v:rect style="width:0;height:1.5pt" o:hralign="center" o:hrstd="t" o:hr="t"/>
+        </w:pict>
+      </w:r>
+    </w:p>
+    <w:bookmarkEnd w:id="36"/>
+    <w:bookmarkStart w:id="37" w:name="Xf0ce8edb103b5ea62294a335adbc442b1048324"/>
+    <w:p>
+      <w:pPr>
+        <w:pStyle w:val="Heading2"/>
+      </w:pPr>
+      <w:r>
+        <w:t xml:space="preserve">12. Control 17 — Incident Response Management</w:t>
+      </w:r>
+    </w:p>
+    <w:p>
+      <w:pPr>
+        <w:pStyle w:val="FirstParagraph"/>
+      </w:pPr>
+      <w:r>
+        <w:rPr>
+          <w:b/>
+          <w:bCs/>
+        </w:rPr>
+        <w:t xml:space="preserve">IG2 Safeguards in scope:</w:t>
+      </w:r>
+      <w:r>
+        <w:t xml:space="preserve"> </w:t>
+      </w:r>
+      <w:r>
+        <w:t xml:space="preserve">17.1 (designate IR personnel), 17.2</w:t>
+      </w:r>
+      <w:r>
+        <w:t xml:space="preserve"> </w:t>
+      </w:r>
+      <w:r>
+        <w:t xml:space="preserve">(establish &amp; maintain contact information), 17.3 (establish &amp; maintain</w:t>
+      </w:r>
+      <w:r>
+        <w:t xml:space="preserve"> </w:t>
+      </w:r>
+      <w:r>
+        <w:t xml:space="preserve">IR process), 17.4 (test IR process), 17.5 (assign roles), 17.6</w:t>
+      </w:r>
+      <w:r>
+        <w:t xml:space="preserve"> </w:t>
+      </w:r>
+      <w:r>
+        <w:t xml:space="preserve">(define mechanisms for reporting), 17.8 (track post-incident</w:t>
+      </w:r>
+      <w:r>
+        <w:t xml:space="preserve"> </w:t>
+      </w:r>
+      <w:r>
+        <w:t xml:space="preserve">review).</w:t>
+      </w:r>
+    </w:p>
+    <w:p>
+      <w:pPr>
+        <w:pStyle w:val="BodyText"/>
+      </w:pPr>
+      <w:r>
+        <w:t xml:space="preserve">CSW is not the IR playbook owner. CSW supplies the</w:t>
+      </w:r>
+      <w:r>
+        <w:t xml:space="preserve"> </w:t>
+      </w:r>
+      <w:r>
+        <w:rPr>
+          <w:b/>
+          <w:bCs/>
+        </w:rPr>
+        <w:t xml:space="preserve">evidence</w:t>
+      </w:r>
+      <w:r>
+        <w:rPr>
+          <w:b/>
+          <w:bCs/>
+        </w:rPr>
+        <w:t xml:space="preserve"> </w:t>
+      </w:r>
+      <w:r>
+        <w:rPr>
+          <w:b/>
+          <w:bCs/>
+        </w:rPr>
+        <w:t xml:space="preserve">substrate</w:t>
+      </w:r>
+      <w:r>
+        <w:t xml:space="preserve"> </w:t>
+      </w:r>
+      <w:r>
+        <w:t xml:space="preserve">that lets each step of the IR process produce defensible</w:t>
+      </w:r>
+      <w:r>
+        <w:t xml:space="preserve"> </w:t>
+      </w:r>
+      <w:r>
+        <w:t xml:space="preserve">artefacts.</w:t>
+      </w:r>
+    </w:p>
+    <w:p>
+      <w:pPr>
+        <w:pStyle w:val="BodyText"/>
+      </w:pPr>
+      <w:r>
+        <w:rPr>
+          <w:b/>
+          <w:bCs/>
+        </w:rPr>
+        <w:t xml:space="preserve">CSW Implementation — Six-Artefact IR Bundle:</w:t>
+      </w:r>
+    </w:p>
+    <w:p>
+      <w:pPr>
+        <w:pStyle w:val="SourceCode"/>
+      </w:pPr>
+      <w:r>
+        <w:rPr>
+          <w:rStyle w:val="VerbatimChar"/>
+        </w:rPr>
+        <w:t xml:space="preserve">For each declared incident on a CSW-managed workload:</w:t>
+      </w:r>
+      <w:r>
+        <w:br/>
+      </w:r>
+      <w:r>
+        <w:br/>
+      </w:r>
+      <w:r>
+        <w:rPr>
+          <w:rStyle w:val="VerbatimChar"/>
+        </w:rPr>
+        <w:t xml:space="preserve">  (a) Affected workload set</w:t>
+      </w:r>
+      <w:r>
+        <w:br/>
+      </w:r>
+      <w:r>
+        <w:rPr>
+          <w:rStyle w:val="VerbatimChar"/>
+        </w:rPr>
+        <w:t xml:space="preserve">      → Inventory query: hostnames, IPs, OS, scope labels, owner</w:t>
+      </w:r>
+      <w:r>
+        <w:br/>
+      </w:r>
+      <w:r>
+        <w:br/>
+      </w:r>
+      <w:r>
+        <w:rPr>
+          <w:rStyle w:val="VerbatimChar"/>
+        </w:rPr>
+        <w:t xml:space="preserve">  (b) Time-anchored flow record</w:t>
+      </w:r>
+      <w:r>
+        <w:br/>
+      </w:r>
+      <w:r>
+        <w:rPr>
+          <w:rStyle w:val="VerbatimChar"/>
+        </w:rPr>
+        <w:t xml:space="preserve">      → CSW historical conversations: source, destination, port, byte</w:t>
+      </w:r>
+      <w:r>
+        <w:br/>
+      </w:r>
+      <w:r>
+        <w:rPr>
+          <w:rStyle w:val="VerbatimChar"/>
+        </w:rPr>
+        <w:t xml:space="preserve">        counts, timestamps, process attribution</w:t>
+      </w:r>
+      <w:r>
+        <w:br/>
+      </w:r>
+      <w:r>
+        <w:br/>
+      </w:r>
+      <w:r>
+        <w:rPr>
+          <w:rStyle w:val="VerbatimChar"/>
+        </w:rPr>
+        <w:t xml:space="preserve">  (c) Process activity record</w:t>
+      </w:r>
+      <w:r>
+        <w:br/>
+      </w:r>
+      <w:r>
+        <w:rPr>
+          <w:rStyle w:val="VerbatimChar"/>
+        </w:rPr>
+        <w:t xml:space="preserve">      → Every process spawned on affected workloads in the window</w:t>
+      </w:r>
+      <w:r>
+        <w:br/>
+      </w:r>
+      <w:r>
+        <w:br/>
+      </w:r>
+      <w:r>
+        <w:rPr>
+          <w:rStyle w:val="VerbatimChar"/>
+        </w:rPr>
+        <w:t xml:space="preserve">  (d) Software footprint at time of incident</w:t>
+      </w:r>
+      <w:r>
+        <w:br/>
+      </w:r>
+      <w:r>
+        <w:rPr>
+          <w:rStyle w:val="VerbatimChar"/>
+        </w:rPr>
+        <w:t xml:space="preserve">      → Package list, CVE exposure at that moment (not "today")</w:t>
+      </w:r>
+      <w:r>
+        <w:br/>
+      </w:r>
+      <w:r>
+        <w:br/>
+      </w:r>
+      <w:r>
+        <w:rPr>
+          <w:rStyle w:val="VerbatimChar"/>
+        </w:rPr>
+        <w:t xml:space="preserve">  (e) Containment evidence</w:t>
+      </w:r>
+      <w:r>
+        <w:br/>
+      </w:r>
+      <w:r>
+        <w:rPr>
+          <w:rStyle w:val="VerbatimChar"/>
+        </w:rPr>
+        <w:t xml:space="preserve">      → Quarantine policy applied; flow drop count after policy;</w:t>
+      </w:r>
+      <w:r>
+        <w:br/>
+      </w:r>
+      <w:r>
+        <w:rPr>
+          <w:rStyle w:val="VerbatimChar"/>
+        </w:rPr>
+        <w:t xml:space="preserve">        time-to-quarantine</w:t>
+      </w:r>
+      <w:r>
+        <w:br/>
+      </w:r>
+      <w:r>
+        <w:br/>
+      </w:r>
+      <w:r>
+        <w:rPr>
+          <w:rStyle w:val="VerbatimChar"/>
+        </w:rPr>
+        <w:t xml:space="preserve">  (f) Post-incident control proof</w:t>
+      </w:r>
+      <w:r>
+        <w:br/>
+      </w:r>
+      <w:r>
+        <w:rPr>
+          <w:rStyle w:val="VerbatimChar"/>
+        </w:rPr>
+        <w:t xml:space="preserve">      → Diff between pre-incident segmentation and remediated state</w:t>
+      </w:r>
+    </w:p>
+    <w:p>
+      <w:pPr>
+        <w:pStyle w:val="FirstParagraph"/>
+      </w:pPr>
+      <w:r>
+        <w:rPr>
+          <w:b/>
+          <w:bCs/>
+        </w:rPr>
+        <w:t xml:space="preserve">Evidence:</w:t>
+      </w:r>
+      <w:r>
+        <w:t xml:space="preserve"> </w:t>
+      </w:r>
+      <w:r>
+        <w:t xml:space="preserve">(a) incident dossier per declared event; (b) MTTD/MTTR</w:t>
+      </w:r>
+      <w:r>
+        <w:t xml:space="preserve"> </w:t>
+      </w:r>
+      <w:r>
+        <w:t xml:space="preserve">trend per quarter; (c) post-incident review (Safeguard 17.8) inputs.</w:t>
+      </w:r>
+    </w:p>
+    <w:p>
+      <w:r>
+        <w:pict>
+          <v:rect style="width:0;height:1.5pt" o:hralign="center" o:hrstd="t" o:hr="t"/>
+        </w:pict>
+      </w:r>
+    </w:p>
+    <w:bookmarkEnd w:id="37"/>
+    <w:bookmarkStart w:id="38" w:name="X0bf90009ca4299642359729571b1b6db998dcd1"/>
+    <w:p>
+      <w:pPr>
+        <w:pStyle w:val="Heading2"/>
+      </w:pPr>
+      <w:r>
+        <w:t xml:space="preserve">13. Control 18 — Penetration Testing (Supporting)</w:t>
+      </w:r>
+    </w:p>
+    <w:p>
+      <w:pPr>
+        <w:pStyle w:val="FirstParagraph"/>
+      </w:pPr>
+      <w:r>
+        <w:rPr>
+          <w:b/>
+          <w:bCs/>
+        </w:rPr>
+        <w:t xml:space="preserve">IG2 Safeguards in scope:</w:t>
+      </w:r>
+      <w:r>
+        <w:t xml:space="preserve"> </w:t>
+      </w:r>
+      <w:r>
+        <w:t xml:space="preserve">18.1 (establish &amp; maintain pen test</w:t>
+      </w:r>
+      <w:r>
+        <w:t xml:space="preserve"> </w:t>
+      </w:r>
+      <w:r>
+        <w:t xml:space="preserve">program), 18.2 (perform periodic external pen tests), 18.3</w:t>
+      </w:r>
+      <w:r>
+        <w:t xml:space="preserve"> </w:t>
+      </w:r>
+      <w:r>
+        <w:t xml:space="preserve">(remediate pen test findings), 18.5 (perform periodic internal pen</w:t>
+      </w:r>
+      <w:r>
+        <w:t xml:space="preserve"> </w:t>
+      </w:r>
+      <w:r>
+        <w:t xml:space="preserve">tests).</w:t>
+      </w:r>
+    </w:p>
+    <w:p>
+      <w:pPr>
+        <w:pStyle w:val="BodyText"/>
+      </w:pPr>
+      <w:r>
+        <w:rPr>
+          <w:b/>
+          <w:bCs/>
+        </w:rPr>
+        <w:t xml:space="preserve">CSW Implementation:</w:t>
+      </w:r>
+    </w:p>
+    <w:p>
+      <w:pPr>
+        <w:pStyle w:val="SourceCode"/>
+      </w:pPr>
+      <w:r>
+        <w:rPr>
+          <w:rStyle w:val="VerbatimChar"/>
+        </w:rPr>
+        <w:t xml:space="preserve">Step 1: Pre-test reachability baseline (Safeguard 18.5)</w:t>
+      </w:r>
+      <w:r>
+        <w:br/>
+      </w:r>
+      <w:r>
+        <w:rPr>
+          <w:rStyle w:val="VerbatimChar"/>
+        </w:rPr>
+        <w:t xml:space="preserve">  → CSW "what-if" reachability query for the test scope</w:t>
+      </w:r>
+      <w:r>
+        <w:br/>
+      </w:r>
+      <w:r>
+        <w:rPr>
+          <w:rStyle w:val="VerbatimChar"/>
+        </w:rPr>
+        <w:t xml:space="preserve">  → Output: who can reach what, on which port, with which identity</w:t>
+      </w:r>
+      <w:r>
+        <w:br/>
+      </w:r>
+      <w:r>
+        <w:rPr>
+          <w:rStyle w:val="VerbatimChar"/>
+        </w:rPr>
+        <w:t xml:space="preserve">  → Hand to the red team as the engagement scoping document</w:t>
+      </w:r>
+      <w:r>
+        <w:br/>
+      </w:r>
+      <w:r>
+        <w:br/>
+      </w:r>
+      <w:r>
+        <w:rPr>
+          <w:rStyle w:val="VerbatimChar"/>
+        </w:rPr>
+        <w:t xml:space="preserve">Step 2: During test</w:t>
+      </w:r>
+      <w:r>
+        <w:br/>
+      </w:r>
+      <w:r>
+        <w:rPr>
+          <w:rStyle w:val="VerbatimChar"/>
+        </w:rPr>
+        <w:t xml:space="preserve">  → Defenders may observe in "purple" mode</w:t>
+      </w:r>
+      <w:r>
+        <w:br/>
+      </w:r>
+      <w:r>
+        <w:rPr>
+          <w:rStyle w:val="VerbatimChar"/>
+        </w:rPr>
+        <w:t xml:space="preserve">  → CSW alerts can be observed but not acted on without abort</w:t>
+      </w:r>
+      <w:r>
+        <w:br/>
+      </w:r>
+      <w:r>
+        <w:br/>
+      </w:r>
+      <w:r>
+        <w:rPr>
+          <w:rStyle w:val="VerbatimChar"/>
+        </w:rPr>
+        <w:t xml:space="preserve">Step 3: Post-test reachability comparison</w:t>
+      </w:r>
+      <w:r>
+        <w:br/>
+      </w:r>
+      <w:r>
+        <w:rPr>
+          <w:rStyle w:val="VerbatimChar"/>
+        </w:rPr>
+        <w:t xml:space="preserve">  → Re-run reachability query; diff vs. pre-test</w:t>
+      </w:r>
+      <w:r>
+        <w:br/>
+      </w:r>
+      <w:r>
+        <w:rPr>
+          <w:rStyle w:val="VerbatimChar"/>
+        </w:rPr>
+        <w:t xml:space="preserve">  → Document: which segmentation rules held, which were bypassed,</w:t>
+      </w:r>
+      <w:r>
+        <w:br/>
+      </w:r>
+      <w:r>
+        <w:rPr>
+          <w:rStyle w:val="VerbatimChar"/>
+        </w:rPr>
+        <w:t xml:space="preserve">    which detections fired vs. missed (Safeguard 18.3 input)</w:t>
+      </w:r>
+    </w:p>
+    <w:p>
+      <w:pPr>
+        <w:pStyle w:val="FirstParagraph"/>
+      </w:pPr>
+      <w:r>
+        <w:rPr>
+          <w:b/>
+          <w:bCs/>
+        </w:rPr>
+        <w:t xml:space="preserve">Evidence:</w:t>
+      </w:r>
+      <w:r>
+        <w:t xml:space="preserve"> </w:t>
+      </w:r>
+      <w:r>
+        <w:t xml:space="preserve">(a) pre-test reachability report; (b) red-team</w:t>
+      </w:r>
+      <w:r>
+        <w:t xml:space="preserve"> </w:t>
+      </w:r>
+      <w:r>
+        <w:t xml:space="preserve">activity reconstruction; (c) post-test gap analysis.</w:t>
+      </w:r>
+    </w:p>
+    <w:p>
+      <w:r>
+        <w:pict>
+          <v:rect style="width:0;height:1.5pt" o:hralign="center" o:hrstd="t" o:hr="t"/>
+        </w:pict>
+      </w:r>
+    </w:p>
+    <w:bookmarkEnd w:id="38"/>
+    <w:bookmarkStart w:id="39" w:name="X94d87b137f4c94428bce92d94f363c510493819"/>
+    <w:p>
+      <w:pPr>
+        <w:pStyle w:val="Heading2"/>
+      </w:pPr>
+      <w:r>
+        <w:t xml:space="preserve">14. Mapping Table — CIS Controls v8.1 → CSW Capability</w:t>
+      </w:r>
+    </w:p>
+    <w:tbl>
+      <w:tblPr>
+        <w:tblStyle w:val="Table"/>
+        <w:tblW w:type="auto" w:w="0"/>
+        <w:tblLook w:firstRow="1" w:lastRow="0" w:firstColumn="0" w:lastColumn="0" w:noHBand="0" w:noVBand="0" w:val="0020"/>
+      </w:tblPr>
+      <w:tblGrid>
+        <w:gridCol w:w="2640"/>
+        <w:gridCol w:w="2640"/>
+        <w:gridCol w:w="2640"/>
+      </w:tblGrid>
+      <w:tr>
+        <w:trPr>
+          <w:tblHeader w:val="on"/>
+        </w:trPr>
+        <w:tc>
+          <w:tcPr/>
+          <w:p>
+            <w:pPr>
+              <w:pStyle w:val="Compact"/>
+            </w:pPr>
+            <w:r>
+              <w:t xml:space="preserve">Safeguard</w:t>
+            </w:r>
+          </w:p>
+        </w:tc>
+        <w:tc>
+          <w:tcPr/>
+          <w:p>
+            <w:pPr>
+              <w:pStyle w:val="Compact"/>
+            </w:pPr>
+            <w:r>
+              <w:t xml:space="preserve">Title</w:t>
+            </w:r>
+          </w:p>
+        </w:tc>
+        <w:tc>
+          <w:tcPr/>
+          <w:p>
+            <w:pPr>
+              <w:pStyle w:val="Compact"/>
+            </w:pPr>
+            <w:r>
+              <w:t xml:space="preserve">CSW capability</w:t>
+            </w:r>
+          </w:p>
+        </w:tc>
+      </w:tr>
+      <w:tr>
+        <w:tc>
+          <w:tcPr/>
+          <w:p>
+            <w:pPr>
+              <w:pStyle w:val="Compact"/>
+            </w:pPr>
+            <w:r>
+              <w:t xml:space="preserve">1.1</w:t>
+            </w:r>
+          </w:p>
+        </w:tc>
+        <w:tc>
+          <w:tcPr/>
+          <w:p>
+            <w:pPr>
+              <w:pStyle w:val="Compact"/>
+            </w:pPr>
+            <w:r>
+              <w:t xml:space="preserve">Inventory of enterprise assets</w:t>
+            </w:r>
+          </w:p>
+        </w:tc>
+        <w:tc>
+          <w:tcPr/>
+          <w:p>
+            <w:pPr>
+              <w:pStyle w:val="Compact"/>
+            </w:pPr>
+            <w:r>
+              <w:t xml:space="preserve">Continuous workload inventory + cloud asset metadata</w:t>
+            </w:r>
+          </w:p>
+        </w:tc>
+      </w:tr>
+      <w:tr>
+        <w:tc>
+          <w:tcPr/>
+          <w:p>
+            <w:pPr>
+              <w:pStyle w:val="Compact"/>
+            </w:pPr>
+            <w:r>
+              <w:t xml:space="preserve">1.2</w:t>
+            </w:r>
+          </w:p>
+        </w:tc>
+        <w:tc>
+          <w:tcPr/>
+          <w:p>
+            <w:pPr>
+              <w:pStyle w:val="Compact"/>
+            </w:pPr>
+            <w:r>
+              <w:t xml:space="preserve">Address unauthorised assets</w:t>
+            </w:r>
+          </w:p>
+        </w:tc>
+        <w:tc>
+          <w:tcPr/>
+          <w:p>
+            <w:pPr>
+              <w:pStyle w:val="Compact"/>
+            </w:pPr>
+            <w:r>
+              <w:t xml:space="preserve">Quarantine policy applied to net-new workloads</w:t>
+            </w:r>
+          </w:p>
+        </w:tc>
+      </w:tr>
+      <w:tr>
+        <w:tc>
+          <w:tcPr/>
+          <w:p>
+            <w:pPr>
+              <w:pStyle w:val="Compact"/>
+            </w:pPr>
+            <w:r>
+              <w:t xml:space="preserve">1.3</w:t>
+            </w:r>
+          </w:p>
+        </w:tc>
+        <w:tc>
+          <w:tcPr/>
+          <w:p>
+            <w:pPr>
+              <w:pStyle w:val="Compact"/>
+            </w:pPr>
+            <w:r>
+              <w:t xml:space="preserve">Active discovery</w:t>
+            </w:r>
+          </w:p>
+        </w:tc>
+        <w:tc>
+          <w:tcPr/>
+          <w:p>
+            <w:pPr>
+              <w:pStyle w:val="Compact"/>
+            </w:pPr>
+            <w:r>
+              <w:t xml:space="preserve">Sensor coverage + cloud connectors</w:t>
+            </w:r>
+          </w:p>
+        </w:tc>
+      </w:tr>
+      <w:tr>
+        <w:tc>
+          <w:tcPr/>
+          <w:p>
+            <w:pPr>
+              <w:pStyle w:val="Compact"/>
+            </w:pPr>
+            <w:r>
+              <w:t xml:space="preserve">1.5</w:t>
+            </w:r>
+          </w:p>
+        </w:tc>
+        <w:tc>
+          <w:tcPr/>
+          <w:p>
+            <w:pPr>
+              <w:pStyle w:val="Compact"/>
+            </w:pPr>
+            <w:r>
+              <w:t xml:space="preserve">Passive discovery</w:t>
+            </w:r>
+          </w:p>
+        </w:tc>
+        <w:tc>
+          <w:tcPr/>
+          <w:p>
+            <w:pPr>
+              <w:pStyle w:val="Compact"/>
+            </w:pPr>
+            <w:r>
+              <w:t xml:space="preserve">Cloud orchestrator polling for ephemeral assets</w:t>
+            </w:r>
+          </w:p>
+        </w:tc>
+      </w:tr>
+      <w:tr>
+        <w:tc>
+          <w:tcPr/>
+          <w:p>
+            <w:pPr>
+              <w:pStyle w:val="Compact"/>
+            </w:pPr>
+            <w:r>
+              <w:t xml:space="preserve">2.1</w:t>
+            </w:r>
+          </w:p>
+        </w:tc>
+        <w:tc>
+          <w:tcPr/>
+          <w:p>
+            <w:pPr>
+              <w:pStyle w:val="Compact"/>
+            </w:pPr>
+            <w:r>
+              <w:t xml:space="preserve">Software inventory</w:t>
+            </w:r>
+          </w:p>
+        </w:tc>
+        <w:tc>
+          <w:tcPr/>
+          <w:p>
+            <w:pPr>
+              <w:pStyle w:val="Compact"/>
+            </w:pPr>
+            <w:r>
+              <w:t xml:space="preserve">Per-workload package + version inventory</w:t>
+            </w:r>
+          </w:p>
+        </w:tc>
+      </w:tr>
+      <w:tr>
+        <w:tc>
+          <w:tcPr/>
+          <w:p>
+            <w:pPr>
+              <w:pStyle w:val="Compact"/>
+            </w:pPr>
+            <w:r>
+              <w:t xml:space="preserve">2.2</w:t>
+            </w:r>
+          </w:p>
+        </w:tc>
+        <w:tc>
+          <w:tcPr/>
+          <w:p>
+            <w:pPr>
+              <w:pStyle w:val="Compact"/>
+            </w:pPr>
+            <w:r>
+              <w:t xml:space="preserve">Authorised software supported</w:t>
+            </w:r>
+          </w:p>
+        </w:tc>
+        <w:tc>
+          <w:tcPr/>
+          <w:p>
+            <w:pPr>
+              <w:pStyle w:val="Compact"/>
+            </w:pPr>
+            <w:r>
+              <w:t xml:space="preserve">Cross-reference against vendor-support list</w:t>
+            </w:r>
+          </w:p>
+        </w:tc>
+      </w:tr>
+      <w:tr>
+        <w:tc>
+          <w:tcPr/>
+          <w:p>
+            <w:pPr>
+              <w:pStyle w:val="Compact"/>
+            </w:pPr>
+            <w:r>
+              <w:t xml:space="preserve">2.3</w:t>
+            </w:r>
+          </w:p>
+        </w:tc>
+        <w:tc>
+          <w:tcPr/>
+          <w:p>
+            <w:pPr>
+              <w:pStyle w:val="Compact"/>
+            </w:pPr>
+            <w:r>
+              <w:t xml:space="preserve">Address unauthorised software</w:t>
+            </w:r>
+          </w:p>
+        </w:tc>
+        <w:tc>
+          <w:tcPr/>
+          <w:p>
+            <w:pPr>
+              <w:pStyle w:val="Compact"/>
+            </w:pPr>
+            <w:r>
+              <w:t xml:space="preserve">Alert + (IG3) behavioural-policy block</w:t>
+            </w:r>
+          </w:p>
+        </w:tc>
+      </w:tr>
+      <w:tr>
+        <w:tc>
+          <w:tcPr/>
+          <w:p>
+            <w:pPr>
+              <w:pStyle w:val="Compact"/>
+            </w:pPr>
+            <w:r>
+              <w:t xml:space="preserve">2.5–2.6</w:t>
+            </w:r>
+          </w:p>
+        </w:tc>
+        <w:tc>
+          <w:tcPr/>
+          <w:p>
+            <w:pPr>
+              <w:pStyle w:val="Compact"/>
+            </w:pPr>
+            <w:r>
+              <w:t xml:space="preserve">Allow-listed software / libraries</w:t>
+            </w:r>
+          </w:p>
+        </w:tc>
+        <w:tc>
+          <w:tcPr/>
+          <w:p>
+            <w:pPr>
+              <w:pStyle w:val="Compact"/>
+            </w:pPr>
+            <w:r>
+              <w:t xml:space="preserve">Allow-list catalogue + behavioural enforcement</w:t>
+            </w:r>
+          </w:p>
+        </w:tc>
+      </w:tr>
+      <w:tr>
+        <w:tc>
+          <w:tcPr/>
+          <w:p>
+            <w:pPr>
+              <w:pStyle w:val="Compact"/>
+            </w:pPr>
+            <w:r>
+              <w:t xml:space="preserve">4.1</w:t>
+            </w:r>
+          </w:p>
+        </w:tc>
+        <w:tc>
+          <w:tcPr/>
+          <w:p>
+            <w:pPr>
+              <w:pStyle w:val="Compact"/>
+            </w:pPr>
+            <w:r>
+              <w:t xml:space="preserve">Secure configuration process</w:t>
+            </w:r>
+          </w:p>
+        </w:tc>
+        <w:tc>
+          <w:tcPr/>
+          <w:p>
+            <w:pPr>
+              <w:pStyle w:val="Compact"/>
+            </w:pPr>
+            <w:r>
+              <w:t xml:space="preserve">Daily baseline + drift report tied to change ticket</w:t>
+            </w:r>
+          </w:p>
+        </w:tc>
+      </w:tr>
+      <w:tr>
+        <w:tc>
+          <w:tcPr/>
+          <w:p>
+            <w:pPr>
+              <w:pStyle w:val="Compact"/>
+            </w:pPr>
+            <w:r>
+              <w:t xml:space="preserve">4.2</w:t>
+            </w:r>
+          </w:p>
+        </w:tc>
+        <w:tc>
+          <w:tcPr/>
+          <w:p>
+            <w:pPr>
+              <w:pStyle w:val="Compact"/>
+            </w:pPr>
+            <w:r>
+              <w:t xml:space="preserve">Network infra config</w:t>
+            </w:r>
+          </w:p>
+        </w:tc>
+        <w:tc>
+          <w:tcPr/>
+          <w:p>
+            <w:pPr>
+              <w:pStyle w:val="Compact"/>
+            </w:pPr>
+            <w:r>
+              <w:t xml:space="preserve">Workload-side complement to network-team config</w:t>
+            </w:r>
+          </w:p>
+        </w:tc>
+      </w:tr>
+      <w:tr>
+        <w:tc>
+          <w:tcPr/>
+          <w:p>
+            <w:pPr>
+              <w:pStyle w:val="Compact"/>
+            </w:pPr>
+            <w:r>
+              <w:t xml:space="preserve">4.4</w:t>
+            </w:r>
+          </w:p>
+        </w:tc>
+        <w:tc>
+          <w:tcPr/>
+          <w:p>
+            <w:pPr>
+              <w:pStyle w:val="Compact"/>
+            </w:pPr>
+            <w:r>
+              <w:t xml:space="preserve">Default-deny on FW</w:t>
+            </w:r>
+          </w:p>
+        </w:tc>
+        <w:tc>
+          <w:tcPr/>
+          <w:p>
+            <w:pPr>
+              <w:pStyle w:val="Compact"/>
+            </w:pPr>
+            <w:r>
+              <w:t xml:space="preserve">CSW segmentation enforcement at the workload</w:t>
+            </w:r>
+          </w:p>
+        </w:tc>
+      </w:tr>
+      <w:tr>
+        <w:tc>
+          <w:tcPr/>
+          <w:p>
+            <w:pPr>
+              <w:pStyle w:val="Compact"/>
+            </w:pPr>
+            <w:r>
+              <w:t xml:space="preserve">4.6</w:t>
+            </w:r>
+          </w:p>
+        </w:tc>
+        <w:tc>
+          <w:tcPr/>
+          <w:p>
+            <w:pPr>
+              <w:pStyle w:val="Compact"/>
+            </w:pPr>
+            <w:r>
+              <w:t xml:space="preserve">Secure software config</w:t>
+            </w:r>
+          </w:p>
+        </w:tc>
+        <w:tc>
+          <w:tcPr/>
+          <w:p>
+            <w:pPr>
+              <w:pStyle w:val="Compact"/>
+            </w:pPr>
+            <w:r>
+              <w:t xml:space="preserve">Per-workload listening-port + service inventory</w:t>
+            </w:r>
+          </w:p>
+        </w:tc>
+      </w:tr>
+      <w:tr>
+        <w:tc>
+          <w:tcPr/>
+          <w:p>
+            <w:pPr>
+              <w:pStyle w:val="Compact"/>
+            </w:pPr>
+            <w:r>
+              <w:t xml:space="preserve">6.1–6.5</w:t>
+            </w:r>
+          </w:p>
+        </w:tc>
+        <w:tc>
+          <w:tcPr/>
+          <w:p>
+            <w:pPr>
+              <w:pStyle w:val="Compact"/>
+            </w:pPr>
+            <w:r>
+              <w:t xml:space="preserve">Access control management</w:t>
+            </w:r>
+          </w:p>
+        </w:tc>
+        <w:tc>
+          <w:tcPr/>
+          <w:p>
+            <w:pPr>
+              <w:pStyle w:val="Compact"/>
+            </w:pPr>
+            <w:r>
+              <w:t xml:space="preserve">Workload-side enforcement; identity is upstream</w:t>
+            </w:r>
+          </w:p>
+        </w:tc>
+      </w:tr>
+      <w:tr>
+        <w:tc>
+          <w:tcPr/>
+          <w:p>
+            <w:pPr>
+              <w:pStyle w:val="Compact"/>
+            </w:pPr>
+            <w:r>
+              <w:t xml:space="preserve">7.1–7.7</w:t>
+            </w:r>
+          </w:p>
+        </w:tc>
+        <w:tc>
+          <w:tcPr/>
+          <w:p>
+            <w:pPr>
+              <w:pStyle w:val="Compact"/>
+            </w:pPr>
+            <w:r>
+              <w:t xml:space="preserve">Continuous vulnerability mgmt</w:t>
+            </w:r>
+          </w:p>
+        </w:tc>
+        <w:tc>
+          <w:tcPr/>
+          <w:p>
+            <w:pPr>
+              <w:pStyle w:val="Compact"/>
+            </w:pPr>
+            <w:r>
+              <w:t xml:space="preserve">Continuous CVE inventory + reachability prioritisation</w:t>
+            </w:r>
+          </w:p>
+        </w:tc>
+      </w:tr>
+      <w:tr>
+        <w:tc>
+          <w:tcPr/>
+          <w:p>
+            <w:pPr>
+              <w:pStyle w:val="Compact"/>
+            </w:pPr>
+            <w:r>
+              <w:t xml:space="preserve">8.2</w:t>
+            </w:r>
+          </w:p>
+        </w:tc>
+        <w:tc>
+          <w:tcPr/>
+          <w:p>
+            <w:pPr>
+              <w:pStyle w:val="Compact"/>
+            </w:pPr>
+            <w:r>
+              <w:t xml:space="preserve">Collect audit logs</w:t>
+            </w:r>
+          </w:p>
+        </w:tc>
+        <w:tc>
+          <w:tcPr/>
+          <w:p>
+            <w:pPr>
+              <w:pStyle w:val="Compact"/>
+            </w:pPr>
+            <w:r>
+              <w:t xml:space="preserve">SIEM forwarding configuration</w:t>
+            </w:r>
+          </w:p>
+        </w:tc>
+      </w:tr>
+      <w:tr>
+        <w:tc>
+          <w:tcPr/>
+          <w:p>
+            <w:pPr>
+              <w:pStyle w:val="Compact"/>
+            </w:pPr>
+            <w:r>
+              <w:t xml:space="preserve">8.5</w:t>
+            </w:r>
+          </w:p>
+        </w:tc>
+        <w:tc>
+          <w:tcPr/>
+          <w:p>
+            <w:pPr>
+              <w:pStyle w:val="Compact"/>
+            </w:pPr>
+            <w:r>
+              <w:t xml:space="preserve">Detailed audit logs</w:t>
+            </w:r>
+          </w:p>
+        </w:tc>
+        <w:tc>
+          <w:tcPr/>
+          <w:p>
+            <w:pPr>
+              <w:pStyle w:val="Compact"/>
+            </w:pPr>
+            <w:r>
+              <w:t xml:space="preserve">Per-flow + per-process + per-event detail</w:t>
+            </w:r>
+          </w:p>
+        </w:tc>
+      </w:tr>
+      <w:tr>
+        <w:tc>
+          <w:tcPr/>
+          <w:p>
+            <w:pPr>
+              <w:pStyle w:val="Compact"/>
+            </w:pPr>
+            <w:r>
+              <w:t xml:space="preserve">8.7, 8.10</w:t>
+            </w:r>
+          </w:p>
+        </w:tc>
+        <w:tc>
+          <w:tcPr/>
+          <w:p>
+            <w:pPr>
+              <w:pStyle w:val="Compact"/>
+            </w:pPr>
+            <w:r>
+              <w:t xml:space="preserve">Retain audit logs</w:t>
+            </w:r>
+          </w:p>
+        </w:tc>
+        <w:tc>
+          <w:tcPr/>
+          <w:p>
+            <w:pPr>
+              <w:pStyle w:val="Compact"/>
+            </w:pPr>
+            <w:r>
+              <w:t xml:space="preserve">SIEM retention policy + CSW window</w:t>
+            </w:r>
+          </w:p>
+        </w:tc>
+      </w:tr>
+      <w:tr>
+        <w:tc>
+          <w:tcPr/>
+          <w:p>
+            <w:pPr>
+              <w:pStyle w:val="Compact"/>
+            </w:pPr>
+            <w:r>
+              <w:t xml:space="preserve">8.11</w:t>
+            </w:r>
+          </w:p>
+        </w:tc>
+        <w:tc>
+          <w:tcPr/>
+          <w:p>
+            <w:pPr>
+              <w:pStyle w:val="Compact"/>
+            </w:pPr>
+            <w:r>
+              <w:t xml:space="preserve">Audit log reviews</w:t>
+            </w:r>
+          </w:p>
+        </w:tc>
+        <w:tc>
+          <w:tcPr/>
+          <w:p>
+            <w:pPr>
+              <w:pStyle w:val="Compact"/>
+            </w:pPr>
+            <w:r>
+              <w:t xml:space="preserve">Quarterly review of CSW alert summary</w:t>
+            </w:r>
+          </w:p>
+        </w:tc>
+      </w:tr>
+      <w:tr>
+        <w:tc>
+          <w:tcPr/>
+          <w:p>
+            <w:pPr>
+              <w:pStyle w:val="Compact"/>
+            </w:pPr>
+            <w:r>
+              <w:t xml:space="preserve">10.1–10.7</w:t>
+            </w:r>
+          </w:p>
+        </w:tc>
+        <w:tc>
+          <w:tcPr/>
+          <w:p>
+            <w:pPr>
+              <w:pStyle w:val="Compact"/>
+            </w:pPr>
+            <w:r>
+              <w:t xml:space="preserve">Malware defenses</w:t>
+            </w:r>
+          </w:p>
+        </w:tc>
+        <w:tc>
+          <w:tcPr/>
+          <w:p>
+            <w:pPr>
+              <w:pStyle w:val="Compact"/>
+            </w:pPr>
+            <w:r>
+              <w:t xml:space="preserve">Behavioural rules layered with endpoint AV</w:t>
+            </w:r>
+          </w:p>
+        </w:tc>
+      </w:tr>
+      <w:tr>
+        <w:tc>
+          <w:tcPr/>
+          <w:p>
+            <w:pPr>
+              <w:pStyle w:val="Compact"/>
+            </w:pPr>
+            <w:r>
+              <w:t xml:space="preserve">12.2</w:t>
+            </w:r>
+          </w:p>
+        </w:tc>
+        <w:tc>
+          <w:tcPr/>
+          <w:p>
+            <w:pPr>
+              <w:pStyle w:val="Compact"/>
+            </w:pPr>
+            <w:r>
+              <w:t xml:space="preserve">Secure protocols</w:t>
+            </w:r>
+          </w:p>
+        </w:tc>
+        <w:tc>
+          <w:tcPr/>
+          <w:p>
+            <w:pPr>
+              <w:pStyle w:val="Compact"/>
+            </w:pPr>
+            <w:r>
+              <w:t xml:space="preserve">Plaintext-flow detection + DENY enforcement</w:t>
+            </w:r>
+          </w:p>
+        </w:tc>
+      </w:tr>
+      <w:tr>
+        <w:tc>
+          <w:tcPr/>
+          <w:p>
+            <w:pPr>
+              <w:pStyle w:val="Compact"/>
+            </w:pPr>
+            <w:r>
+              <w:t xml:space="preserve">12.4</w:t>
+            </w:r>
+          </w:p>
+        </w:tc>
+        <w:tc>
+          <w:tcPr/>
+          <w:p>
+            <w:pPr>
+              <w:pStyle w:val="Compact"/>
+            </w:pPr>
+            <w:r>
+              <w:t xml:space="preserve">Architecture diagrams</w:t>
+            </w:r>
+          </w:p>
+        </w:tc>
+        <w:tc>
+          <w:tcPr/>
+          <w:p>
+            <w:pPr>
+              <w:pStyle w:val="Compact"/>
+            </w:pPr>
+            <w:r>
+              <w:t xml:space="preserve">ADM dependency export</w:t>
+            </w:r>
+          </w:p>
+        </w:tc>
+      </w:tr>
+      <w:tr>
+        <w:tc>
+          <w:tcPr/>
+          <w:p>
+            <w:pPr>
+              <w:pStyle w:val="Compact"/>
+            </w:pPr>
+            <w:r>
+              <w:t xml:space="preserve">13.1, 13.6</w:t>
+            </w:r>
+          </w:p>
+        </w:tc>
+        <w:tc>
+          <w:tcPr/>
+          <w:p>
+            <w:pPr>
+              <w:pStyle w:val="Compact"/>
+            </w:pPr>
+            <w:r>
+              <w:t xml:space="preserve">Centralised monitoring + flow logs</w:t>
+            </w:r>
+          </w:p>
+        </w:tc>
+        <w:tc>
+          <w:tcPr/>
+          <w:p>
+            <w:pPr>
+              <w:pStyle w:val="Compact"/>
+            </w:pPr>
+            <w:r>
+              <w:t xml:space="preserve">CSW flow telemetry + SIEM forwarding</w:t>
+            </w:r>
+          </w:p>
+        </w:tc>
+      </w:tr>
+      <w:tr>
+        <w:tc>
+          <w:tcPr/>
+          <w:p>
+            <w:pPr>
+              <w:pStyle w:val="Compact"/>
+            </w:pPr>
+            <w:r>
+              <w:t xml:space="preserve">13.2, 13.3</w:t>
+            </w:r>
+          </w:p>
+        </w:tc>
+        <w:tc>
+          <w:tcPr/>
+          <w:p>
+            <w:pPr>
+              <w:pStyle w:val="Compact"/>
+            </w:pPr>
+            <w:r>
+              <w:t xml:space="preserve">Host + network IDS</w:t>
+            </w:r>
+          </w:p>
+        </w:tc>
+        <w:tc>
+          <w:tcPr/>
+          <w:p>
+            <w:pPr>
+              <w:pStyle w:val="Compact"/>
+            </w:pPr>
+            <w:r>
+              <w:t xml:space="preserve">Behavioural rules + anomaly detection</w:t>
+            </w:r>
+          </w:p>
+        </w:tc>
+      </w:tr>
+      <w:tr>
+        <w:tc>
+          <w:tcPr/>
+          <w:p>
+            <w:pPr>
+              <w:pStyle w:val="Compact"/>
+            </w:pPr>
+            <w:r>
+              <w:t xml:space="preserve">13.4</w:t>
+            </w:r>
+          </w:p>
+        </w:tc>
+        <w:tc>
+          <w:tcPr/>
+          <w:p>
+            <w:pPr>
+              <w:pStyle w:val="Compact"/>
+            </w:pPr>
+            <w:r>
+              <w:t xml:space="preserve">Traffic filtering between segments</w:t>
+            </w:r>
+          </w:p>
+        </w:tc>
+        <w:tc>
+          <w:tcPr/>
+          <w:p>
+            <w:pPr>
+              <w:pStyle w:val="Compact"/>
+            </w:pPr>
+            <w:r>
+              <w:t xml:space="preserve">CSW segmentation policy enforcement</w:t>
+            </w:r>
+          </w:p>
+        </w:tc>
+      </w:tr>
+      <w:tr>
+        <w:tc>
+          <w:tcPr/>
+          <w:p>
+            <w:pPr>
+              <w:pStyle w:val="Compact"/>
+            </w:pPr>
+            <w:r>
+              <w:t xml:space="preserve">13.5</w:t>
+            </w:r>
+          </w:p>
+        </w:tc>
+        <w:tc>
+          <w:tcPr/>
+          <w:p>
+            <w:pPr>
+              <w:pStyle w:val="Compact"/>
+            </w:pPr>
+            <w:r>
+              <w:t xml:space="preserve">Remote-asset access control</w:t>
+            </w:r>
+          </w:p>
+        </w:tc>
+        <w:tc>
+          <w:tcPr/>
+          <w:p>
+            <w:pPr>
+              <w:pStyle w:val="Compact"/>
+            </w:pPr>
+            <w:r>
+              <w:t xml:space="preserve">Restrict mgmt protocol allow rules to bastion sources</w:t>
+            </w:r>
+          </w:p>
+        </w:tc>
+      </w:tr>
+      <w:tr>
+        <w:tc>
+          <w:tcPr/>
+          <w:p>
+            <w:pPr>
+              <w:pStyle w:val="Compact"/>
+            </w:pPr>
+            <w:r>
+              <w:t xml:space="preserve">13.7–13.10</w:t>
+            </w:r>
+          </w:p>
+        </w:tc>
+        <w:tc>
+          <w:tcPr/>
+          <w:p>
+            <w:pPr>
+              <w:pStyle w:val="Compact"/>
+            </w:pPr>
+            <w:r>
+              <w:t xml:space="preserve">HIPS, NIPS, port-level, app-layer filtering</w:t>
+            </w:r>
+          </w:p>
+        </w:tc>
+        <w:tc>
+          <w:tcPr/>
+          <w:p>
+            <w:pPr>
+              <w:pStyle w:val="Compact"/>
+            </w:pPr>
+            <w:r>
+              <w:t xml:space="preserve">Behavioural rules + segmentation enforcement</w:t>
+            </w:r>
+          </w:p>
+        </w:tc>
+      </w:tr>
+      <w:tr>
+        <w:tc>
+          <w:tcPr/>
+          <w:p>
+            <w:pPr>
+              <w:pStyle w:val="Compact"/>
+            </w:pPr>
+            <w:r>
+              <w:t xml:space="preserve">15.1, 15.4</w:t>
+            </w:r>
+          </w:p>
+        </w:tc>
+        <w:tc>
+          <w:tcPr/>
+          <w:p>
+            <w:pPr>
+              <w:pStyle w:val="Compact"/>
+            </w:pPr>
+            <w:r>
+              <w:t xml:space="preserve">Service provider mgmt (technical lens)</w:t>
+            </w:r>
+          </w:p>
+        </w:tc>
+        <w:tc>
+          <w:tcPr/>
+          <w:p>
+            <w:pPr>
+              <w:pStyle w:val="Compact"/>
+            </w:pPr>
+            <w:r>
+              <w:t xml:space="preserve">Vendor-egress observation + reconciliation</w:t>
+            </w:r>
+          </w:p>
+        </w:tc>
+      </w:tr>
+      <w:tr>
+        <w:tc>
+          <w:tcPr/>
+          <w:p>
+            <w:pPr>
+              <w:pStyle w:val="Compact"/>
+            </w:pPr>
+            <w:r>
+              <w:t xml:space="preserve">16.1, 16.6</w:t>
+            </w:r>
+          </w:p>
+        </w:tc>
+        <w:tc>
+          <w:tcPr/>
+          <w:p>
+            <w:pPr>
+              <w:pStyle w:val="Compact"/>
+            </w:pPr>
+            <w:r>
+              <w:t xml:space="preserve">Application sec process / vuln mgmt</w:t>
+            </w:r>
+          </w:p>
+        </w:tc>
+        <w:tc>
+          <w:tcPr/>
+          <w:p>
+            <w:pPr>
+              <w:pStyle w:val="Compact"/>
+            </w:pPr>
+            <w:r>
+              <w:t xml:space="preserve">CVE inventory feeds SDLC + reachability for triage</w:t>
+            </w:r>
+          </w:p>
+        </w:tc>
+      </w:tr>
+      <w:tr>
+        <w:tc>
+          <w:tcPr/>
+          <w:p>
+            <w:pPr>
+              <w:pStyle w:val="Compact"/>
+            </w:pPr>
+            <w:r>
+              <w:t xml:space="preserve">17.1–17.8</w:t>
+            </w:r>
+          </w:p>
+        </w:tc>
+        <w:tc>
+          <w:tcPr/>
+          <w:p>
+            <w:pPr>
+              <w:pStyle w:val="Compact"/>
+            </w:pPr>
+            <w:r>
+              <w:t xml:space="preserve">Incident response process</w:t>
+            </w:r>
+          </w:p>
+        </w:tc>
+        <w:tc>
+          <w:tcPr/>
+          <w:p>
+            <w:pPr>
+              <w:pStyle w:val="Compact"/>
+            </w:pPr>
+            <w:r>
+              <w:t xml:space="preserve">Six-artefact incident dossier (§12)</w:t>
+            </w:r>
+          </w:p>
+        </w:tc>
+      </w:tr>
+      <w:tr>
+        <w:tc>
+          <w:tcPr/>
+          <w:p>
+            <w:pPr>
+              <w:pStyle w:val="Compact"/>
+            </w:pPr>
+            <w:r>
+              <w:t xml:space="preserve">18.1–18.5</w:t>
+            </w:r>
+          </w:p>
+        </w:tc>
+        <w:tc>
+          <w:tcPr/>
+          <w:p>
+            <w:pPr>
+              <w:pStyle w:val="Compact"/>
+            </w:pPr>
+            <w:r>
+              <w:t xml:space="preserve">Penetration testing</w:t>
+            </w:r>
+          </w:p>
+        </w:tc>
+        <w:tc>
+          <w:tcPr/>
+          <w:p>
+            <w:pPr>
+              <w:pStyle w:val="Compact"/>
+            </w:pPr>
+            <w:r>
+              <w:t xml:space="preserve">Pre/post reachability + activity reconstruction</w:t>
+            </w:r>
+          </w:p>
+        </w:tc>
+      </w:tr>
+    </w:tbl>
+    <w:p>
+      <w:r>
+        <w:pict>
+          <v:rect style="width:0;height:1.5pt" o:hralign="center" o:hrstd="t" o:hr="t"/>
+        </w:pict>
+      </w:r>
+    </w:p>
+    <w:bookmarkEnd w:id="39"/>
+    <w:bookmarkStart w:id="40" w:name="X7ed0f1dcde318812af889c47137f29ef984ff34"/>
+    <w:p>
+      <w:pPr>
+        <w:pStyle w:val="Heading2"/>
+      </w:pPr>
+      <w:r>
+        <w:t xml:space="preserve">15. Auditor / Assessor Response Guide</w:t>
       </w:r>
     </w:p>
     <w:p>
@@ -7530,7 +8831,7 @@
               <w:pStyle w:val="Compact"/>
             </w:pPr>
             <w:r>
-              <w:t xml:space="preserve">Six-artefact bundle (§10)</w:t>
+              <w:t xml:space="preserve">Six-artefact bundle (§12)</w:t>
             </w:r>
           </w:p>
         </w:tc>
@@ -7567,14 +8868,14 @@
         </w:pict>
       </w:r>
     </w:p>
-    <w:bookmarkEnd w:id="33"/>
-    <w:bookmarkStart w:id="39" w:name="Xf1e49668efa2e1c1e699520eacf5e387b2e003d"/>
+    <w:bookmarkEnd w:id="40"/>
+    <w:bookmarkStart w:id="47" w:name="X13574deb73697c690d9956a0838facd403af902"/>
     <w:p>
       <w:pPr>
         <w:pStyle w:val="Heading2"/>
       </w:pPr>
       <w:r>
-        <w:t xml:space="preserve">14. Related Frameworks</w:t>
+        <w:t xml:space="preserve">16. Related Frameworks</w:t>
       </w:r>
     </w:p>
     <w:p>
@@ -7587,7 +8888,6 @@
     </w:p>
     <w:p>
       <w:pPr>
-        <w:pStyle w:val="Compact"/>
         <w:numPr>
           <w:ilvl w:val="0"/>
           <w:numId w:val="1019"/>
@@ -7621,7 +8921,7 @@
       <w:r>
         <w:t xml:space="preserve"> </w:t>
       </w:r>
-      <w:hyperlink r:id="rId34">
+      <w:hyperlink r:id="rId41">
         <w:r>
           <w:rPr>
             <w:rStyle w:val="Hyperlink"/>
@@ -7635,7 +8935,6 @@
     </w:p>
     <w:p>
       <w:pPr>
-        <w:pStyle w:val="Compact"/>
         <w:numPr>
           <w:ilvl w:val="0"/>
           <w:numId w:val="1019"/>
@@ -7663,7 +8962,7 @@
       <w:r>
         <w:t xml:space="preserve"> </w:t>
       </w:r>
-      <w:hyperlink r:id="rId35">
+      <w:hyperlink r:id="rId42">
         <w:r>
           <w:rPr>
             <w:rStyle w:val="Hyperlink"/>
@@ -7677,7 +8976,6 @@
     </w:p>
     <w:p>
       <w:pPr>
-        <w:pStyle w:val="Compact"/>
         <w:numPr>
           <w:ilvl w:val="0"/>
           <w:numId w:val="1019"/>
@@ -7705,7 +9003,7 @@
       <w:r>
         <w:t xml:space="preserve"> </w:t>
       </w:r>
-      <w:hyperlink r:id="rId36">
+      <w:hyperlink r:id="rId43">
         <w:r>
           <w:rPr>
             <w:rStyle w:val="Hyperlink"/>
@@ -7719,7 +9017,6 @@
     </w:p>
     <w:p>
       <w:pPr>
-        <w:pStyle w:val="Compact"/>
         <w:numPr>
           <w:ilvl w:val="0"/>
           <w:numId w:val="1019"/>
@@ -7747,7 +9044,7 @@
       <w:r>
         <w:t xml:space="preserve"> </w:t>
       </w:r>
-      <w:hyperlink r:id="rId37">
+      <w:hyperlink r:id="rId44">
         <w:r>
           <w:rPr>
             <w:rStyle w:val="Hyperlink"/>
@@ -7761,7 +9058,6 @@
     </w:p>
     <w:p>
       <w:pPr>
-        <w:pStyle w:val="Compact"/>
         <w:numPr>
           <w:ilvl w:val="0"/>
           <w:numId w:val="1019"/>
@@ -7789,7 +9085,7 @@
       <w:r>
         <w:t xml:space="preserve"> </w:t>
       </w:r>
-      <w:hyperlink r:id="rId38">
+      <w:hyperlink r:id="rId45">
         <w:r>
           <w:rPr>
             <w:rStyle w:val="Hyperlink"/>
@@ -7802,20 +9098,55 @@
       </w:r>
     </w:p>
     <w:p>
+      <w:pPr>
+        <w:numPr>
+          <w:ilvl w:val="0"/>
+          <w:numId w:val="1019"/>
+        </w:numPr>
+      </w:pPr>
+      <w:r>
+        <w:rPr>
+          <w:b/>
+          <w:bCs/>
+        </w:rPr>
+        <w:t xml:space="preserve">UK NCSC CAF v3.2</w:t>
+      </w:r>
+      <w:r>
+        <w:t xml:space="preserve"> </w:t>
+      </w:r>
+      <w:r>
+        <w:t xml:space="preserve">— Controls 1, 2, 4, 7, and 13 are the reuse path for CAF A3, B4, B5, and C1 (see</w:t>
+      </w:r>
+      <w:r>
+        <w:t xml:space="preserve"> </w:t>
+      </w:r>
+      <w:hyperlink r:id="rId46">
+        <w:r>
+          <w:rPr>
+            <w:rStyle w:val="Hyperlink"/>
+          </w:rPr>
+          <w:t xml:space="preserve">CAF crosswalk</w:t>
+        </w:r>
+      </w:hyperlink>
+      <w:r>
+        <w:t xml:space="preserve">).</w:t>
+      </w:r>
+    </w:p>
+    <w:p>
       <w:r>
         <w:pict>
           <v:rect style="width:0;height:1.5pt" o:hralign="center" o:hrstd="t" o:hr="t"/>
         </w:pict>
       </w:r>
     </w:p>
-    <w:bookmarkEnd w:id="39"/>
-    <w:bookmarkStart w:id="41" w:name="X3fa64ec7385257809f582bef244276b4ad0b402"/>
+    <w:bookmarkEnd w:id="47"/>
+    <w:bookmarkStart w:id="49" w:name="X5f43f4e480dd0718e5a95b56c5ae25798d3c64c"/>
     <w:p>
       <w:pPr>
         <w:pStyle w:val="Heading2"/>
       </w:pPr>
       <w:r>
-        <w:t xml:space="preserve">15. Disclaimer</w:t>
+        <w:t xml:space="preserve">17. Disclaimer</w:t>
       </w:r>
     </w:p>
     <w:p>
@@ -7898,7 +9229,7 @@
       <w:r>
         <w:t xml:space="preserve"> </w:t>
       </w:r>
-      <w:hyperlink r:id="rId40">
+      <w:hyperlink r:id="rId48">
         <w:r>
           <w:rPr>
             <w:rStyle w:val="Hyperlink"/>
@@ -8014,8 +9345,8 @@
         <w:t xml:space="preserve">being relied upon in a formal compliance engagement.</w:t>
       </w:r>
     </w:p>
-    <w:bookmarkEnd w:id="41"/>
-    <w:bookmarkEnd w:id="42"/>
+    <w:bookmarkEnd w:id="49"/>
+    <w:bookmarkEnd w:id="50"/>
     <w:sectPr>
       <w:footnotePr>
         <w:numRestart w:val="eachSect"/>
